--- a/docs/Buch Bayrische Nächte/Buch 4.docx
+++ b/docs/Buch Bayrische Nächte/Buch 4.docx
@@ -10,6 +10,20 @@
       <w:proofErr w:type="spellEnd"/>
       <w:r>
         <w:t xml:space="preserve"> ist Japan und lernt langsam deren Sprache. Er erkennt deren Schrift leicht an seiner eigenen und lernt mehr und mehr von der Zukunft.</w:t>
+      </w:r>
+    </w:p>
+    <w:p/>
+    <w:p>
+      <w:r>
+        <w:t xml:space="preserve">Marina besticht die Wachen mit viel Geld und bringt sie so fast zum Schweigen. Nur einer plaudert das Geheimnis aus, er schickt eine telegraphische Nachricht zum Kult und Josef, und seine genaue Beschreibung des Monsters und der Helden bringt den Kult auf deren Spur. Sie schicken einen kleinen Trupp ebenfalls nach Japan, doch bereiten sich selbst in der Abwesenheit der Helden auf einen vernichtenden Schlag gegen die </w:t>
+      </w:r>
+      <w:proofErr w:type="spellStart"/>
+      <w:r>
+        <w:t>Custodire</w:t>
+      </w:r>
+      <w:proofErr w:type="spellEnd"/>
+      <w:r>
+        <w:t xml:space="preserve"> vor.</w:t>
       </w:r>
     </w:p>
     <w:sectPr>

--- a/docs/Buch Bayrische Nächte/Buch 4.docx
+++ b/docs/Buch Bayrische Nächte/Buch 4.docx
@@ -3,29 +3,30 @@
 <w:document xmlns:wpc="http://schemas.microsoft.com/office/word/2010/wordprocessingCanvas" xmlns:cx="http://schemas.microsoft.com/office/drawing/2014/chartex" xmlns:cx1="http://schemas.microsoft.com/office/drawing/2015/9/8/chartex" xmlns:cx2="http://schemas.microsoft.com/office/drawing/2015/10/21/chartex" xmlns:cx3="http://schemas.microsoft.com/office/drawing/2016/5/9/chartex" xmlns:cx4="http://schemas.microsoft.com/office/drawing/2016/5/10/chartex" xmlns:cx5="http://schemas.microsoft.com/office/drawing/2016/5/11/chartex" xmlns:cx6="http://schemas.microsoft.com/office/drawing/2016/5/12/chartex" xmlns:cx7="http://schemas.microsoft.com/office/drawing/2016/5/13/chartex" xmlns:cx8="http://schemas.microsoft.com/office/drawing/2016/5/14/chartex" xmlns:mc="http://schemas.openxmlformats.org/markup-compatibility/2006" xmlns:aink="http://schemas.microsoft.com/office/drawing/2016/ink" xmlns:am3d="http://schemas.microsoft.com/office/drawing/2017/model3d" xmlns:o="urn:schemas-microsoft-com:office:office" xmlns:oel="http://schemas.microsoft.com/office/2019/extlst" xmlns:r="http://schemas.openxmlformats.org/officeDocument/2006/relationships" xmlns:m="http://schemas.openxmlformats.org/officeDocument/2006/math" xmlns:v="urn:schemas-microsoft-com:vml" xmlns:wp14="http://schemas.microsoft.com/office/word/2010/wordprocessingDrawing" xmlns:wp="http://schemas.openxmlformats.org/drawingml/2006/wordprocessingDrawing" xmlns:w10="urn:schemas-microsoft-com:office:word" xmlns:w="http://schemas.openxmlformats.org/wordprocessingml/2006/main" xmlns:w14="http://schemas.microsoft.com/office/word/2010/wordml" xmlns:w15="http://schemas.microsoft.com/office/word/2012/wordml" xmlns:w16cex="http://schemas.microsoft.com/office/word/2018/wordml/cex" xmlns:w16cid="http://schemas.microsoft.com/office/word/2016/wordml/cid" xmlns:w16="http://schemas.microsoft.com/office/word/2018/wordml" xmlns:w16du="http://schemas.microsoft.com/office/word/2023/wordml/word16du" xmlns:w16sdtdh="http://schemas.microsoft.com/office/word/2020/wordml/sdtdatahash" xmlns:w16sdtfl="http://schemas.microsoft.com/office/word/2024/wordml/sdtformatlock" xmlns:w16se="http://schemas.microsoft.com/office/word/2015/wordml/symex" xmlns:wpg="http://schemas.microsoft.com/office/word/2010/wordprocessingGroup" xmlns:wpi="http://schemas.microsoft.com/office/word/2010/wordprocessingInk" xmlns:wne="http://schemas.microsoft.com/office/word/2006/wordml" xmlns:wps="http://schemas.microsoft.com/office/word/2010/wordprocessingShape" mc:Ignorable="w14 w15 w16se w16cid w16 w16cex w16sdtdh w16sdtfl w16du wp14">
   <w:body>
     <w:p>
-      <w:proofErr w:type="spellStart"/>
       <w:r>
-        <w:t>Taa-Vo</w:t>
-      </w:r>
-      <w:proofErr w:type="spellEnd"/>
-      <w:r>
-        <w:t xml:space="preserve"> ist Japan und lernt langsam deren Sprache. Er erkennt deren Schrift leicht an seiner eigenen und lernt mehr und mehr von der Zukunft.</w:t>
+        <w:t>Taa-Vo ist Japan und lernt langsam deren Sprache. Er erkennt deren Schrift leicht an seiner eigenen und lernt mehr und mehr von der Zukunft.</w:t>
       </w:r>
     </w:p>
     <w:p/>
     <w:p>
       <w:r>
-        <w:t xml:space="preserve">Marina besticht die Wachen mit viel Geld und bringt sie so fast zum Schweigen. Nur einer plaudert das Geheimnis aus, er schickt eine telegraphische Nachricht zum Kult und Josef, und seine genaue Beschreibung des Monsters und der Helden bringt den Kult auf deren Spur. Sie schicken einen kleinen Trupp ebenfalls nach Japan, doch bereiten sich selbst in der Abwesenheit der Helden auf einen vernichtenden Schlag gegen die </w:t>
-      </w:r>
-      <w:proofErr w:type="spellStart"/>
-      <w:r>
-        <w:t>Custodire</w:t>
-      </w:r>
-      <w:proofErr w:type="spellEnd"/>
-      <w:r>
-        <w:t xml:space="preserve"> vor.</w:t>
+        <w:t>Anna scheidet von den Wardens langsam und wird vom kult versteckt. Dort wird sie verehrt und lernt über die andere Seite des Koinflikts, eine Seite in der die Mosnter herrschen können. Sie kämpft mit sich selbst, aber geht am Ende des Buches zu dem Kult komplett über.</w:t>
       </w:r>
     </w:p>
+    <w:p/>
+    <w:p>
+      <w:r>
+        <w:t xml:space="preserve">Marina besticht die Wachen mit viel Geld und bringt sie so fast zum Schweigen. Nur einer plaudert das Geheimnis aus, er schickt eine telegraphische Nachricht zum Kult </w:t>
+      </w:r>
+      <w:r>
+        <w:t>und August,</w:t>
+      </w:r>
+      <w:r>
+        <w:t xml:space="preserve"> und seine genaue Beschreibung des Monsters und der Helden bringt den Kult auf deren Spur. Sie schicken einen kleinen Trupp ebenfalls nach Japan, doch bereiten sich selbst in der Abwesenheit der Helden auf einen vernichtenden Schlag gegen die Custodire vor.</w:t>
+      </w:r>
+    </w:p>
+    <w:p/>
+    <w:p/>
     <w:sectPr>
       <w:pgSz w:w="11906" w:h="16838"/>
       <w:pgMar w:top="1417" w:right="1417" w:bottom="1134" w:left="1417" w:header="708" w:footer="708" w:gutter="0"/>

--- a/docs/Buch Bayrische Nächte/Buch 4.docx
+++ b/docs/Buch Bayrische Nächte/Buch 4.docx
@@ -10,11 +10,26 @@
     <w:p/>
     <w:p>
       <w:r>
-        <w:t>Anna scheidet von den Wardens langsam und wird vom kult versteckt. Dort wird sie verehrt und lernt über die andere Seite des Koinflikts, eine Seite in der die Mosnter herrschen können. Sie kämpft mit sich selbst, aber geht am Ende des Buches zu dem Kult komplett über.</w:t>
+        <w:t xml:space="preserve">Anna scheidet von den Wardens langsam und wird vom </w:t>
+      </w:r>
+      <w:r>
+        <w:t>K</w:t>
+      </w:r>
+      <w:r>
+        <w:t xml:space="preserve">ult versteckt. Dort wird sie verehrt und lernt über die andere Seite des Konflikts, eine Seite in der die </w:t>
+      </w:r>
+      <w:r>
+        <w:t>Monster</w:t>
+      </w:r>
+      <w:r>
+        <w:t xml:space="preserve"> herrschen können. Sie kämpft mit sich selbst, aber geht am Ende des Buches zu dem Kult komplett über.</w:t>
       </w:r>
     </w:p>
     <w:p/>
     <w:p>
+      <w:r>
+        <w:t xml:space="preserve">Die Helden werden von Mosnter an Bord überrascht, da Sir Charles diese zur Ablenkung mitgebracht hat. Sie bekämpfen die Monster, doch Wachen entdecken diese. </w:t>
+      </w:r>
       <w:r>
         <w:t xml:space="preserve">Marina besticht die Wachen mit viel Geld und bringt sie so fast zum Schweigen. Nur einer plaudert das Geheimnis aus, er schickt eine telegraphische Nachricht zum Kult </w:t>
       </w:r>
@@ -23,6 +38,16 @@
       </w:r>
       <w:r>
         <w:t xml:space="preserve"> und seine genaue Beschreibung des Monsters und der Helden bringt den Kult auf deren Spur. Sie schicken einen kleinen Trupp ebenfalls nach Japan, doch bereiten sich selbst in der Abwesenheit der Helden auf einen vernichtenden Schlag gegen die Custodire vor.</w:t>
+      </w:r>
+    </w:p>
+    <w:p>
+      <w:r>
+        <w:t>Ein Mann des Kultes stellt den Helden in Alexandria eine Falle, als diese nach den Überresten der alten Bibliothek suchen. Nur ihr Seelenbund und ihre Kräfte können sie retten.</w:t>
+      </w:r>
+    </w:p>
+    <w:p>
+      <w:r>
+        <w:t>Zum Ende der Fahrt bringt Sir Charles den japanischen Botschafter zu Britannien um und die Helden klären es auf. Dabei kämpfen sie gegen Sir Charles und töten ihn. Marina erfährt endlich was genau mit ihrer Mutter passiert ist.</w:t>
       </w:r>
     </w:p>
     <w:p/>

--- a/docs/Buch Bayrische Nächte/Buch 4.docx
+++ b/docs/Buch Bayrische Nächte/Buch 4.docx
@@ -3,8 +3,13 @@
 <w:document xmlns:wpc="http://schemas.microsoft.com/office/word/2010/wordprocessingCanvas" xmlns:cx="http://schemas.microsoft.com/office/drawing/2014/chartex" xmlns:cx1="http://schemas.microsoft.com/office/drawing/2015/9/8/chartex" xmlns:cx2="http://schemas.microsoft.com/office/drawing/2015/10/21/chartex" xmlns:cx3="http://schemas.microsoft.com/office/drawing/2016/5/9/chartex" xmlns:cx4="http://schemas.microsoft.com/office/drawing/2016/5/10/chartex" xmlns:cx5="http://schemas.microsoft.com/office/drawing/2016/5/11/chartex" xmlns:cx6="http://schemas.microsoft.com/office/drawing/2016/5/12/chartex" xmlns:cx7="http://schemas.microsoft.com/office/drawing/2016/5/13/chartex" xmlns:cx8="http://schemas.microsoft.com/office/drawing/2016/5/14/chartex" xmlns:mc="http://schemas.openxmlformats.org/markup-compatibility/2006" xmlns:aink="http://schemas.microsoft.com/office/drawing/2016/ink" xmlns:am3d="http://schemas.microsoft.com/office/drawing/2017/model3d" xmlns:o="urn:schemas-microsoft-com:office:office" xmlns:oel="http://schemas.microsoft.com/office/2019/extlst" xmlns:r="http://schemas.openxmlformats.org/officeDocument/2006/relationships" xmlns:m="http://schemas.openxmlformats.org/officeDocument/2006/math" xmlns:v="urn:schemas-microsoft-com:vml" xmlns:wp14="http://schemas.microsoft.com/office/word/2010/wordprocessingDrawing" xmlns:wp="http://schemas.openxmlformats.org/drawingml/2006/wordprocessingDrawing" xmlns:w10="urn:schemas-microsoft-com:office:word" xmlns:w="http://schemas.openxmlformats.org/wordprocessingml/2006/main" xmlns:w14="http://schemas.microsoft.com/office/word/2010/wordml" xmlns:w15="http://schemas.microsoft.com/office/word/2012/wordml" xmlns:w16cex="http://schemas.microsoft.com/office/word/2018/wordml/cex" xmlns:w16cid="http://schemas.microsoft.com/office/word/2016/wordml/cid" xmlns:w16="http://schemas.microsoft.com/office/word/2018/wordml" xmlns:w16du="http://schemas.microsoft.com/office/word/2023/wordml/word16du" xmlns:w16sdtdh="http://schemas.microsoft.com/office/word/2020/wordml/sdtdatahash" xmlns:w16sdtfl="http://schemas.microsoft.com/office/word/2024/wordml/sdtformatlock" xmlns:w16se="http://schemas.microsoft.com/office/word/2015/wordml/symex" xmlns:wpg="http://schemas.microsoft.com/office/word/2010/wordprocessingGroup" xmlns:wpi="http://schemas.microsoft.com/office/word/2010/wordprocessingInk" xmlns:wne="http://schemas.microsoft.com/office/word/2006/wordml" xmlns:wps="http://schemas.microsoft.com/office/word/2010/wordprocessingShape" mc:Ignorable="w14 w15 w16se w16cid w16 w16cex w16sdtdh w16sdtfl w16du wp14">
   <w:body>
     <w:p>
-      <w:r>
-        <w:t>Taa-Vo ist Japan und lernt langsam deren Sprache. Er erkennt deren Schrift leicht an seiner eigenen und lernt mehr und mehr von der Zukunft.</w:t>
+      <w:proofErr w:type="spellStart"/>
+      <w:r>
+        <w:t>Taa-Vo</w:t>
+      </w:r>
+      <w:proofErr w:type="spellEnd"/>
+      <w:r>
+        <w:t xml:space="preserve"> ist Japan und lernt langsam deren Sprache. Er erkennt deren Schrift leicht an seiner eigenen und lernt mehr und mehr von der Zukunft.</w:t>
       </w:r>
     </w:p>
     <w:p/>
@@ -28,7 +33,15 @@
     <w:p/>
     <w:p>
       <w:r>
-        <w:t xml:space="preserve">Die Helden werden von Mosnter an Bord überrascht, da Sir Charles diese zur Ablenkung mitgebracht hat. Sie bekämpfen die Monster, doch Wachen entdecken diese. </w:t>
+        <w:t xml:space="preserve">Die Helden werden von </w:t>
+      </w:r>
+      <w:proofErr w:type="spellStart"/>
+      <w:r>
+        <w:t>Mosnter</w:t>
+      </w:r>
+      <w:proofErr w:type="spellEnd"/>
+      <w:r>
+        <w:t xml:space="preserve"> an Bord überrascht, da Sir Charles diese zur Ablenkung mitgebracht hat. Sie bekämpfen die Monster, doch Wachen entdecken diese. </w:t>
       </w:r>
       <w:r>
         <w:t xml:space="preserve">Marina besticht die Wachen mit viel Geld und bringt sie so fast zum Schweigen. Nur einer plaudert das Geheimnis aus, er schickt eine telegraphische Nachricht zum Kult </w:t>
@@ -37,7 +50,15 @@
         <w:t>und August,</w:t>
       </w:r>
       <w:r>
-        <w:t xml:space="preserve"> und seine genaue Beschreibung des Monsters und der Helden bringt den Kult auf deren Spur. Sie schicken einen kleinen Trupp ebenfalls nach Japan, doch bereiten sich selbst in der Abwesenheit der Helden auf einen vernichtenden Schlag gegen die Custodire vor.</w:t>
+        <w:t xml:space="preserve"> und seine genaue Beschreibung des Monsters und der Helden bringt den Kult auf deren Spur. Sie schicken einen kleinen Trupp ebenfalls nach Japan, doch bereiten sich selbst in der Abwesenheit der Helden auf einen vernichtenden Schlag gegen die </w:t>
+      </w:r>
+      <w:proofErr w:type="spellStart"/>
+      <w:r>
+        <w:t>Custodire</w:t>
+      </w:r>
+      <w:proofErr w:type="spellEnd"/>
+      <w:r>
+        <w:t xml:space="preserve"> vor.</w:t>
       </w:r>
     </w:p>
     <w:p>
@@ -45,9 +66,43 @@
         <w:t>Ein Mann des Kultes stellt den Helden in Alexandria eine Falle, als diese nach den Überresten der alten Bibliothek suchen. Nur ihr Seelenbund und ihre Kräfte können sie retten.</w:t>
       </w:r>
     </w:p>
+    <w:p/>
     <w:p>
       <w:r>
-        <w:t>Zum Ende der Fahrt bringt Sir Charles den japanischen Botschafter zu Britannien um und die Helden klären es auf. Dabei kämpfen sie gegen Sir Charles und töten ihn. Marina erfährt endlich was genau mit ihrer Mutter passiert ist.</w:t>
+        <w:t>Marina erfährt endlich was genau mit ihrer Mutter passiert ist als sie von Sir Charles gefangen genommen wird. Er will sie für eine Falle nutzen und lässt sie am Leben, nutzt sogar ihre Gestalt. Sie ist gefesselt mit dem Anti-Seelen-Metall und kann sich dennoch freisprengen, da ihre Seelen stark genug gegen das minderwertige Metall sind.</w:t>
+      </w:r>
+      <w:r>
+        <w:t xml:space="preserve"> (</w:t>
+      </w:r>
+      <w:proofErr w:type="spellStart"/>
+      <w:r>
+        <w:t>nichtso</w:t>
+      </w:r>
+      <w:proofErr w:type="spellEnd"/>
+      <w:r>
+        <w:t xml:space="preserve"> stark wie das von </w:t>
+      </w:r>
+      <w:proofErr w:type="spellStart"/>
+      <w:r>
+        <w:t>Nai</w:t>
+      </w:r>
+      <w:proofErr w:type="spellEnd"/>
+      <w:r>
+        <w:t xml:space="preserve"> damals)</w:t>
+      </w:r>
+    </w:p>
+    <w:p>
+      <w:r>
+        <w:t xml:space="preserve">Zum Ende der Fahrt bringt Sir Charles den japanischen Botschafter zu Britannien um und die Helden klären es auf. Dabei kämpfen sie gegen Sir Charles und töten ihn. </w:t>
+      </w:r>
+      <w:r>
+        <w:t xml:space="preserve">Dabei verliert Friedrich seinen rechten Arm und dieser wird durch den Gestaltwandler ersetzt, was er bisher verstecken will. Er vertraut dem Gestaltwandler nicht, aber der </w:t>
+      </w:r>
+      <w:r>
+        <w:t>Verlust</w:t>
+      </w:r>
+      <w:r>
+        <w:t xml:space="preserve"> seines Armes, kurz nachdem er wieder mit seiner Waffe unbeschränkt Schießen kann, schmerzt ihn sehr.</w:t>
       </w:r>
     </w:p>
     <w:p/>

--- a/docs/Buch Bayrische Nächte/Buch 4.docx
+++ b/docs/Buch Bayrische Nächte/Buch 4.docx
@@ -3,13 +3,46 @@
 <w:document xmlns:wpc="http://schemas.microsoft.com/office/word/2010/wordprocessingCanvas" xmlns:cx="http://schemas.microsoft.com/office/drawing/2014/chartex" xmlns:cx1="http://schemas.microsoft.com/office/drawing/2015/9/8/chartex" xmlns:cx2="http://schemas.microsoft.com/office/drawing/2015/10/21/chartex" xmlns:cx3="http://schemas.microsoft.com/office/drawing/2016/5/9/chartex" xmlns:cx4="http://schemas.microsoft.com/office/drawing/2016/5/10/chartex" xmlns:cx5="http://schemas.microsoft.com/office/drawing/2016/5/11/chartex" xmlns:cx6="http://schemas.microsoft.com/office/drawing/2016/5/12/chartex" xmlns:cx7="http://schemas.microsoft.com/office/drawing/2016/5/13/chartex" xmlns:cx8="http://schemas.microsoft.com/office/drawing/2016/5/14/chartex" xmlns:mc="http://schemas.openxmlformats.org/markup-compatibility/2006" xmlns:aink="http://schemas.microsoft.com/office/drawing/2016/ink" xmlns:am3d="http://schemas.microsoft.com/office/drawing/2017/model3d" xmlns:o="urn:schemas-microsoft-com:office:office" xmlns:oel="http://schemas.microsoft.com/office/2019/extlst" xmlns:r="http://schemas.openxmlformats.org/officeDocument/2006/relationships" xmlns:m="http://schemas.openxmlformats.org/officeDocument/2006/math" xmlns:v="urn:schemas-microsoft-com:vml" xmlns:wp14="http://schemas.microsoft.com/office/word/2010/wordprocessingDrawing" xmlns:wp="http://schemas.openxmlformats.org/drawingml/2006/wordprocessingDrawing" xmlns:w10="urn:schemas-microsoft-com:office:word" xmlns:w="http://schemas.openxmlformats.org/wordprocessingml/2006/main" xmlns:w14="http://schemas.microsoft.com/office/word/2010/wordml" xmlns:w15="http://schemas.microsoft.com/office/word/2012/wordml" xmlns:w16cex="http://schemas.microsoft.com/office/word/2018/wordml/cex" xmlns:w16cid="http://schemas.microsoft.com/office/word/2016/wordml/cid" xmlns:w16="http://schemas.microsoft.com/office/word/2018/wordml" xmlns:w16du="http://schemas.microsoft.com/office/word/2023/wordml/word16du" xmlns:w16sdtdh="http://schemas.microsoft.com/office/word/2020/wordml/sdtdatahash" xmlns:w16sdtfl="http://schemas.microsoft.com/office/word/2024/wordml/sdtformatlock" xmlns:w16se="http://schemas.microsoft.com/office/word/2015/wordml/symex" xmlns:wpg="http://schemas.microsoft.com/office/word/2010/wordprocessingGroup" xmlns:wpi="http://schemas.microsoft.com/office/word/2010/wordprocessingInk" xmlns:wne="http://schemas.microsoft.com/office/word/2006/wordml" xmlns:wps="http://schemas.microsoft.com/office/word/2010/wordprocessingShape" mc:Ignorable="w14 w15 w16se w16cid w16 w16cex w16sdtdh w16sdtfl w16du wp14">
   <w:body>
     <w:p>
-      <w:proofErr w:type="spellStart"/>
-      <w:r>
-        <w:t>Taa-Vo</w:t>
-      </w:r>
-      <w:proofErr w:type="spellEnd"/>
-      <w:r>
-        <w:t xml:space="preserve"> ist Japan und lernt langsam deren Sprache. Er erkennt deren Schrift leicht an seiner eigenen und lernt mehr und mehr von der Zukunft.</w:t>
+      <w:r>
+        <w:t>Prolog:</w:t>
+      </w:r>
+    </w:p>
+    <w:p>
+      <w:pPr>
+        <w:rPr>
+          <w:lang w:val="en-US"/>
+        </w:rPr>
+      </w:pPr>
+      <w:r>
+        <w:rPr>
+          <w:lang w:val="en-US"/>
+        </w:rPr>
+        <w:t>Mother Pfeiffer is lying d</w:t>
+      </w:r>
+      <w:r>
+        <w:rPr>
+          <w:lang w:val="en-US"/>
+        </w:rPr>
+        <w:t xml:space="preserve">ying, thinking about her life, what she can remember, only the good. She tells her grandchildren: I remember you, and dies. She sees herself, her Soul, ascend upwards, the stare of her son following her, up through the roof and then the clouds, then a veil of white. She reminisces about what her life had meant to her, how this feeling of eath was so peaceful, yet her continuing existence a hopeful blessing. She could watch her son, her family, going on, and she would watch it all. </w:t>
+      </w:r>
+      <w:r>
+        <w:rPr>
+          <w:lang w:val="en-US"/>
+        </w:rPr>
+        <w:br/>
+        <w:t>She gets greeted by the Shepard of Souls and talks with her shortly about her son and how special he is. Then she gets let away, a gigantic grey ball in the distance, but they go another way, far away from it. To somewhere undisturbed and peaceful.</w:t>
+      </w:r>
+    </w:p>
+    <w:p>
+      <w:pPr>
+        <w:rPr>
+          <w:lang w:val="en-US"/>
+        </w:rPr>
+      </w:pPr>
+    </w:p>
+    <w:p>
+      <w:r>
+        <w:t>Taa-Vo ist Japan und lernt langsam deren Sprache. Er erkennt deren Schrift leicht an seiner eigenen und lernt mehr und mehr von der Zukunft.</w:t>
       </w:r>
     </w:p>
     <w:p/>
@@ -33,15 +66,7 @@
     <w:p/>
     <w:p>
       <w:r>
-        <w:t xml:space="preserve">Die Helden werden von </w:t>
-      </w:r>
-      <w:proofErr w:type="spellStart"/>
-      <w:r>
-        <w:t>Mosnter</w:t>
-      </w:r>
-      <w:proofErr w:type="spellEnd"/>
-      <w:r>
-        <w:t xml:space="preserve"> an Bord überrascht, da Sir Charles diese zur Ablenkung mitgebracht hat. Sie bekämpfen die Monster, doch Wachen entdecken diese. </w:t>
+        <w:t xml:space="preserve">Die Helden werden von Mosnter an Bord überrascht, da Sir Charles diese zur Ablenkung mitgebracht hat. Sie bekämpfen die Monster, doch Wachen entdecken diese. </w:t>
       </w:r>
       <w:r>
         <w:t xml:space="preserve">Marina besticht die Wachen mit viel Geld und bringt sie so fast zum Schweigen. Nur einer plaudert das Geheimnis aus, er schickt eine telegraphische Nachricht zum Kult </w:t>
@@ -50,15 +75,7 @@
         <w:t>und August,</w:t>
       </w:r>
       <w:r>
-        <w:t xml:space="preserve"> und seine genaue Beschreibung des Monsters und der Helden bringt den Kult auf deren Spur. Sie schicken einen kleinen Trupp ebenfalls nach Japan, doch bereiten sich selbst in der Abwesenheit der Helden auf einen vernichtenden Schlag gegen die </w:t>
-      </w:r>
-      <w:proofErr w:type="spellStart"/>
-      <w:r>
-        <w:t>Custodire</w:t>
-      </w:r>
-      <w:proofErr w:type="spellEnd"/>
-      <w:r>
-        <w:t xml:space="preserve"> vor.</w:t>
+        <w:t xml:space="preserve"> und seine genaue Beschreibung des Monsters und der Helden bringt den Kult auf deren Spur. Sie schicken einen kleinen Trupp ebenfalls nach Japan, doch bereiten sich selbst in der Abwesenheit der Helden auf einen vernichtenden Schlag gegen die Custodire vor.</w:t>
       </w:r>
     </w:p>
     <w:p>
@@ -72,23 +89,7 @@
         <w:t>Marina erfährt endlich was genau mit ihrer Mutter passiert ist als sie von Sir Charles gefangen genommen wird. Er will sie für eine Falle nutzen und lässt sie am Leben, nutzt sogar ihre Gestalt. Sie ist gefesselt mit dem Anti-Seelen-Metall und kann sich dennoch freisprengen, da ihre Seelen stark genug gegen das minderwertige Metall sind.</w:t>
       </w:r>
       <w:r>
-        <w:t xml:space="preserve"> (</w:t>
-      </w:r>
-      <w:proofErr w:type="spellStart"/>
-      <w:r>
-        <w:t>nichtso</w:t>
-      </w:r>
-      <w:proofErr w:type="spellEnd"/>
-      <w:r>
-        <w:t xml:space="preserve"> stark wie das von </w:t>
-      </w:r>
-      <w:proofErr w:type="spellStart"/>
-      <w:r>
-        <w:t>Nai</w:t>
-      </w:r>
-      <w:proofErr w:type="spellEnd"/>
-      <w:r>
-        <w:t xml:space="preserve"> damals)</w:t>
+        <w:t xml:space="preserve"> (nichtso stark wie das von Nai damals)</w:t>
       </w:r>
     </w:p>
     <w:p>
@@ -96,7 +97,11 @@
         <w:t xml:space="preserve">Zum Ende der Fahrt bringt Sir Charles den japanischen Botschafter zu Britannien um und die Helden klären es auf. Dabei kämpfen sie gegen Sir Charles und töten ihn. </w:t>
       </w:r>
       <w:r>
-        <w:t xml:space="preserve">Dabei verliert Friedrich seinen rechten Arm und dieser wird durch den Gestaltwandler ersetzt, was er bisher verstecken will. Er vertraut dem Gestaltwandler nicht, aber der </w:t>
+        <w:t xml:space="preserve">Dabei verliert Friedrich seinen rechten Arm und dieser wird durch den Gestaltwandler ersetzt, was er </w:t>
+      </w:r>
+      <w:r>
+        <w:lastRenderedPageBreak/>
+        <w:t xml:space="preserve">bisher verstecken will. Er vertraut dem Gestaltwandler nicht, aber der </w:t>
       </w:r>
       <w:r>
         <w:t>Verlust</w:t>

--- a/docs/Buch Bayrische Nächte/Buch 4.docx
+++ b/docs/Buch Bayrische Nächte/Buch 4.docx
@@ -3,16 +3,19 @@
 <w:document xmlns:wpc="http://schemas.microsoft.com/office/word/2010/wordprocessingCanvas" xmlns:cx="http://schemas.microsoft.com/office/drawing/2014/chartex" xmlns:cx1="http://schemas.microsoft.com/office/drawing/2015/9/8/chartex" xmlns:cx2="http://schemas.microsoft.com/office/drawing/2015/10/21/chartex" xmlns:cx3="http://schemas.microsoft.com/office/drawing/2016/5/9/chartex" xmlns:cx4="http://schemas.microsoft.com/office/drawing/2016/5/10/chartex" xmlns:cx5="http://schemas.microsoft.com/office/drawing/2016/5/11/chartex" xmlns:cx6="http://schemas.microsoft.com/office/drawing/2016/5/12/chartex" xmlns:cx7="http://schemas.microsoft.com/office/drawing/2016/5/13/chartex" xmlns:cx8="http://schemas.microsoft.com/office/drawing/2016/5/14/chartex" xmlns:mc="http://schemas.openxmlformats.org/markup-compatibility/2006" xmlns:aink="http://schemas.microsoft.com/office/drawing/2016/ink" xmlns:am3d="http://schemas.microsoft.com/office/drawing/2017/model3d" xmlns:o="urn:schemas-microsoft-com:office:office" xmlns:oel="http://schemas.microsoft.com/office/2019/extlst" xmlns:r="http://schemas.openxmlformats.org/officeDocument/2006/relationships" xmlns:m="http://schemas.openxmlformats.org/officeDocument/2006/math" xmlns:v="urn:schemas-microsoft-com:vml" xmlns:wp14="http://schemas.microsoft.com/office/word/2010/wordprocessingDrawing" xmlns:wp="http://schemas.openxmlformats.org/drawingml/2006/wordprocessingDrawing" xmlns:w10="urn:schemas-microsoft-com:office:word" xmlns:w="http://schemas.openxmlformats.org/wordprocessingml/2006/main" xmlns:w14="http://schemas.microsoft.com/office/word/2010/wordml" xmlns:w15="http://schemas.microsoft.com/office/word/2012/wordml" xmlns:w16cex="http://schemas.microsoft.com/office/word/2018/wordml/cex" xmlns:w16cid="http://schemas.microsoft.com/office/word/2016/wordml/cid" xmlns:w16="http://schemas.microsoft.com/office/word/2018/wordml" xmlns:w16du="http://schemas.microsoft.com/office/word/2023/wordml/word16du" xmlns:w16sdtdh="http://schemas.microsoft.com/office/word/2020/wordml/sdtdatahash" xmlns:w16sdtfl="http://schemas.microsoft.com/office/word/2024/wordml/sdtformatlock" xmlns:w16se="http://schemas.microsoft.com/office/word/2015/wordml/symex" xmlns:wpg="http://schemas.microsoft.com/office/word/2010/wordprocessingGroup" xmlns:wpi="http://schemas.microsoft.com/office/word/2010/wordprocessingInk" xmlns:wne="http://schemas.microsoft.com/office/word/2006/wordml" xmlns:wps="http://schemas.microsoft.com/office/word/2010/wordprocessingShape" mc:Ignorable="w14 w15 w16se w16cid w16 w16cex w16sdtdh w16sdtfl w16du wp14">
   <w:body>
     <w:p>
-      <w:r>
+      <w:pPr>
+        <w:rPr>
+          <w:lang w:val="en-US"/>
+        </w:rPr>
+      </w:pPr>
+      <w:r>
+        <w:rPr>
+          <w:lang w:val="en-US"/>
+        </w:rPr>
         <w:t>Prolog:</w:t>
       </w:r>
     </w:p>
     <w:p>
-      <w:pPr>
-        <w:rPr>
-          <w:lang w:val="en-US"/>
-        </w:rPr>
-      </w:pPr>
       <w:r>
         <w:rPr>
           <w:lang w:val="en-US"/>
@@ -30,16 +33,13 @@
           <w:lang w:val="en-US"/>
         </w:rPr>
         <w:br/>
-        <w:t>She gets greeted by the Shepard of Souls and talks with her shortly about her son and how special he is. Then she gets let away, a gigantic grey ball in the distance, but they go another way, far away from it. To somewhere undisturbed and peaceful.</w:t>
-      </w:r>
-    </w:p>
-    <w:p>
-      <w:pPr>
-        <w:rPr>
-          <w:lang w:val="en-US"/>
-        </w:rPr>
-      </w:pPr>
-    </w:p>
+        <w:t xml:space="preserve">She gets greeted by the Shepard of Souls and talks with her shortly about her son and how special he is. Then she gets let away, a gigantic grey ball in the distance, but they go another way, far away from it. </w:t>
+      </w:r>
+      <w:r>
+        <w:t>To somewhere undisturbed and peaceful.</w:t>
+      </w:r>
+    </w:p>
+    <w:p/>
     <w:p>
       <w:r>
         <w:t>Taa-Vo ist Japan und lernt langsam deren Sprache. Er erkennt deren Schrift leicht an seiner eigenen und lernt mehr und mehr von der Zukunft.</w:t>
@@ -111,7 +111,760 @@
       </w:r>
     </w:p>
     <w:p/>
-    <w:p/>
+    <w:p>
+      <w:pPr>
+        <w:rPr>
+          <w:lang w:val="en-US"/>
+        </w:rPr>
+      </w:pPr>
+      <w:r>
+        <w:tab/>
+      </w:r>
+      <w:r>
+        <w:rPr>
+          <w:lang w:val="en-US"/>
+        </w:rPr>
+        <w:t>Marina gets tortured by Si</w:t>
+      </w:r>
+      <w:r>
+        <w:rPr>
+          <w:lang w:val="en-US"/>
+        </w:rPr>
+        <w:t>r Charles after he caught her. He says he will use her likeness to trick the others and get them too. Then he slits her throat with a knive of soulsteal, leaving her to die. The Soul of Klara sacrifices herself to safe Marina, healing her mortal wound.</w:t>
+      </w:r>
+    </w:p>
+    <w:p>
+      <w:pPr>
+        <w:rPr>
+          <w:lang w:val="en-US"/>
+        </w:rPr>
+      </w:pPr>
+      <w:r>
+        <w:rPr>
+          <w:lang w:val="en-US"/>
+        </w:rPr>
+        <w:t>Later Sir Charles comes back as Marina, wondering at hwo she had survived. He relishes thios though, as he can now torture her without her breaking easily. He starts hurting her, killing her if not ofr other souls rescuing her, before the other 4 can find Sir Charles and free Marina in a fight. Sir Charles tries to flee but Marina runs after Sir Charles up the stairs towards the ships deck.</w:t>
+      </w:r>
+    </w:p>
+    <w:p>
+      <w:pPr>
+        <w:rPr>
+          <w:lang w:val="en-US"/>
+        </w:rPr>
+      </w:pPr>
+    </w:p>
+    <w:p>
+      <w:pPr>
+        <w:rPr>
+          <w:lang w:val="en-US"/>
+        </w:rPr>
+      </w:pPr>
+    </w:p>
+    <w:p>
+      <w:pPr>
+        <w:rPr>
+          <w:lang w:val="en-US"/>
+        </w:rPr>
+      </w:pPr>
+      <w:r>
+        <w:rPr>
+          <w:lang w:val="en-US"/>
+        </w:rPr>
+        <w:tab/>
+      </w:r>
+      <w:r>
+        <w:rPr>
+          <w:lang w:val="en-US"/>
+        </w:rPr>
+        <w:t>The door to</w:t>
+      </w:r>
+      <w:r>
+        <w:rPr>
+          <w:lang w:val="en-US"/>
+        </w:rPr>
+        <w:t xml:space="preserve"> t</w:t>
+      </w:r>
+      <w:r>
+        <w:rPr>
+          <w:lang w:val="en-US"/>
+        </w:rPr>
+        <w:t>he r</w:t>
+      </w:r>
+      <w:r>
+        <w:rPr>
+          <w:lang w:val="en-US"/>
+        </w:rPr>
+        <w:t>ear upper deck burst open, splinters and dust flying over the polished floor planks. The few surprised and terrified people there turned, ran and hid as a leopard charged through their ranks, the head formed into one of a ram. Dazed from the blow to crash through the door left Charles dazed for a second before he tried to reorientate himself again, spinning hectically around on feline paws. Were to now?</w:t>
+      </w:r>
+    </w:p>
+    <w:p>
+      <w:pPr>
+        <w:rPr>
+          <w:lang w:val="en-US"/>
+        </w:rPr>
+      </w:pPr>
+      <w:r>
+        <w:rPr>
+          <w:lang w:val="en-US"/>
+        </w:rPr>
+        <w:tab/>
+        <w:t>Just a moment later Marina appeared through the settling dust, her favorite dress ripped to lose rags around her, only undergarments keeping her from being exposed. Her critical injuries had been healed, the strength of the Souls inside of her waving, as they tried to heal any superficial cuts on her flesh.</w:t>
+      </w:r>
+    </w:p>
+    <w:p>
+      <w:pPr>
+        <w:rPr>
+          <w:lang w:val="en-US"/>
+        </w:rPr>
+      </w:pPr>
+      <w:r>
+        <w:rPr>
+          <w:lang w:val="en-US"/>
+        </w:rPr>
+        <w:tab/>
+        <w:t>“No more, my friends,” Marina thought to them, “preserve what you have left. I</w:t>
+      </w:r>
+      <w:r>
+        <w:rPr>
+          <w:lang w:val="en-US"/>
+        </w:rPr>
+        <w:t>t</w:t>
+      </w:r>
+      <w:r>
+        <w:rPr>
+          <w:lang w:val="en-US"/>
+        </w:rPr>
+        <w:t xml:space="preserve"> is not over yet.”</w:t>
+      </w:r>
+      <w:r>
+        <w:rPr>
+          <w:lang w:val="en-US"/>
+        </w:rPr>
+        <w:t xml:space="preserve"> The healing stopped and the pain reappeared so sudden she almost fainted.</w:t>
+      </w:r>
+    </w:p>
+    <w:p>
+      <w:pPr>
+        <w:rPr>
+          <w:lang w:val="en-US"/>
+        </w:rPr>
+      </w:pPr>
+      <w:r>
+        <w:rPr>
+          <w:lang w:val="en-US"/>
+        </w:rPr>
+        <w:tab/>
+        <w:t xml:space="preserve">She stumbled over the last step, holding on to the railing next to her, spotting the frantic animal on deck, as its fur changed to feathers, ram head to beak and sharp eyes. Eyes full of terror. He transformed into a small </w:t>
+      </w:r>
+      <w:r>
+        <w:rPr>
+          <w:lang w:val="en-US"/>
+        </w:rPr>
+        <w:t>peregrine</w:t>
+      </w:r>
+      <w:r>
+        <w:rPr>
+          <w:lang w:val="en-US"/>
+        </w:rPr>
+        <w:t xml:space="preserve"> </w:t>
+      </w:r>
+      <w:r>
+        <w:rPr>
+          <w:lang w:val="en-US"/>
+        </w:rPr>
+        <w:t>falcon</w:t>
+      </w:r>
+      <w:r>
+        <w:rPr>
+          <w:lang w:val="en-US"/>
+        </w:rPr>
+        <w:t xml:space="preserve">, wings batting against the fresh air of the </w:t>
+      </w:r>
+      <w:r>
+        <w:rPr>
+          <w:lang w:val="en-US"/>
+        </w:rPr>
+        <w:t xml:space="preserve">dusk. Silly man, thinking this type of bird would be the fastest. Only when descending you </w:t>
+      </w:r>
+      <w:r>
+        <w:rPr>
+          <w:lang w:val="en-US"/>
+        </w:rPr>
+        <w:t>Trelos</w:t>
+      </w:r>
+      <w:r>
+        <w:rPr>
+          <w:rStyle w:val="Funotenzeichen"/>
+          <w:lang w:val="en-US"/>
+        </w:rPr>
+        <w:footnoteReference w:id="1"/>
+      </w:r>
+      <w:r>
+        <w:rPr>
+          <w:lang w:val="en-US"/>
+        </w:rPr>
+        <w:t>. Finding her focus and i</w:t>
+      </w:r>
+      <w:r>
+        <w:rPr>
+          <w:lang w:val="en-US"/>
+        </w:rPr>
+        <w:t>nner strength Marina tried to form the now familiar wings around her, made from Souls and sheer willpower. But all of them were so tired and beaten, as soon as the white shimmering image of smoke appeared it flickered back to nothingness.</w:t>
+      </w:r>
+    </w:p>
+    <w:p>
+      <w:pPr>
+        <w:rPr>
+          <w:lang w:val="en-US"/>
+        </w:rPr>
+      </w:pPr>
+      <w:r>
+        <w:rPr>
+          <w:lang w:val="en-US"/>
+        </w:rPr>
+        <w:tab/>
+        <w:t>“One last time! We can do it, end it here! Lend me this power, so we can rest forever.”</w:t>
+      </w:r>
+    </w:p>
+    <w:p>
+      <w:pPr>
+        <w:rPr>
+          <w:lang w:val="en-US"/>
+        </w:rPr>
+      </w:pPr>
+      <w:r>
+        <w:rPr>
+          <w:lang w:val="en-US"/>
+        </w:rPr>
+        <w:tab/>
+        <w:t xml:space="preserve">But it would not help. She barely heard their voices in her head. If she had not stopped them from healing her further more would have vanished. Gone somewhere she </w:t>
+      </w:r>
+      <w:r>
+        <w:rPr>
+          <w:lang w:val="en-US"/>
+        </w:rPr>
+        <w:lastRenderedPageBreak/>
+        <w:t>could not follow. Fading away to nothingness. All the anger she had held while chasing and crushing Charles was starting to turn frustration. He would not get away from her. She would find a way, right now to follow him into the air. She could see him still, not too far, in reach still if she hurried on now.</w:t>
+      </w:r>
+    </w:p>
+    <w:p>
+      <w:pPr>
+        <w:rPr>
+          <w:lang w:val="en-US"/>
+        </w:rPr>
+      </w:pPr>
+      <w:r>
+        <w:rPr>
+          <w:lang w:val="en-US"/>
+        </w:rPr>
+        <w:tab/>
+        <w:t xml:space="preserve">Then two figures stepped next to her, boots thumping on wood, a rhythm of steadiness and foundation. Solemn faces appeared next to her, Friedrich to her left, Alexander to her right. They had seen the bird too, but they were not afraid nor angry. Determination sparkled in their eyes and as they laid their hands on each of her arms all pain fled from the warmth they radiated. Souls she only had felt from afar were joining her retinue, wandering from her friends to herself. It felt so </w:t>
+      </w:r>
+      <w:r>
+        <w:rPr>
+          <w:lang w:val="en-US"/>
+        </w:rPr>
+        <w:t>grand</w:t>
+      </w:r>
+      <w:r>
+        <w:rPr>
+          <w:lang w:val="en-US"/>
+        </w:rPr>
+        <w:t>, so much power, so much</w:t>
+      </w:r>
+      <w:r>
+        <w:rPr>
+          <w:lang w:val="en-US"/>
+        </w:rPr>
+        <w:t xml:space="preserve"> ability. Inside of her a choir of voices erupted, known ones and new, chanting her on with vigorous zeal, stacking on top of each other, barely audible over the noise they made inside of her head.</w:t>
+      </w:r>
+    </w:p>
+    <w:p>
+      <w:pPr>
+        <w:rPr>
+          <w:lang w:val="en-US"/>
+        </w:rPr>
+      </w:pPr>
+      <w:r>
+        <w:rPr>
+          <w:lang w:val="en-US"/>
+        </w:rPr>
+        <w:tab/>
+        <w:t>“Marina!”</w:t>
+      </w:r>
+    </w:p>
+    <w:p>
+      <w:pPr>
+        <w:rPr>
+          <w:lang w:val="en-US"/>
+        </w:rPr>
+      </w:pPr>
+      <w:r>
+        <w:rPr>
+          <w:lang w:val="en-US"/>
+        </w:rPr>
+        <w:tab/>
+        <w:t>“</w:t>
+      </w:r>
+      <w:r>
+        <w:rPr>
+          <w:lang w:val="en-US"/>
+        </w:rPr>
+        <w:t>Bixlmadam</w:t>
+      </w:r>
+      <w:r>
+        <w:rPr>
+          <w:rStyle w:val="Funotenzeichen"/>
+          <w:lang w:val="en-US"/>
+        </w:rPr>
+        <w:footnoteReference w:id="2"/>
+      </w:r>
+      <w:r>
+        <w:rPr>
+          <w:lang w:val="en-US"/>
+        </w:rPr>
+        <w:t>, you are not that bad. Go get him.”</w:t>
+      </w:r>
+    </w:p>
+    <w:p>
+      <w:pPr>
+        <w:rPr>
+          <w:lang w:val="en-US"/>
+        </w:rPr>
+      </w:pPr>
+      <w:r>
+        <w:rPr>
+          <w:lang w:val="en-US"/>
+        </w:rPr>
+        <w:tab/>
+        <w:t>“I believe in you.”</w:t>
+      </w:r>
+    </w:p>
+    <w:p>
+      <w:pPr>
+        <w:rPr>
+          <w:lang w:val="en-US"/>
+        </w:rPr>
+      </w:pPr>
+      <w:r>
+        <w:rPr>
+          <w:lang w:val="en-US"/>
+        </w:rPr>
+        <w:tab/>
+        <w:t>“Marina…”</w:t>
+      </w:r>
+    </w:p>
+    <w:p>
+      <w:pPr>
+        <w:ind w:firstLine="708"/>
+        <w:rPr>
+          <w:lang w:val="en-US"/>
+        </w:rPr>
+      </w:pPr>
+      <w:r>
+        <w:rPr>
+          <w:lang w:val="en-US"/>
+        </w:rPr>
+        <w:t>She looked over to Friedrich, who gave her a curt nod, then over to Alexander, his smile so bright. He spoke to her.</w:t>
+      </w:r>
+    </w:p>
+    <w:p>
+      <w:pPr>
+        <w:rPr>
+          <w:lang w:val="en-US"/>
+        </w:rPr>
+      </w:pPr>
+      <w:r>
+        <w:rPr>
+          <w:lang w:val="en-US"/>
+        </w:rPr>
+        <w:tab/>
+        <w:t>“End him. For your mother”</w:t>
+      </w:r>
+    </w:p>
+    <w:p>
+      <w:pPr>
+        <w:rPr>
+          <w:lang w:val="en-US"/>
+        </w:rPr>
+      </w:pPr>
+      <w:r>
+        <w:rPr>
+          <w:lang w:val="en-US"/>
+        </w:rPr>
+        <w:tab/>
+        <w:t>With that, gigantic wings formed behind Marina, ones so magnificent she had never even dreamed of. The confused passengers around them were ducking from the sight, so powerful was the Soulbinding even they could see it. Without her mental command the wings started beating, air pressure forming under them and her as other Souls started spinning next to her. Raw might, more than any one of them had even held, was focused inside of her now, together with their trust and friendship. They all had one goal at this instance of time and she would be the one to deliver it. With a final beat she jumped from the deck, the force of her push so drastic that planks below her broke and screamed.</w:t>
+      </w:r>
+      <w:r>
+        <w:rPr>
+          <w:lang w:val="en-US"/>
+        </w:rPr>
+        <w:t xml:space="preserve"> She rose into the air with unbelievable speed and joy. It was not over yet.</w:t>
+      </w:r>
+    </w:p>
+    <w:p>
+      <w:pPr>
+        <w:rPr>
+          <w:lang w:val="en-US"/>
+        </w:rPr>
+      </w:pPr>
+      <w:r>
+        <w:rPr>
+          <w:lang w:val="en-US"/>
+        </w:rPr>
+        <w:tab/>
+        <w:t xml:space="preserve">She soared through the sky, air around her slashing at her face and tearing of the rest of her red dress, only rags left of it. They tumbled through the aftershock of her ascent, before they lazily drifted towards the ship’s deck. Her eyes started to tear, the force of her acceleration too much. She tried to blink away the sensation and effects, but to no avail. Through her watery gaze she followed the lonely falcon, which tried to flee into the sunset, before it dove down towards the water, gaining incredibly momentum. So much so that Marina was not sure if she could make it, catch it. Catch him. Then incorporeal white hands </w:t>
+      </w:r>
+      <w:r>
+        <w:rPr>
+          <w:lang w:val="en-US"/>
+        </w:rPr>
+        <w:lastRenderedPageBreak/>
+        <w:t>were laid on top of each other, without her having to form a mental image. Fingers sharpened to points of knives, like spear tips, pushing aside the wind, forming a bubble of calm around her. How far could she take this journey? How far could she fly?</w:t>
+      </w:r>
+    </w:p>
+    <w:p>
+      <w:pPr>
+        <w:rPr>
+          <w:lang w:val="en-US"/>
+        </w:rPr>
+      </w:pPr>
+      <w:r>
+        <w:rPr>
+          <w:lang w:val="en-US"/>
+        </w:rPr>
+        <w:tab/>
+        <w:t>As if sensing her doubt and desperation the shape of a face started to form in her vision, so familiar, and old memory. Like a dream becoming reality, a shape you just new from touch, scent you could name after just one breath.</w:t>
+      </w:r>
+    </w:p>
+    <w:p>
+      <w:pPr>
+        <w:rPr>
+          <w:lang w:val="en-US"/>
+        </w:rPr>
+      </w:pPr>
+      <w:r>
+        <w:rPr>
+          <w:lang w:val="en-US"/>
+        </w:rPr>
+        <w:tab/>
+        <w:t>“Mother? Mitera</w:t>
+      </w:r>
+      <w:r>
+        <w:rPr>
+          <w:rStyle w:val="Funotenzeichen"/>
+          <w:lang w:val="en-US"/>
+        </w:rPr>
+        <w:footnoteReference w:id="3"/>
+      </w:r>
+      <w:r>
+        <w:rPr>
+          <w:lang w:val="en-US"/>
+        </w:rPr>
+        <w:t>? Is it you?”</w:t>
+      </w:r>
+    </w:p>
+    <w:p>
+      <w:pPr>
+        <w:rPr>
+          <w:lang w:val="en-US"/>
+        </w:rPr>
+      </w:pPr>
+      <w:r>
+        <w:rPr>
+          <w:lang w:val="en-US"/>
+        </w:rPr>
+        <w:tab/>
+        <w:t>“Yes, child. Have no fear. I will take you this last step,” answered her mother’s voice inside of her thoughts, just like she remembered.</w:t>
+      </w:r>
+      <w:r>
+        <w:rPr>
+          <w:lang w:val="en-US"/>
+        </w:rPr>
+        <w:t xml:space="preserve"> All the safety and security she had missed since then, what she had needed to fully grew to her real self. It was all her now, in just a face words.</w:t>
+      </w:r>
+    </w:p>
+    <w:p>
+      <w:pPr>
+        <w:ind w:firstLine="708"/>
+        <w:rPr>
+          <w:lang w:val="en-US"/>
+        </w:rPr>
+      </w:pPr>
+      <w:r>
+        <w:rPr>
+          <w:lang w:val="en-US"/>
+        </w:rPr>
+        <w:t>It had been this day, twenty-five years ago. The day she had lost her mother. And now she was back.</w:t>
+      </w:r>
+      <w:r>
+        <w:rPr>
+          <w:lang w:val="en-US"/>
+        </w:rPr>
+        <w:t xml:space="preserve"> Familiar hands were laid on top of Marina’s, so soft, so warm. Again, tears flew from Marina’s eyes, the wind around her still and quiet.</w:t>
+      </w:r>
+      <w:r>
+        <w:rPr>
+          <w:lang w:val="en-US"/>
+        </w:rPr>
+        <w:t xml:space="preserve"> Then her mother’s hands moved away from her, the feeling of safeness staying. They pressed together like in a prayer, piercing her canopy made of Souls, forming the furthest point of her spear. She dove after the falcon, her strength renewed still. The falcon’s trajectory arced before it hit the water, its speed growing even more without a single wing beat. Marina followed it precisely, water under her rippling, building waves. </w:t>
+      </w:r>
+      <w:r>
+        <w:rPr>
+          <w:lang w:val="en-US"/>
+        </w:rPr>
+        <w:t xml:space="preserve">The rose and rose higher into the sky, besides the clouds stars forming their familiar shapes and patterns. They were higher than they had been before the ship below them almost only a speck in the endless sea. </w:t>
+      </w:r>
+      <w:r>
+        <w:rPr>
+          <w:lang w:val="en-US"/>
+        </w:rPr>
+        <w:t xml:space="preserve">Charles must have </w:t>
+      </w:r>
+      <w:r>
+        <w:rPr>
+          <w:lang w:val="en-US"/>
+        </w:rPr>
+        <w:t>felt it, her persuid becoming so close</w:t>
+      </w:r>
+      <w:r>
+        <w:rPr>
+          <w:lang w:val="en-US"/>
+        </w:rPr>
+        <w:t>, for he turned his head to see, breaking his speed in the process</w:t>
+      </w:r>
+      <w:r>
+        <w:rPr>
+          <w:lang w:val="en-US"/>
+        </w:rPr>
+        <w:t>, starting to transform again</w:t>
+      </w:r>
+      <w:r>
+        <w:rPr>
+          <w:lang w:val="en-US"/>
+        </w:rPr>
+        <w:t>. A fatal mistake. Now sure she would catch him</w:t>
+      </w:r>
+      <w:r>
+        <w:rPr>
+          <w:lang w:val="en-US"/>
+        </w:rPr>
+        <w:t xml:space="preserve"> Marina poured every ounce of strength into speed; every Soul linked to her doing the same. Thoughts blurred, were unnecessary, only her reaching this pest, this criminal, this murderer. That was enough.</w:t>
+      </w:r>
+    </w:p>
+    <w:p>
+      <w:pPr>
+        <w:ind w:firstLine="708"/>
+        <w:rPr>
+          <w:lang w:val="en-US"/>
+        </w:rPr>
+      </w:pPr>
+      <w:r>
+        <w:rPr>
+          <w:lang w:val="en-US"/>
+        </w:rPr>
+        <w:t>A terrifying sound erupted behind her, so tremendously loud, like the shots of hundred cannons at once. He eardrums almost tore, if not for the shield around her and the healing power of her Souls. With the blink of an eye, she reached her target, vision blackening, almost giving away her consciousness.</w:t>
+      </w:r>
+    </w:p>
+    <w:p>
+      <w:pPr>
+        <w:ind w:firstLine="708"/>
+        <w:rPr>
+          <w:lang w:val="en-US"/>
+        </w:rPr>
+      </w:pPr>
+      <w:r>
+        <w:rPr>
+          <w:lang w:val="en-US"/>
+        </w:rPr>
+        <w:t>Without knowing she had come to a stop, her undergarments still fluttering in the winds in the direction she had went before until a second later they came to a stop and gently laid on her skin. All the Souls around her appeared to have vanished, even though she still floated above the water and ship, hundreds of meters in the air. Around her white angelic feathers slowly rippled through the sky. Her mother’s face appeared once more, her hands holding a pair of others, another figure that was familiar to Marina, but one she could not accurately place.</w:t>
+      </w:r>
+    </w:p>
+    <w:p>
+      <w:pPr>
+        <w:ind w:firstLine="708"/>
+        <w:rPr>
+          <w:lang w:val="en-US"/>
+        </w:rPr>
+      </w:pPr>
+      <w:r>
+        <w:rPr>
+          <w:lang w:val="en-US"/>
+        </w:rPr>
+        <w:lastRenderedPageBreak/>
+        <w:t>“I will take her with me now, Marina,” the other figure spoke, only her hands shown, “She will finally rest now, all thanks to you.”</w:t>
+      </w:r>
+    </w:p>
+    <w:p>
+      <w:pPr>
+        <w:ind w:firstLine="708"/>
+        <w:rPr>
+          <w:lang w:val="en-US"/>
+        </w:rPr>
+      </w:pPr>
+      <w:r>
+        <w:rPr>
+          <w:lang w:val="en-US"/>
+        </w:rPr>
+        <w:t>“Thank you, my child,” her mother said, so much love inside of her voice. One Marina would love to hold on forever. But she would not lose it now, it would be with her, every day. “Together we brought to an end what I had started. For you have become</w:t>
+      </w:r>
+      <w:r>
+        <w:rPr>
+          <w:lang w:val="en-US"/>
+        </w:rPr>
+        <w:t xml:space="preserve"> something more than me. I hope you will treasure my love forever. I wish I could stay, but you know as much as me that this cannot be. Tell your father I am waiting for him. And I am waiting for you too. Goodbye.</w:t>
+      </w:r>
+      <w:r>
+        <w:rPr>
+          <w:lang w:val="en-US"/>
+        </w:rPr>
+        <w:t>”</w:t>
+      </w:r>
+    </w:p>
+    <w:p>
+      <w:pPr>
+        <w:ind w:firstLine="708"/>
+        <w:rPr>
+          <w:lang w:val="en-US"/>
+        </w:rPr>
+      </w:pPr>
+      <w:r>
+        <w:rPr>
+          <w:lang w:val="en-US"/>
+        </w:rPr>
+        <w:t>“I love you mother.”</w:t>
+      </w:r>
+    </w:p>
+    <w:p>
+      <w:pPr>
+        <w:ind w:firstLine="708"/>
+        <w:rPr>
+          <w:lang w:val="en-US"/>
+        </w:rPr>
+      </w:pPr>
+      <w:r>
+        <w:rPr>
+          <w:lang w:val="en-US"/>
+        </w:rPr>
+        <w:t>And with that the last of her mother’s form vanished, the two pairs of hands raising up into space she could not see or fathom. The feathers around her turned to brown, the color of the falcon. Of Charles. Marina turned around, spotting the rest of its body, his head and shoulders having turned to a human form again, one she had not seen before, old, wrinkly, ancient. Hate was in his eyes, no repent, only sorrow and pain. Flakes fell from the its form, which in turn crumbled to dust blown away to the void. An eye stayed last, staring at her, past her, where her mother had been. Then it vanished and the sky was clear.</w:t>
+      </w:r>
+    </w:p>
+    <w:p>
+      <w:pPr>
+        <w:ind w:firstLine="708"/>
+        <w:rPr>
+          <w:lang w:val="en-US"/>
+        </w:rPr>
+      </w:pPr>
+      <w:r>
+        <w:rPr>
+          <w:lang w:val="en-US"/>
+        </w:rPr>
+        <w:t>That was the moment Marina lost consciousness.</w:t>
+      </w:r>
+    </w:p>
+    <w:p>
+      <w:pPr>
+        <w:ind w:firstLine="708"/>
+        <w:rPr>
+          <w:lang w:val="en-US"/>
+        </w:rPr>
+      </w:pPr>
+    </w:p>
+    <w:p>
+      <w:pPr>
+        <w:ind w:firstLine="708"/>
+        <w:rPr>
+          <w:lang w:val="en-US"/>
+        </w:rPr>
+      </w:pPr>
+    </w:p>
+    <w:p>
+      <w:pPr>
+        <w:ind w:firstLine="708"/>
+        <w:rPr>
+          <w:lang w:val="en-US"/>
+        </w:rPr>
+      </w:pPr>
+      <w:r>
+        <w:rPr>
+          <w:lang w:val="en-US"/>
+        </w:rPr>
+        <w:t>Marina gets caught by the other four and all the Souls they had been gathered so far. She feels their love and friendship before she drifts to well earned sleep.</w:t>
+      </w:r>
+    </w:p>
+    <w:p>
+      <w:pPr>
+        <w:ind w:firstLine="708"/>
+        <w:rPr>
+          <w:lang w:val="en-US"/>
+        </w:rPr>
+      </w:pPr>
+    </w:p>
+    <w:p>
+      <w:pPr>
+        <w:ind w:firstLine="708"/>
+        <w:rPr>
+          <w:lang w:val="en-US"/>
+        </w:rPr>
+      </w:pPr>
+    </w:p>
+    <w:p>
+      <w:pPr>
+        <w:ind w:firstLine="708"/>
+        <w:rPr>
+          <w:lang w:val="en-US"/>
+        </w:rPr>
+      </w:pPr>
+      <w:r>
+        <w:rPr>
+          <w:lang w:val="en-US"/>
+        </w:rPr>
+        <w:t>Epilouge</w:t>
+      </w:r>
+    </w:p>
+    <w:p>
+      <w:pPr>
+        <w:rPr>
+          <w:lang w:val="en-US"/>
+        </w:rPr>
+      </w:pPr>
+      <w:r>
+        <w:rPr>
+          <w:lang w:val="en-US"/>
+        </w:rPr>
+        <w:t>A man picks up a coin he found on deck, one that had fallen out of the sky. Just moments before a flashj of light ahd blinded them all up here, a vpoice telling them they owould not tell about what had happened here. Othjers semed to have forgotten, wondering at the destroyed planks and wooden door. But he did not, something stirred inside of him, a need to bring this coin somewhere to Japan, the shores of the land he could see from here.</w:t>
+      </w:r>
+    </w:p>
+    <w:p>
+      <w:pPr>
+        <w:ind w:firstLine="708"/>
+        <w:rPr>
+          <w:lang w:val="en-US"/>
+        </w:rPr>
+      </w:pPr>
+    </w:p>
+    <w:p>
+      <w:pPr>
+        <w:rPr>
+          <w:lang w:val="en-US"/>
+        </w:rPr>
+      </w:pPr>
+    </w:p>
+    <w:p>
+      <w:pPr>
+        <w:rPr>
+          <w:lang w:val="en-US"/>
+        </w:rPr>
+      </w:pPr>
+    </w:p>
+    <w:p>
+      <w:pPr>
+        <w:rPr>
+          <w:lang w:val="en-US"/>
+        </w:rPr>
+      </w:pPr>
+    </w:p>
     <w:sectPr>
       <w:pgSz w:w="11906" w:h="16838"/>
       <w:pgMar w:top="1417" w:right="1417" w:bottom="1134" w:left="1417" w:header="708" w:footer="708" w:gutter="0"/>
@@ -120,6 +873,202 @@
     </w:sectPr>
   </w:body>
 </w:document>
+</file>
+
+<file path=word/endnotes.xml><?xml version="1.0" encoding="utf-8"?>
+<w:endnotes xmlns:wpc="http://schemas.microsoft.com/office/word/2010/wordprocessingCanvas" xmlns:cx="http://schemas.microsoft.com/office/drawing/2014/chartex" xmlns:cx1="http://schemas.microsoft.com/office/drawing/2015/9/8/chartex" xmlns:cx2="http://schemas.microsoft.com/office/drawing/2015/10/21/chartex" xmlns:cx3="http://schemas.microsoft.com/office/drawing/2016/5/9/chartex" xmlns:cx4="http://schemas.microsoft.com/office/drawing/2016/5/10/chartex" xmlns:cx5="http://schemas.microsoft.com/office/drawing/2016/5/11/chartex" xmlns:cx6="http://schemas.microsoft.com/office/drawing/2016/5/12/chartex" xmlns:cx7="http://schemas.microsoft.com/office/drawing/2016/5/13/chartex" xmlns:cx8="http://schemas.microsoft.com/office/drawing/2016/5/14/chartex" xmlns:mc="http://schemas.openxmlformats.org/markup-compatibility/2006" xmlns:aink="http://schemas.microsoft.com/office/drawing/2016/ink" xmlns:am3d="http://schemas.microsoft.com/office/drawing/2017/model3d" xmlns:o="urn:schemas-microsoft-com:office:office" xmlns:oel="http://schemas.microsoft.com/office/2019/extlst" xmlns:r="http://schemas.openxmlformats.org/officeDocument/2006/relationships" xmlns:m="http://schemas.openxmlformats.org/officeDocument/2006/math" xmlns:v="urn:schemas-microsoft-com:vml" xmlns:wp14="http://schemas.microsoft.com/office/word/2010/wordprocessingDrawing" xmlns:wp="http://schemas.openxmlformats.org/drawingml/2006/wordprocessingDrawing" xmlns:w10="urn:schemas-microsoft-com:office:word" xmlns:w="http://schemas.openxmlformats.org/wordprocessingml/2006/main" xmlns:w14="http://schemas.microsoft.com/office/word/2010/wordml" xmlns:w15="http://schemas.microsoft.com/office/word/2012/wordml" xmlns:w16cex="http://schemas.microsoft.com/office/word/2018/wordml/cex" xmlns:w16cid="http://schemas.microsoft.com/office/word/2016/wordml/cid" xmlns:w16="http://schemas.microsoft.com/office/word/2018/wordml" xmlns:w16du="http://schemas.microsoft.com/office/word/2023/wordml/word16du" xmlns:w16sdtdh="http://schemas.microsoft.com/office/word/2020/wordml/sdtdatahash" xmlns:w16sdtfl="http://schemas.microsoft.com/office/word/2024/wordml/sdtformatlock" xmlns:w16se="http://schemas.microsoft.com/office/word/2015/wordml/symex" xmlns:wpg="http://schemas.microsoft.com/office/word/2010/wordprocessingGroup" xmlns:wpi="http://schemas.microsoft.com/office/word/2010/wordprocessingInk" xmlns:wne="http://schemas.microsoft.com/office/word/2006/wordml" xmlns:wps="http://schemas.microsoft.com/office/word/2010/wordprocessingShape" mc:Ignorable="w14 w15 w16se w16cid w16 w16cex w16sdtdh w16sdtfl w16du wp14">
+  <w:endnote w:type="separator" w:id="-1">
+    <w:p>
+      <w:pPr>
+        <w:spacing w:after="0" w:line="240" w:lineRule="auto"/>
+      </w:pPr>
+      <w:r>
+        <w:separator/>
+      </w:r>
+    </w:p>
+  </w:endnote>
+  <w:endnote w:type="continuationSeparator" w:id="0">
+    <w:p>
+      <w:pPr>
+        <w:spacing w:after="0" w:line="240" w:lineRule="auto"/>
+      </w:pPr>
+      <w:r>
+        <w:continuationSeparator/>
+      </w:r>
+    </w:p>
+  </w:endnote>
+</w:endnotes>
+</file>
+
+<file path=word/footnotes.xml><?xml version="1.0" encoding="utf-8"?>
+<w:footnotes xmlns:wpc="http://schemas.microsoft.com/office/word/2010/wordprocessingCanvas" xmlns:cx="http://schemas.microsoft.com/office/drawing/2014/chartex" xmlns:cx1="http://schemas.microsoft.com/office/drawing/2015/9/8/chartex" xmlns:cx2="http://schemas.microsoft.com/office/drawing/2015/10/21/chartex" xmlns:cx3="http://schemas.microsoft.com/office/drawing/2016/5/9/chartex" xmlns:cx4="http://schemas.microsoft.com/office/drawing/2016/5/10/chartex" xmlns:cx5="http://schemas.microsoft.com/office/drawing/2016/5/11/chartex" xmlns:cx6="http://schemas.microsoft.com/office/drawing/2016/5/12/chartex" xmlns:cx7="http://schemas.microsoft.com/office/drawing/2016/5/13/chartex" xmlns:cx8="http://schemas.microsoft.com/office/drawing/2016/5/14/chartex" xmlns:mc="http://schemas.openxmlformats.org/markup-compatibility/2006" xmlns:aink="http://schemas.microsoft.com/office/drawing/2016/ink" xmlns:am3d="http://schemas.microsoft.com/office/drawing/2017/model3d" xmlns:o="urn:schemas-microsoft-com:office:office" xmlns:oel="http://schemas.microsoft.com/office/2019/extlst" xmlns:r="http://schemas.openxmlformats.org/officeDocument/2006/relationships" xmlns:m="http://schemas.openxmlformats.org/officeDocument/2006/math" xmlns:v="urn:schemas-microsoft-com:vml" xmlns:wp14="http://schemas.microsoft.com/office/word/2010/wordprocessingDrawing" xmlns:wp="http://schemas.openxmlformats.org/drawingml/2006/wordprocessingDrawing" xmlns:w10="urn:schemas-microsoft-com:office:word" xmlns:w="http://schemas.openxmlformats.org/wordprocessingml/2006/main" xmlns:w14="http://schemas.microsoft.com/office/word/2010/wordml" xmlns:w15="http://schemas.microsoft.com/office/word/2012/wordml" xmlns:w16cex="http://schemas.microsoft.com/office/word/2018/wordml/cex" xmlns:w16cid="http://schemas.microsoft.com/office/word/2016/wordml/cid" xmlns:w16="http://schemas.microsoft.com/office/word/2018/wordml" xmlns:w16du="http://schemas.microsoft.com/office/word/2023/wordml/word16du" xmlns:w16sdtdh="http://schemas.microsoft.com/office/word/2020/wordml/sdtdatahash" xmlns:w16sdtfl="http://schemas.microsoft.com/office/word/2024/wordml/sdtformatlock" xmlns:w16se="http://schemas.microsoft.com/office/word/2015/wordml/symex" xmlns:wpg="http://schemas.microsoft.com/office/word/2010/wordprocessingGroup" xmlns:wpi="http://schemas.microsoft.com/office/word/2010/wordprocessingInk" xmlns:wne="http://schemas.microsoft.com/office/word/2006/wordml" xmlns:wps="http://schemas.microsoft.com/office/word/2010/wordprocessingShape" mc:Ignorable="w14 w15 w16se w16cid w16 w16cex w16sdtdh w16sdtfl w16du wp14">
+  <w:footnote w:type="separator" w:id="-1">
+    <w:p>
+      <w:pPr>
+        <w:spacing w:after="0" w:line="240" w:lineRule="auto"/>
+      </w:pPr>
+      <w:r>
+        <w:separator/>
+      </w:r>
+    </w:p>
+  </w:footnote>
+  <w:footnote w:type="continuationSeparator" w:id="0">
+    <w:p>
+      <w:pPr>
+        <w:spacing w:after="0" w:line="240" w:lineRule="auto"/>
+      </w:pPr>
+      <w:r>
+        <w:continuationSeparator/>
+      </w:r>
+    </w:p>
+  </w:footnote>
+  <w:footnote w:id="1">
+    <w:p>
+      <w:pPr>
+        <w:pStyle w:val="Funotentext"/>
+        <w:rPr>
+          <w:lang w:val="en-US"/>
+        </w:rPr>
+      </w:pPr>
+      <w:r>
+        <w:rPr>
+          <w:rStyle w:val="Funotenzeichen"/>
+        </w:rPr>
+        <w:footnoteRef/>
+      </w:r>
+      <w:r>
+        <w:rPr>
+          <w:lang w:val="en-US"/>
+        </w:rPr>
+        <w:t xml:space="preserve"> </w:t>
+      </w:r>
+      <w:r>
+        <w:rPr>
+          <w:b/>
+          <w:lang w:val="en-US"/>
+        </w:rPr>
+        <w:t>Trelos</w:t>
+      </w:r>
+      <w:r>
+        <w:rPr>
+          <w:lang w:val="en-US"/>
+        </w:rPr>
+        <w:t xml:space="preserve"> [treˈlos]: Greek, </w:t>
+      </w:r>
+      <w:r>
+        <w:rPr>
+          <w:lang w:val="en-US"/>
+        </w:rPr>
+        <w:t>‘</w:t>
+      </w:r>
+      <w:r>
+        <w:rPr>
+          <w:lang w:val="en-US"/>
+        </w:rPr>
+        <w:t>fool</w:t>
+      </w:r>
+      <w:r>
+        <w:rPr>
+          <w:lang w:val="en-US"/>
+        </w:rPr>
+        <w:t>’</w:t>
+      </w:r>
+    </w:p>
+  </w:footnote>
+  <w:footnote w:id="2">
+    <w:p>
+      <w:pPr>
+        <w:pStyle w:val="Funotentext"/>
+        <w:rPr>
+          <w:lang w:val="en-US"/>
+        </w:rPr>
+      </w:pPr>
+      <w:r>
+        <w:rPr>
+          <w:rStyle w:val="Funotenzeichen"/>
+        </w:rPr>
+        <w:footnoteRef/>
+      </w:r>
+      <w:r>
+        <w:rPr>
+          <w:lang w:val="en-US"/>
+        </w:rPr>
+        <w:t xml:space="preserve"> </w:t>
+      </w:r>
+      <w:r>
+        <w:rPr>
+          <w:b/>
+          <w:lang w:val="en-US"/>
+        </w:rPr>
+        <w:t>Bixlmadam</w:t>
+      </w:r>
+      <w:r>
+        <w:rPr>
+          <w:lang w:val="en-US"/>
+        </w:rPr>
+        <w:t xml:space="preserve"> [ˈbɪksl̩ˌmaːdam]: woman dressing rich and s</w:t>
+      </w:r>
+      <w:r>
+        <w:rPr>
+          <w:lang w:val="en-US"/>
+        </w:rPr>
+        <w:t>plendorous but is poor in</w:t>
+      </w:r>
+      <w:r>
+        <w:rPr>
+          <w:lang w:val="en-US"/>
+        </w:rPr>
+        <w:t xml:space="preserve"> </w:t>
+      </w:r>
+      <w:r>
+        <w:rPr>
+          <w:lang w:val="en-US"/>
+        </w:rPr>
+        <w:t>reality</w:t>
+      </w:r>
+    </w:p>
+  </w:footnote>
+  <w:footnote w:id="3">
+    <w:p>
+      <w:pPr>
+        <w:pStyle w:val="Funotentext"/>
+        <w:rPr>
+          <w:lang w:val="en-US"/>
+        </w:rPr>
+      </w:pPr>
+      <w:r>
+        <w:rPr>
+          <w:rStyle w:val="Funotenzeichen"/>
+        </w:rPr>
+        <w:footnoteRef/>
+      </w:r>
+      <w:r>
+        <w:rPr>
+          <w:lang w:val="en-US"/>
+        </w:rPr>
+        <w:t xml:space="preserve"> Mitera [mi.tʁa]: Greek, </w:t>
+      </w:r>
+      <w:r>
+        <w:rPr>
+          <w:lang w:val="en-US"/>
+        </w:rPr>
+        <w:t>‚M</w:t>
+      </w:r>
+      <w:r>
+        <w:rPr>
+          <w:lang w:val="en-US"/>
+        </w:rPr>
+        <w:t>other</w:t>
+      </w:r>
+      <w:r>
+        <w:rPr>
+          <w:lang w:val="en-US"/>
+        </w:rPr>
+        <w:t>‘</w:t>
+      </w:r>
+    </w:p>
+  </w:footnote>
+</w:footnotes>
 </file>
 
 <file path=word/styles.xml><?xml version="1.0" encoding="utf-8"?>
@@ -1039,6 +1988,45 @@
       <w:spacing w:val="5"/>
     </w:rPr>
   </w:style>
+  <w:style w:type="paragraph" w:styleId="Funotentext">
+    <w:name w:val="footnote text"/>
+    <w:basedOn w:val="Standard"/>
+    <w:link w:val="FunotentextZchn"/>
+    <w:uiPriority w:val="99"/>
+    <w:semiHidden/>
+    <w:unhideWhenUsed/>
+    <w:rsid w:val="00EF0EBA"/>
+    <w:pPr>
+      <w:spacing w:after="0" w:line="240" w:lineRule="auto"/>
+    </w:pPr>
+    <w:rPr>
+      <w:sz w:val="20"/>
+      <w:szCs w:val="20"/>
+    </w:rPr>
+  </w:style>
+  <w:style w:type="character" w:customStyle="1" w:styleId="FunotentextZchn">
+    <w:name w:val="Fußnotentext Zchn"/>
+    <w:basedOn w:val="Absatz-Standardschriftart"/>
+    <w:link w:val="Funotentext"/>
+    <w:uiPriority w:val="99"/>
+    <w:semiHidden/>
+    <w:rsid w:val="00EF0EBA"/>
+    <w:rPr>
+      <w:sz w:val="20"/>
+      <w:szCs w:val="20"/>
+    </w:rPr>
+  </w:style>
+  <w:style w:type="character" w:styleId="Funotenzeichen">
+    <w:name w:val="footnote reference"/>
+    <w:basedOn w:val="Absatz-Standardschriftart"/>
+    <w:uiPriority w:val="99"/>
+    <w:semiHidden/>
+    <w:unhideWhenUsed/>
+    <w:rsid w:val="00EF0EBA"/>
+    <w:rPr>
+      <w:vertAlign w:val="superscript"/>
+    </w:rPr>
+  </w:style>
 </w:styles>
 </file>
 
@@ -1335,4 +2323,16 @@
     </a:ext>
   </a:extLst>
 </a:theme>
+</file>
+
+<file path=customXml/item1.xml><?xml version="1.0" encoding="utf-8"?>
+<b:Sources xmlns:b="http://schemas.openxmlformats.org/officeDocument/2006/bibliography" xmlns="http://schemas.openxmlformats.org/officeDocument/2006/bibliography" SelectedStyle="\APASixthEditionOfficeOnline.xsl" StyleName="APA" Version="6"/>
+</file>
+
+<file path=customXml/itemProps1.xml><?xml version="1.0" encoding="utf-8"?>
+<ds:datastoreItem xmlns:ds="http://schemas.openxmlformats.org/officeDocument/2006/customXml" ds:itemID="{F14B07AD-116B-4E02-9A47-C108605D32FB}">
+  <ds:schemaRefs>
+    <ds:schemaRef ds:uri="http://schemas.openxmlformats.org/officeDocument/2006/bibliography"/>
+  </ds:schemaRefs>
+</ds:datastoreItem>
 </file>
--- a/docs/Buch Bayrische Nächte/Buch 4.docx
+++ b/docs/Buch Bayrische Nächte/Buch 4.docx
@@ -3,7 +3,170 @@
 <w:document xmlns:wpc="http://schemas.microsoft.com/office/word/2010/wordprocessingCanvas" xmlns:cx="http://schemas.microsoft.com/office/drawing/2014/chartex" xmlns:cx1="http://schemas.microsoft.com/office/drawing/2015/9/8/chartex" xmlns:cx2="http://schemas.microsoft.com/office/drawing/2015/10/21/chartex" xmlns:cx3="http://schemas.microsoft.com/office/drawing/2016/5/9/chartex" xmlns:cx4="http://schemas.microsoft.com/office/drawing/2016/5/10/chartex" xmlns:cx5="http://schemas.microsoft.com/office/drawing/2016/5/11/chartex" xmlns:cx6="http://schemas.microsoft.com/office/drawing/2016/5/12/chartex" xmlns:cx7="http://schemas.microsoft.com/office/drawing/2016/5/13/chartex" xmlns:cx8="http://schemas.microsoft.com/office/drawing/2016/5/14/chartex" xmlns:mc="http://schemas.openxmlformats.org/markup-compatibility/2006" xmlns:aink="http://schemas.microsoft.com/office/drawing/2016/ink" xmlns:am3d="http://schemas.microsoft.com/office/drawing/2017/model3d" xmlns:o="urn:schemas-microsoft-com:office:office" xmlns:oel="http://schemas.microsoft.com/office/2019/extlst" xmlns:r="http://schemas.openxmlformats.org/officeDocument/2006/relationships" xmlns:m="http://schemas.openxmlformats.org/officeDocument/2006/math" xmlns:v="urn:schemas-microsoft-com:vml" xmlns:wp14="http://schemas.microsoft.com/office/word/2010/wordprocessingDrawing" xmlns:wp="http://schemas.openxmlformats.org/drawingml/2006/wordprocessingDrawing" xmlns:w10="urn:schemas-microsoft-com:office:word" xmlns:w="http://schemas.openxmlformats.org/wordprocessingml/2006/main" xmlns:w14="http://schemas.microsoft.com/office/word/2010/wordml" xmlns:w15="http://schemas.microsoft.com/office/word/2012/wordml" xmlns:w16cex="http://schemas.microsoft.com/office/word/2018/wordml/cex" xmlns:w16cid="http://schemas.microsoft.com/office/word/2016/wordml/cid" xmlns:w16="http://schemas.microsoft.com/office/word/2018/wordml" xmlns:w16du="http://schemas.microsoft.com/office/word/2023/wordml/word16du" xmlns:w16sdtdh="http://schemas.microsoft.com/office/word/2020/wordml/sdtdatahash" xmlns:w16sdtfl="http://schemas.microsoft.com/office/word/2024/wordml/sdtformatlock" xmlns:w16se="http://schemas.microsoft.com/office/word/2015/wordml/symex" xmlns:wpg="http://schemas.microsoft.com/office/word/2010/wordprocessingGroup" xmlns:wpi="http://schemas.microsoft.com/office/word/2010/wordprocessingInk" xmlns:wne="http://schemas.microsoft.com/office/word/2006/wordml" xmlns:wps="http://schemas.microsoft.com/office/word/2010/wordprocessingShape" mc:Ignorable="w14 w15 w16se w16cid w16 w16cex w16sdtdh w16sdtfl w16du wp14">
   <w:body>
     <w:p>
+      <w:r>
+        <w:t>Die sieben Siegel werden nach und nach gebrochen: https://en.wikipedia.org/wiki/Seven_seals</w:t>
+      </w:r>
+    </w:p>
+    <w:p>
+      <w:r>
+        <w:t>1.</w:t>
+      </w:r>
+      <w:r>
+        <w:tab/>
+        <w:t>Die Ankunft der Helden und Vota als Vorboten der Öffnung der anderen Siegel auf einem weißen Schiff in Griechenland.</w:t>
+      </w:r>
+    </w:p>
+    <w:p>
+      <w:r>
+        <w:t>2.</w:t>
+      </w:r>
+      <w:r>
+        <w:tab/>
+        <w:t>König Ludwig II. reitet auf einem roten Pferd über die Grenze zwischen Bayern und Württemberg bei Ulm. Er beginnt einen Krieg, fehlgeleitet und kontrolliert von den Harbingern, um Seelen zu sammeln.</w:t>
+      </w:r>
+    </w:p>
+    <w:p>
+      <w:r>
+        <w:t>3.</w:t>
+      </w:r>
+      <w:r>
+        <w:tab/>
+        <w:t>Schwarze Züge transportieren Korn, welches hochgradig vergiftet ist. Überall im Land und angrenzend sterben Vieh and schlechtem Futter. Gemüse wächst nicht mehr und aufgrund des Krieges bleiben Lieferungen aus. Die Harbingers haben mit den Ashbearers die Ernten von deutschen Staaten vergiftet.</w:t>
+      </w:r>
+    </w:p>
+    <w:p>
+      <w:r>
+        <w:t>4.</w:t>
+      </w:r>
+      <w:r>
+        <w:tab/>
+        <w:t>Kutschen aus blassem Tuch transportieren Tote zu Massenbegräbnissen</w:t>
+      </w:r>
+    </w:p>
+    <w:p>
+      <w:r>
+        <w:t>5.</w:t>
+      </w:r>
+      <w:r>
+        <w:tab/>
+        <w:t>Erneut werden in religiösen Gebäuden rund um die Welt die 8 Psalmen an den Decken gefunden. Dieses mal predigen die Priester den ersten Psalm in der Sprache der Hölle, unablässig bis sie vor Durst sterben.</w:t>
+      </w:r>
+    </w:p>
+    <w:p>
+      <w:r>
+        <w:t>Vota trifft sich mit den Ashbringern um ein Ende zu dem Chaos zu bringen.</w:t>
+      </w:r>
+    </w:p>
+    <w:p>
+      <w:r>
+        <w:t>Der Teufel lockt mit den Harbingern Vota und die Ashbringer in eine Falle und kann sich ihn einverleiben.</w:t>
+      </w:r>
+    </w:p>
+    <w:p>
+      <w:r>
+        <w:t>6.</w:t>
+      </w:r>
+      <w:r>
+        <w:tab/>
+        <w:t>Naturkatastrophen zerstören Schiffe und Häfen auf der Welt. Stürme wehen über das Land.</w:t>
+      </w:r>
+    </w:p>
+    <w:p>
+      <w:r>
+        <w:t>Die Helden kämpfen gegen den Teufel und werden von Anna verraten. Anna wurde über die Bücher langsam vom Urwerwolf beeinflusst und wurde so immer mehr zu Fury. Anna tötet Sabine vor allen Augen und bringt so ihre komplette Wut zum Vorschein. Der Teufel beginnt sie aufzunehmen, doch weiß er, dass das nur kurz andauern wird. Er greift die Helden mit fast seiner kompletten Macht an. Ohne Anna werden die Helden vom Teufel getötet, auch wenn er nicht bei voller Stärke ist, mit einer Waffe, welche die Seele vernichtet, verbannt etc. (noch ausdenken und in den anderen Büchern verstreuen).</w:t>
+      </w:r>
+    </w:p>
+    <w:p>
+      <w:r>
+        <w:t>7.</w:t>
+      </w:r>
+      <w:r>
+        <w:tab/>
+        <w:t>Maximilian und Janette hatten sich aus dem Kampf herausgehalten und fliehen, während eine Trompete nach der anderen einsetzt, immer lauter, überall um sie herum. Gerade als die siebte Trompete erschallt: Maximilian aktiviert die Uhr zusammen mit Janette und die Zeitschleife beginnt von neuem, auf eine hastig gestellte Uhrzeit bevor dem Dezember 1882. Nur weiß der Teufel jetzt alles was er wissen muss um in der nächsten Zeitspirale noch schneller zu sein.</w:t>
+      </w:r>
+    </w:p>
+    <w:p/>
+    <w:p/>
+    <w:p/>
+    <w:p>
+      <w:r>
+        <w:lastRenderedPageBreak/>
+        <w:t>Mehrere leere Seiten bis pro Seite immer mehr Wörter kommen, die Gedanken der Helden als Seele. Erst als sie alle zusammen reden und der Schäferin begegnen.</w:t>
+      </w:r>
+    </w:p>
+    <w:p/>
+    <w:p/>
+    <w:p>
+      <w:r>
+        <w:t>Aus der Sicht von Maximilian, als er</w:t>
+      </w:r>
+      <w:r>
+        <w:t xml:space="preserve"> und Janette</w:t>
+      </w:r>
+      <w:r>
+        <w:t xml:space="preserve"> sich vor dem Teufel versteck</w:t>
+      </w:r>
+      <w:r>
+        <w:t>en</w:t>
+      </w:r>
+      <w:r>
+        <w:t xml:space="preserve"> und die Leichen der drei Helden sieht. Er entschiedet sich seinen Plan B zu nutzen und die Zeitschleife weiter zu gehen, obwohl der Teufel dadurch vielleicht mächtiger wird. Der Teufel verspottet ihn derweil und, Janette an der Seite von ihm drücken zusammen den Schalter. </w:t>
+      </w:r>
+      <w:r>
+        <w:t>Die beiden enden in der Hölle, wo der Teufel sie begrüßt. Er hat sonst keinen Grund hier her zu kommen, aber jetzt hat er zwei. Er beginnt die beiden persönlich zu Foltern. Man sieht als letztes im Kapitel, wie die beiden sich gegenseitig die Hand halten.</w:t>
+      </w:r>
+    </w:p>
+    <w:p/>
+    <w:p>
+      <w:r>
+        <w:t>Wir erleben, wie die Helden als Seelen heilen und erfahren mehr über die Welt dahinter. Auch was vor langer Zeit mit den Seelenbändigern geschah, da die Schäferin ihnen nun alles von Angesicht zu Angesicht erzählen kann.</w:t>
+      </w:r>
+    </w:p>
+    <w:p>
+      <w:r>
+        <w:t>Ein Kapitel, wie Janette und Maximilian in der Hölle leiden und mehr über den Teufel erfahren.</w:t>
+      </w:r>
+    </w:p>
+    <w:p>
+      <w:r>
+        <w:t>Die Uhr bringt uns einige Tage bevor der Schicksalsnacht mit dem Grafen. Die Helden sind noch nicht bereit, aber Janette und Maximilian</w:t>
+      </w:r>
+      <w:r>
+        <w:t xml:space="preserve"> versuchen schlimmeres zu verhindern. Doch bringt der Teufel hier die Helden um, in dem er auch im Chalet eingeladen ist. Die Helden sterben und Janette und Maximilian sind verzweifelt.</w:t>
+      </w:r>
+    </w:p>
+    <w:p>
+      <w:r>
+        <w:t>Anna wird hier wieder von den Wardens befreit, doch hat sie die Wolfseele nicht in sich. Die Wardens bereiten sich vor, gegen der Werwolf Grafen etc. zu kämpfen.</w:t>
+      </w:r>
+    </w:p>
+    <w:p>
+      <w:r>
+        <w:t>Die Seelen der Helden kommen auf die Erde zurück und müssen das Leid anschauen, welches entstanden ist. Ihre Familien trauern und sie suchen nach jemanden, der ihnen helfen kann. Sie finden Janette und Maximilian und können in einen Körper zurückkehren, aber noch nicht ihre eigenen.</w:t>
+      </w:r>
+    </w:p>
+    <w:p>
+      <w:r>
+        <w:t>Die Helden werden stärker und stärker, während die Wardens gegen den Kult und Anhänger der Werwölfe kämpfen. Der Teufel versucht ständig den Grafen zur extremen Wut zu bringen, scheitert aber. Er muss doch an Anna ran und den Grafen töten. Am besten alles in einem, damit Anna ihrer Wut freien Lauf lässt.</w:t>
+      </w:r>
+    </w:p>
+    <w:p>
+      <w:r>
+        <w:t>Die Wardens werden bei den Kämpfen aufgerieben, bevor die Helden wieder ihre Körper erstellen können. Dabei wird Anna gefangen genommen, aber die Helden wissen von den Überlebenden, wo sie Anna und den Teufel finden können.</w:t>
+      </w:r>
+    </w:p>
+    <w:p>
+      <w:r>
+        <w:lastRenderedPageBreak/>
+        <w:t>Der Teufel wird mit H</w:t>
+      </w:r>
+      <w:r>
+        <w:t>ilfe der Uhr bis an das Ende der Zeit gebannt. So kann er nie gerettet werden, da die Zeit ausläuft bis er etwas unternehmen kann. Er selbst kann den Urknall beobachten, immer wieder für jede Zeitschleife welche noch folgen mag.</w:t>
+      </w:r>
+    </w:p>
+    <w:p>
       <w:pPr>
+        <w:pStyle w:val="berschrift2"/>
         <w:rPr>
           <w:lang w:val="en-US"/>
         </w:rPr>
@@ -12,851 +175,2252 @@
         <w:rPr>
           <w:lang w:val="en-US"/>
         </w:rPr>
-        <w:t>Prolog:</w:t>
-      </w:r>
-    </w:p>
-    <w:p>
-      <w:r>
+        <w:t>Epilog</w:t>
+      </w:r>
+    </w:p>
+    <w:p>
+      <w:pPr>
         <w:rPr>
           <w:lang w:val="en-US"/>
         </w:rPr>
-        <w:t>Mother Pfeiffer is lying d</w:t>
-      </w:r>
-      <w:r>
-        <w:rPr>
+      </w:pPr>
+    </w:p>
+    <w:p>
+      <w:pPr>
+        <w:rPr>
+          <w:i/>
+          <w:iCs/>
           <w:lang w:val="en-US"/>
         </w:rPr>
-        <w:t xml:space="preserve">ying, thinking about her life, what she can remember, only the good. She tells her grandchildren: I remember you, and dies. She sees herself, her Soul, ascend upwards, the stare of her son following her, up through the roof and then the clouds, then a veil of white. She reminisces about what her life had meant to her, how this feeling of eath was so peaceful, yet her continuing existence a hopeful blessing. She could watch her son, her family, going on, and she would watch it all. </w:t>
-      </w:r>
-      <w:r>
-        <w:rPr>
+      </w:pPr>
+      <w:r>
+        <w:rPr>
+          <w:i/>
+          <w:iCs/>
           <w:lang w:val="en-US"/>
         </w:rPr>
-        <w:br/>
-        <w:t xml:space="preserve">She gets greeted by the Shepard of Souls and talks with her shortly about her son and how special he is. Then she gets let away, a gigantic grey ball in the distance, but they go another way, far away from it. </w:t>
-      </w:r>
-      <w:r>
-        <w:t>To somewhere undisturbed and peaceful.</w:t>
-      </w:r>
-    </w:p>
-    <w:p/>
-    <w:p>
-      <w:r>
-        <w:t>Taa-Vo ist Japan und lernt langsam deren Sprache. Er erkennt deren Schrift leicht an seiner eigenen und lernt mehr und mehr von der Zukunft.</w:t>
-      </w:r>
-    </w:p>
-    <w:p/>
-    <w:p>
-      <w:r>
-        <w:t xml:space="preserve">Anna scheidet von den Wardens langsam und wird vom </w:t>
-      </w:r>
-      <w:r>
-        <w:t>K</w:t>
-      </w:r>
-      <w:r>
-        <w:t xml:space="preserve">ult versteckt. Dort wird sie verehrt und lernt über die andere Seite des Konflikts, eine Seite in der die </w:t>
-      </w:r>
-      <w:r>
-        <w:t>Monster</w:t>
-      </w:r>
-      <w:r>
-        <w:t xml:space="preserve"> herrschen können. Sie kämpft mit sich selbst, aber geht am Ende des Buches zu dem Kult komplett über.</w:t>
-      </w:r>
-    </w:p>
-    <w:p/>
-    <w:p>
-      <w:r>
-        <w:t xml:space="preserve">Die Helden werden von Mosnter an Bord überrascht, da Sir Charles diese zur Ablenkung mitgebracht hat. Sie bekämpfen die Monster, doch Wachen entdecken diese. </w:t>
-      </w:r>
-      <w:r>
-        <w:t xml:space="preserve">Marina besticht die Wachen mit viel Geld und bringt sie so fast zum Schweigen. Nur einer plaudert das Geheimnis aus, er schickt eine telegraphische Nachricht zum Kult </w:t>
-      </w:r>
-      <w:r>
-        <w:t>und August,</w:t>
-      </w:r>
-      <w:r>
-        <w:t xml:space="preserve"> und seine genaue Beschreibung des Monsters und der Helden bringt den Kult auf deren Spur. Sie schicken einen kleinen Trupp ebenfalls nach Japan, doch bereiten sich selbst in der Abwesenheit der Helden auf einen vernichtenden Schlag gegen die Custodire vor.</w:t>
-      </w:r>
-    </w:p>
-    <w:p>
-      <w:r>
-        <w:t>Ein Mann des Kultes stellt den Helden in Alexandria eine Falle, als diese nach den Überresten der alten Bibliothek suchen. Nur ihr Seelenbund und ihre Kräfte können sie retten.</w:t>
-      </w:r>
-    </w:p>
-    <w:p/>
-    <w:p>
-      <w:r>
-        <w:t>Marina erfährt endlich was genau mit ihrer Mutter passiert ist als sie von Sir Charles gefangen genommen wird. Er will sie für eine Falle nutzen und lässt sie am Leben, nutzt sogar ihre Gestalt. Sie ist gefesselt mit dem Anti-Seelen-Metall und kann sich dennoch freisprengen, da ihre Seelen stark genug gegen das minderwertige Metall sind.</w:t>
-      </w:r>
-      <w:r>
-        <w:t xml:space="preserve"> (nichtso stark wie das von Nai damals)</w:t>
-      </w:r>
-    </w:p>
-    <w:p>
-      <w:r>
-        <w:t xml:space="preserve">Zum Ende der Fahrt bringt Sir Charles den japanischen Botschafter zu Britannien um und die Helden klären es auf. Dabei kämpfen sie gegen Sir Charles und töten ihn. </w:t>
-      </w:r>
-      <w:r>
-        <w:t xml:space="preserve">Dabei verliert Friedrich seinen rechten Arm und dieser wird durch den Gestaltwandler ersetzt, was er </w:t>
-      </w:r>
-      <w:r>
+        <w:t>The</w:t>
+      </w:r>
+      <w:r>
+        <w:rPr>
+          <w:i/>
+          <w:iCs/>
+          <w:lang w:val="en-US"/>
+        </w:rPr>
+        <w:t xml:space="preserve"> </w:t>
+      </w:r>
+      <w:r>
+        <w:rPr>
+          <w:i/>
+          <w:iCs/>
+          <w:lang w:val="en-US"/>
+        </w:rPr>
+        <w:t xml:space="preserve">Summer of </w:t>
+      </w:r>
+      <w:r>
+        <w:rPr>
+          <w:i/>
+          <w:iCs/>
+          <w:lang w:val="en-US"/>
+        </w:rPr>
+        <w:t>192</w:t>
+      </w:r>
+      <w:r>
+        <w:rPr>
+          <w:i/>
+          <w:iCs/>
+          <w:lang w:val="en-US"/>
+        </w:rPr>
+        <w:t>5</w:t>
+      </w:r>
+      <w:r>
+        <w:rPr>
+          <w:i/>
+          <w:iCs/>
+          <w:lang w:val="en-US"/>
+        </w:rPr>
+        <w:t>, 4</w:t>
+      </w:r>
+      <w:r>
+        <w:rPr>
+          <w:i/>
+          <w:iCs/>
+          <w:lang w:val="en-US"/>
+        </w:rPr>
+        <w:t>2</w:t>
+      </w:r>
+      <w:r>
+        <w:rPr>
+          <w:i/>
+          <w:iCs/>
+          <w:lang w:val="en-US"/>
+        </w:rPr>
+        <w:t xml:space="preserve"> years later</w:t>
+      </w:r>
+    </w:p>
+    <w:p>
+      <w:pPr>
+        <w:widowControl w:val="0"/>
+        <w:suppressAutoHyphens/>
+        <w:spacing w:after="0" w:line="300" w:lineRule="auto"/>
+        <w:ind w:firstLine="709"/>
+        <w:jc w:val="both"/>
+        <w:rPr>
+          <w:rFonts w:ascii="Calibri" w:eastAsia="Calibri" w:hAnsi="Calibri" w:cs="Calibri"/>
+          <w:color w:val="000000"/>
+          <w:lang w:val="en-US" w:eastAsia="zh-CN" w:bidi="hi-IN"/>
+          <w14:ligatures w14:val="none"/>
+        </w:rPr>
+      </w:pPr>
+    </w:p>
+    <w:p>
+      <w:pPr>
+        <w:widowControl w:val="0"/>
+        <w:suppressAutoHyphens/>
+        <w:spacing w:after="0" w:line="300" w:lineRule="auto"/>
+        <w:ind w:firstLine="709"/>
+        <w:jc w:val="both"/>
+        <w:rPr>
+          <w:rFonts w:ascii="Calibri" w:eastAsia="Calibri" w:hAnsi="Calibri" w:cs="Calibri"/>
+          <w:color w:val="000000"/>
+          <w:lang w:val="en-US" w:eastAsia="zh-CN" w:bidi="hi-IN"/>
+          <w14:ligatures w14:val="none"/>
+        </w:rPr>
+      </w:pPr>
+      <w:r>
+        <w:rPr>
+          <w:rFonts w:ascii="Calibri" w:eastAsia="Calibri" w:hAnsi="Calibri" w:cs="Calibri"/>
+          <w:color w:val="000000"/>
+          <w:lang w:val="en-US" w:eastAsia="zh-CN" w:bidi="hi-IN"/>
+          <w14:ligatures w14:val="none"/>
+        </w:rPr>
+        <w:t xml:space="preserve">Janette and Maximilian were sitting in their workshop, working together on the last finishing touches, their labor with only one goal. Tirelessly, over the last </w:t>
+      </w:r>
+      <w:r>
+        <w:rPr>
+          <w:rFonts w:ascii="Calibri" w:eastAsia="Calibri" w:hAnsi="Calibri" w:cs="Calibri"/>
+          <w:color w:val="000000"/>
+          <w:lang w:val="en-US" w:eastAsia="zh-CN" w:bidi="hi-IN"/>
+          <w14:ligatures w14:val="none"/>
+        </w:rPr>
+        <w:t>five</w:t>
+      </w:r>
+      <w:r>
+        <w:rPr>
+          <w:rFonts w:ascii="Calibri" w:eastAsia="Calibri" w:hAnsi="Calibri" w:cs="Calibri"/>
+          <w:color w:val="000000"/>
+          <w:lang w:val="en-US" w:eastAsia="zh-CN" w:bidi="hi-IN"/>
+          <w14:ligatures w14:val="none"/>
+        </w:rPr>
+        <w:t xml:space="preserve"> years, they had tinkered and researched, all on their lonesome. They did not want any other help, maybe help would have gotten in their way. Alexander for sure would not have approved of their work, he would have called it dangerous or even the root cause of it all. He would have explained and pleaded, demanded even.</w:t>
+      </w:r>
+      <w:r>
+        <w:rPr>
+          <w:rFonts w:ascii="Calibri" w:eastAsia="Calibri" w:hAnsi="Calibri" w:cs="Calibri"/>
+          <w:color w:val="000000"/>
+          <w:lang w:val="en-US" w:eastAsia="zh-CN" w:bidi="hi-IN"/>
+          <w14:ligatures w14:val="none"/>
+        </w:rPr>
+        <w:t xml:space="preserve"> What if that, what if</w:t>
+      </w:r>
+      <w:r>
+        <w:rPr>
+          <w:rFonts w:ascii="Calibri" w:eastAsia="Calibri" w:hAnsi="Calibri" w:cs="Calibri"/>
+          <w:color w:val="000000"/>
+          <w:lang w:val="en-US" w:eastAsia="zh-CN" w:bidi="hi-IN"/>
+          <w14:ligatures w14:val="none"/>
+        </w:rPr>
+        <w:t xml:space="preserve"> this</w:t>
+      </w:r>
+      <w:r>
+        <w:rPr>
+          <w:rFonts w:ascii="Calibri" w:eastAsia="Calibri" w:hAnsi="Calibri" w:cs="Calibri"/>
+          <w:color w:val="000000"/>
+          <w:lang w:val="en-US" w:eastAsia="zh-CN" w:bidi="hi-IN"/>
+          <w14:ligatures w14:val="none"/>
+        </w:rPr>
+        <w:t>, he would have said. And they would have stopped. He would have had the reach for it, certainly, being Professor, head of the Technical University and honorary chairmen of the Custodire Populum.</w:t>
+      </w:r>
+      <w:r>
+        <w:rPr>
+          <w:rFonts w:ascii="Calibri" w:eastAsia="Calibri" w:hAnsi="Calibri" w:cs="Calibri"/>
+          <w:color w:val="000000"/>
+          <w:lang w:val="en-US" w:eastAsia="zh-CN" w:bidi="hi-IN"/>
+          <w14:ligatures w14:val="none"/>
+        </w:rPr>
+        <w:t xml:space="preserve"> Friedrich had died five years ago, peacefully in his sleep, content with his massive family around him. Gr</w:t>
+      </w:r>
+      <w:r>
+        <w:rPr>
+          <w:rFonts w:ascii="Calibri" w:eastAsia="Calibri" w:hAnsi="Calibri" w:cs="Calibri"/>
+          <w:color w:val="000000"/>
+          <w:lang w:val="en-US" w:eastAsia="zh-CN" w:bidi="hi-IN"/>
+          <w14:ligatures w14:val="none"/>
+        </w:rPr>
+        <w:t>eat</w:t>
+      </w:r>
+      <w:r>
+        <w:rPr>
+          <w:rFonts w:ascii="Calibri" w:eastAsia="Calibri" w:hAnsi="Calibri" w:cs="Calibri"/>
+          <w:color w:val="000000"/>
+          <w:lang w:val="en-US" w:eastAsia="zh-CN" w:bidi="hi-IN"/>
+          <w14:ligatures w14:val="none"/>
+        </w:rPr>
+        <w:t>-grand-children even.</w:t>
+      </w:r>
+      <w:r>
+        <w:rPr>
+          <w:rFonts w:ascii="Calibri" w:eastAsia="Calibri" w:hAnsi="Calibri" w:cs="Calibri"/>
+          <w:color w:val="000000"/>
+          <w:lang w:val="en-US" w:eastAsia="zh-CN" w:bidi="hi-IN"/>
+          <w14:ligatures w14:val="none"/>
+        </w:rPr>
+        <w:t xml:space="preserve"> He would not have to see the chaos that wrought Munich over the last years. They say that the Great War broke him, seeing all those young lives leave, never to return.</w:t>
+      </w:r>
+      <w:r>
+        <w:rPr>
+          <w:rFonts w:ascii="Calibri" w:eastAsia="Calibri" w:hAnsi="Calibri" w:cs="Calibri"/>
+          <w:color w:val="000000"/>
+          <w:lang w:val="en-US" w:eastAsia="zh-CN" w:bidi="hi-IN"/>
+          <w14:ligatures w14:val="none"/>
+        </w:rPr>
+        <w:t xml:space="preserve"> </w:t>
+      </w:r>
+      <w:r>
+        <w:rPr>
+          <w:rFonts w:ascii="Calibri" w:eastAsia="Calibri" w:hAnsi="Calibri" w:cs="Calibri"/>
+          <w:color w:val="000000"/>
+          <w:lang w:val="en-US" w:eastAsia="zh-CN" w:bidi="hi-IN"/>
+          <w14:ligatures w14:val="none"/>
+        </w:rPr>
+        <w:t xml:space="preserve">He held on to his on boy in the police force as well as he could, probably saving a few of them in the long run from damnation or ruin. </w:t>
+      </w:r>
+      <w:r>
+        <w:rPr>
+          <w:rFonts w:ascii="Calibri" w:eastAsia="Calibri" w:hAnsi="Calibri" w:cs="Calibri"/>
+          <w:color w:val="000000"/>
+          <w:lang w:val="en-US" w:eastAsia="zh-CN" w:bidi="hi-IN"/>
+          <w14:ligatures w14:val="none"/>
+        </w:rPr>
+        <w:t xml:space="preserve">All those actions probably were what had saved him in the end. </w:t>
+      </w:r>
+      <w:r>
+        <w:rPr>
+          <w:rFonts w:ascii="Calibri" w:eastAsia="Calibri" w:hAnsi="Calibri" w:cs="Calibri"/>
+          <w:color w:val="000000"/>
+          <w:lang w:val="en-US" w:eastAsia="zh-CN" w:bidi="hi-IN"/>
+          <w14:ligatures w14:val="none"/>
+        </w:rPr>
+        <w:t>He deserved the rest now, and h</w:t>
+      </w:r>
+      <w:r>
+        <w:rPr>
+          <w:rFonts w:ascii="Calibri" w:eastAsia="Calibri" w:hAnsi="Calibri" w:cs="Calibri"/>
+          <w:color w:val="000000"/>
+          <w:lang w:val="en-US" w:eastAsia="zh-CN" w:bidi="hi-IN"/>
+          <w14:ligatures w14:val="none"/>
+        </w:rPr>
+        <w:t>e now could see his Maria again.</w:t>
+      </w:r>
+      <w:r>
+        <w:rPr>
+          <w:rFonts w:ascii="Calibri" w:eastAsia="Calibri" w:hAnsi="Calibri" w:cs="Calibri"/>
+          <w:color w:val="000000"/>
+          <w:lang w:val="en-US" w:eastAsia="zh-CN" w:bidi="hi-IN"/>
+          <w14:ligatures w14:val="none"/>
+        </w:rPr>
+        <w:t xml:space="preserve"> His first love, that had forgiven him long ago, which helped him forgive himself. But would he really see her? And for how long? Was there even such a thing as time still present? Or was it forever. They both did not know, but what the last Soulbinder had told them, that the constant and ever-continuing flow was now broken, souls no more bound to destiny and specific bodies. It was now all chaos and chance. No one would be able to control it all, be it in life or in death, heaven nor hell. Souls that had been bound together by that destiny might be not now, drifting apart, never to be together in their spiritual embrace, ever again. They could not have that, they needed to be certain, and they felt that this was the only way. </w:t>
+      </w:r>
+    </w:p>
+    <w:p>
+      <w:pPr>
+        <w:widowControl w:val="0"/>
+        <w:suppressAutoHyphens/>
+        <w:spacing w:after="0" w:line="300" w:lineRule="auto"/>
+        <w:ind w:firstLine="709"/>
+        <w:jc w:val="both"/>
+        <w:rPr>
+          <w:rFonts w:ascii="Calibri" w:eastAsia="Calibri" w:hAnsi="Calibri" w:cs="Calibri"/>
+          <w:color w:val="000000"/>
+          <w:lang w:val="en-US" w:eastAsia="zh-CN" w:bidi="hi-IN"/>
+          <w14:ligatures w14:val="none"/>
+        </w:rPr>
+      </w:pPr>
+    </w:p>
+    <w:p>
+      <w:pPr>
+        <w:widowControl w:val="0"/>
+        <w:suppressAutoHyphens/>
+        <w:spacing w:after="0" w:line="300" w:lineRule="auto"/>
+        <w:ind w:firstLine="709"/>
+        <w:jc w:val="both"/>
+        <w:rPr>
+          <w:rFonts w:ascii="Calibri" w:eastAsia="Calibri" w:hAnsi="Calibri" w:cs="Calibri"/>
+          <w:color w:val="000000"/>
+          <w:lang w:val="en-US" w:eastAsia="zh-CN" w:bidi="hi-IN"/>
+          <w14:ligatures w14:val="none"/>
+        </w:rPr>
+      </w:pPr>
+      <w:r>
+        <w:rPr>
+          <w:rFonts w:ascii="Calibri" w:eastAsia="Calibri" w:hAnsi="Calibri" w:cs="Calibri"/>
+          <w:color w:val="000000"/>
+          <w:lang w:val="en-US" w:eastAsia="zh-CN" w:bidi="hi-IN"/>
+          <w14:ligatures w14:val="none"/>
+        </w:rPr>
+        <w:t xml:space="preserve">Marina did follow only last year, complications from </w:t>
+      </w:r>
+      <w:r>
+        <w:rPr>
+          <w:rFonts w:ascii="Calibri" w:eastAsia="Calibri" w:hAnsi="Calibri" w:cs="Calibri"/>
+          <w:color w:val="000000"/>
+          <w:lang w:val="en-US" w:eastAsia="zh-CN" w:bidi="hi-IN"/>
+          <w14:ligatures w14:val="none"/>
+        </w:rPr>
+        <w:t>an illness</w:t>
+      </w:r>
+      <w:r>
+        <w:rPr>
+          <w:rFonts w:ascii="Calibri" w:eastAsia="Calibri" w:hAnsi="Calibri" w:cs="Calibri"/>
+          <w:color w:val="000000"/>
+          <w:lang w:val="en-US" w:eastAsia="zh-CN" w:bidi="hi-IN"/>
+          <w14:ligatures w14:val="none"/>
+        </w:rPr>
+        <w:t xml:space="preserve"> after so many years. Her son Aris was with her over her last few months, her health deteriorating slowly but steadily.</w:t>
+      </w:r>
+      <w:r>
+        <w:rPr>
+          <w:rFonts w:ascii="Calibri" w:eastAsia="Calibri" w:hAnsi="Calibri" w:cs="Calibri"/>
+          <w:color w:val="000000"/>
+          <w:lang w:val="en-US" w:eastAsia="zh-CN" w:bidi="hi-IN"/>
+          <w14:ligatures w14:val="none"/>
+        </w:rPr>
+        <w:t xml:space="preserve"> He thankfully did survive the </w:t>
+      </w:r>
+      <w:r>
+        <w:rPr>
+          <w:rFonts w:ascii="Calibri" w:eastAsia="Calibri" w:hAnsi="Calibri" w:cs="Calibri"/>
+          <w:color w:val="000000"/>
+          <w:lang w:val="en-US" w:eastAsia="zh-CN" w:bidi="hi-IN"/>
+          <w14:ligatures w14:val="none"/>
+        </w:rPr>
+        <w:t>G</w:t>
+      </w:r>
+      <w:r>
+        <w:rPr>
+          <w:rFonts w:ascii="Calibri" w:eastAsia="Calibri" w:hAnsi="Calibri" w:cs="Calibri"/>
+          <w:color w:val="000000"/>
+          <w:lang w:val="en-US" w:eastAsia="zh-CN" w:bidi="hi-IN"/>
+          <w14:ligatures w14:val="none"/>
+        </w:rPr>
+        <w:t xml:space="preserve">reat </w:t>
+      </w:r>
+      <w:r>
+        <w:rPr>
+          <w:rFonts w:ascii="Calibri" w:eastAsia="Calibri" w:hAnsi="Calibri" w:cs="Calibri"/>
+          <w:color w:val="000000"/>
+          <w:lang w:val="en-US" w:eastAsia="zh-CN" w:bidi="hi-IN"/>
+          <w14:ligatures w14:val="none"/>
+        </w:rPr>
+        <w:t>W</w:t>
+      </w:r>
+      <w:r>
+        <w:rPr>
+          <w:rFonts w:ascii="Calibri" w:eastAsia="Calibri" w:hAnsi="Calibri" w:cs="Calibri"/>
+          <w:color w:val="000000"/>
+          <w:lang w:val="en-US" w:eastAsia="zh-CN" w:bidi="hi-IN"/>
+          <w14:ligatures w14:val="none"/>
+        </w:rPr>
+        <w:t xml:space="preserve">ar too, stepping into his </w:t>
+      </w:r>
+      <w:r>
+        <w:rPr>
+          <w:rFonts w:ascii="Calibri" w:eastAsia="Calibri" w:hAnsi="Calibri" w:cs="Calibri"/>
+          <w:color w:val="000000"/>
+          <w:lang w:val="en-US" w:eastAsia="zh-CN" w:bidi="hi-IN"/>
+          <w14:ligatures w14:val="none"/>
+        </w:rPr>
+        <w:t>father’s</w:t>
+      </w:r>
+      <w:r>
+        <w:rPr>
+          <w:rFonts w:ascii="Calibri" w:eastAsia="Calibri" w:hAnsi="Calibri" w:cs="Calibri"/>
+          <w:color w:val="000000"/>
+          <w:lang w:val="en-US" w:eastAsia="zh-CN" w:bidi="hi-IN"/>
+          <w14:ligatures w14:val="none"/>
+        </w:rPr>
+        <w:t xml:space="preserve"> shoes </w:t>
+      </w:r>
+      <w:r>
+        <w:rPr>
+          <w:rFonts w:ascii="Calibri" w:eastAsia="Calibri" w:hAnsi="Calibri" w:cs="Calibri"/>
+          <w:color w:val="000000"/>
+          <w:lang w:val="en-US" w:eastAsia="zh-CN" w:bidi="hi-IN"/>
+          <w14:ligatures w14:val="none"/>
+        </w:rPr>
+        <w:t xml:space="preserve">as a soldier </w:t>
+      </w:r>
+      <w:r>
+        <w:rPr>
+          <w:rFonts w:ascii="Calibri" w:eastAsia="Calibri" w:hAnsi="Calibri" w:cs="Calibri"/>
+          <w:color w:val="000000"/>
+          <w:lang w:val="en-US" w:eastAsia="zh-CN" w:bidi="hi-IN"/>
+          <w14:ligatures w14:val="none"/>
+        </w:rPr>
+        <w:t>a long time ago.</w:t>
+      </w:r>
+      <w:r>
+        <w:rPr>
+          <w:rFonts w:ascii="Calibri" w:eastAsia="Calibri" w:hAnsi="Calibri" w:cs="Calibri"/>
+          <w:color w:val="000000"/>
+          <w:lang w:val="en-US" w:eastAsia="zh-CN" w:bidi="hi-IN"/>
+          <w14:ligatures w14:val="none"/>
+        </w:rPr>
+        <w:t xml:space="preserve"> They could have found a way to prolong her life for sure, but she too wanted to go. To see her husband</w:t>
+      </w:r>
+      <w:r>
+        <w:rPr>
+          <w:rFonts w:ascii="Calibri" w:eastAsia="Calibri" w:hAnsi="Calibri" w:cs="Calibri"/>
+          <w:color w:val="000000"/>
+          <w:lang w:val="en-US" w:eastAsia="zh-CN" w:bidi="hi-IN"/>
+          <w14:ligatures w14:val="none"/>
+        </w:rPr>
+        <w:t>. She too longed for that connection. But again, why were they</w:t>
+      </w:r>
+      <w:r>
+        <w:rPr>
+          <w:rFonts w:ascii="Calibri" w:eastAsia="Calibri" w:hAnsi="Calibri" w:cs="Calibri"/>
+          <w:color w:val="000000"/>
+          <w:lang w:val="en-US" w:eastAsia="zh-CN" w:bidi="hi-IN"/>
+          <w14:ligatures w14:val="none"/>
+        </w:rPr>
+        <w:t xml:space="preserve"> all</w:t>
+      </w:r>
+      <w:r>
+        <w:rPr>
+          <w:rFonts w:ascii="Calibri" w:eastAsia="Calibri" w:hAnsi="Calibri" w:cs="Calibri"/>
+          <w:color w:val="000000"/>
+          <w:lang w:val="en-US" w:eastAsia="zh-CN" w:bidi="hi-IN"/>
+          <w14:ligatures w14:val="none"/>
+        </w:rPr>
+        <w:t xml:space="preserve"> so sure about it? The erratic chaos they had produced could lead to anything, the cycle was no more and it was sure to be more like waves crashing into cliffs over and over again. The same motion, </w:t>
+      </w:r>
+      <w:r>
+        <w:rPr>
+          <w:rFonts w:ascii="Calibri" w:eastAsia="Calibri" w:hAnsi="Calibri" w:cs="Calibri"/>
+          <w:color w:val="000000"/>
+          <w:lang w:val="en-US" w:eastAsia="zh-CN" w:bidi="hi-IN"/>
+          <w14:ligatures w14:val="none"/>
+        </w:rPr>
         <w:lastRenderedPageBreak/>
-        <w:t xml:space="preserve">bisher verstecken will. Er vertraut dem Gestaltwandler nicht, aber der </w:t>
-      </w:r>
-      <w:r>
-        <w:t>Verlust</w:t>
-      </w:r>
-      <w:r>
-        <w:t xml:space="preserve"> seines Armes, kurz nachdem er wieder mit seiner Waffe unbeschränkt Schießen kann, schmerzt ihn sehr.</w:t>
-      </w:r>
-    </w:p>
-    <w:p/>
+        <w:t xml:space="preserve">the same origination of force, but a different outcome each time. Nobody could assure them their souls would stay together forever, not to be apart even in their afterlife. They wear born on the same day, the same hour, the same minute even. In the same village, in the same house, just a room apart. Ment for each other, even if they only could acknowledge that over thirty years later. </w:t>
+      </w:r>
+      <w:r>
+        <w:rPr>
+          <w:rFonts w:ascii="Calibri" w:eastAsia="Calibri" w:hAnsi="Calibri" w:cs="Calibri"/>
+          <w:color w:val="000000"/>
+          <w:lang w:val="en-US" w:eastAsia="zh-CN" w:bidi="hi-IN"/>
+          <w14:ligatures w14:val="none"/>
+        </w:rPr>
+        <w:t>So,</w:t>
+      </w:r>
+      <w:r>
+        <w:rPr>
+          <w:rFonts w:ascii="Calibri" w:eastAsia="Calibri" w:hAnsi="Calibri" w:cs="Calibri"/>
+          <w:color w:val="000000"/>
+          <w:lang w:val="en-US" w:eastAsia="zh-CN" w:bidi="hi-IN"/>
+          <w14:ligatures w14:val="none"/>
+        </w:rPr>
+        <w:t xml:space="preserve"> they sat here for way too long, but their plan was now slowly closing. They had refurbished the Watch after it had been cleansed, the pieces of soul inside been freed and sent off. It had no power no more, could not step into fate, or maybe even dictate that fate all along. It had been part of that cycle, just form a different perspective. And that cycle had given them their love all those times, again and again. And they would not give up on it. They would use it one last time, travel to its origins and be that origin again. It had been used </w:t>
+      </w:r>
+      <w:r>
+        <w:rPr>
+          <w:rFonts w:ascii="Calibri" w:eastAsia="Calibri" w:hAnsi="Calibri" w:cs="Calibri"/>
+          <w:color w:val="000000"/>
+          <w:lang w:val="en-US" w:eastAsia="zh-CN" w:bidi="hi-IN"/>
+          <w14:ligatures w14:val="none"/>
+        </w:rPr>
+        <w:t>fifty-one thousand, one hundred seventeen times. Maximilian had counted, every single piece of soul that had been freed. Most of those were parts of their grandchild Hans, who had tried to stop its use in the future</w:t>
+      </w:r>
+      <w:r>
+        <w:rPr>
+          <w:rFonts w:ascii="Calibri" w:eastAsia="Calibri" w:hAnsi="Calibri" w:cs="Calibri"/>
+          <w:color w:val="000000"/>
+          <w:lang w:val="en-US" w:eastAsia="zh-CN" w:bidi="hi-IN"/>
+          <w14:ligatures w14:val="none"/>
+        </w:rPr>
+        <w:t>, traveling so often, splintering his soul into thousand pieces. A</w:t>
+      </w:r>
+      <w:r>
+        <w:rPr>
+          <w:rFonts w:ascii="Calibri" w:eastAsia="Calibri" w:hAnsi="Calibri" w:cs="Calibri"/>
+          <w:color w:val="000000"/>
+          <w:lang w:val="en-US" w:eastAsia="zh-CN" w:bidi="hi-IN"/>
+          <w14:ligatures w14:val="none"/>
+        </w:rPr>
+        <w:t>nd</w:t>
+      </w:r>
+      <w:r>
+        <w:rPr>
+          <w:rFonts w:ascii="Calibri" w:eastAsia="Calibri" w:hAnsi="Calibri" w:cs="Calibri"/>
+          <w:color w:val="000000"/>
+          <w:lang w:val="en-US" w:eastAsia="zh-CN" w:bidi="hi-IN"/>
+          <w14:ligatures w14:val="none"/>
+        </w:rPr>
+        <w:t xml:space="preserve"> he</w:t>
+      </w:r>
+      <w:r>
+        <w:rPr>
+          <w:rFonts w:ascii="Calibri" w:eastAsia="Calibri" w:hAnsi="Calibri" w:cs="Calibri"/>
+          <w:color w:val="000000"/>
+          <w:lang w:val="en-US" w:eastAsia="zh-CN" w:bidi="hi-IN"/>
+          <w14:ligatures w14:val="none"/>
+        </w:rPr>
+        <w:t xml:space="preserve"> ultimately succeeded by bringing it back to them. Back to them, because it had started with them.</w:t>
+      </w:r>
+      <w:r>
+        <w:rPr>
+          <w:rFonts w:ascii="Calibri" w:eastAsia="Calibri" w:hAnsi="Calibri" w:cs="Calibri"/>
+          <w:color w:val="000000"/>
+          <w:lang w:val="en-US" w:eastAsia="zh-CN" w:bidi="hi-IN"/>
+          <w14:ligatures w14:val="none"/>
+        </w:rPr>
+        <w:t xml:space="preserve"> He had been born as well, was nineteen already. They both had experienced all that luck with their own children and grandchildren, they had lived their life to the fullest. But now nothing more could be added to it.</w:t>
+      </w:r>
+      <w:r>
+        <w:rPr>
+          <w:rFonts w:ascii="Calibri" w:eastAsia="Calibri" w:hAnsi="Calibri" w:cs="Calibri"/>
+          <w:color w:val="000000"/>
+          <w:lang w:val="en-US" w:eastAsia="zh-CN" w:bidi="hi-IN"/>
+          <w14:ligatures w14:val="none"/>
+        </w:rPr>
+        <w:t xml:space="preserve"> They were part of that cycle, so they could be its end and beginning, all the same. This time they would not travel years, they would jump back cycles, all of those uses, to the origin and bind their souls again. This way they could be certain, that they would never drift apart, never not know each other’s touch and embrace.</w:t>
+      </w:r>
+      <w:r>
+        <w:rPr>
+          <w:rFonts w:ascii="Calibri" w:eastAsia="Calibri" w:hAnsi="Calibri" w:cs="Calibri"/>
+          <w:color w:val="000000"/>
+          <w:lang w:val="en-US" w:eastAsia="zh-CN" w:bidi="hi-IN"/>
+          <w14:ligatures w14:val="none"/>
+        </w:rPr>
+        <w:t xml:space="preserve"> This obsession was as strong as their love for </w:t>
+      </w:r>
+      <w:r>
+        <w:rPr>
+          <w:rFonts w:ascii="Calibri" w:eastAsia="Calibri" w:hAnsi="Calibri" w:cs="Calibri"/>
+          <w:color w:val="000000"/>
+          <w:lang w:val="en-US" w:eastAsia="zh-CN" w:bidi="hi-IN"/>
+          <w14:ligatures w14:val="none"/>
+        </w:rPr>
+        <w:t>another;</w:t>
+      </w:r>
+      <w:r>
+        <w:rPr>
+          <w:rFonts w:ascii="Calibri" w:eastAsia="Calibri" w:hAnsi="Calibri" w:cs="Calibri"/>
+          <w:color w:val="000000"/>
+          <w:lang w:val="en-US" w:eastAsia="zh-CN" w:bidi="hi-IN"/>
+          <w14:ligatures w14:val="none"/>
+        </w:rPr>
+        <w:t xml:space="preserve"> they sometimes mused it could be even stronger. But what was the difference, anyway? They had finished with the ritual days ago, binding</w:t>
+      </w:r>
+      <w:r>
+        <w:rPr>
+          <w:rFonts w:ascii="Calibri" w:eastAsia="Calibri" w:hAnsi="Calibri" w:cs="Calibri"/>
+          <w:color w:val="000000"/>
+          <w:lang w:val="en-US" w:eastAsia="zh-CN" w:bidi="hi-IN"/>
+          <w14:ligatures w14:val="none"/>
+        </w:rPr>
+        <w:t xml:space="preserve"> half of their</w:t>
+      </w:r>
+      <w:r>
+        <w:rPr>
+          <w:rFonts w:ascii="Calibri" w:eastAsia="Calibri" w:hAnsi="Calibri" w:cs="Calibri"/>
+          <w:color w:val="000000"/>
+          <w:lang w:val="en-US" w:eastAsia="zh-CN" w:bidi="hi-IN"/>
+          <w14:ligatures w14:val="none"/>
+        </w:rPr>
+        <w:t xml:space="preserve"> </w:t>
+      </w:r>
+      <w:r>
+        <w:rPr>
+          <w:rFonts w:ascii="Calibri" w:eastAsia="Calibri" w:hAnsi="Calibri" w:cs="Calibri"/>
+          <w:color w:val="000000"/>
+          <w:lang w:val="en-US" w:eastAsia="zh-CN" w:bidi="hi-IN"/>
+          <w14:ligatures w14:val="none"/>
+        </w:rPr>
+        <w:t>Souls</w:t>
+      </w:r>
+      <w:r>
+        <w:rPr>
+          <w:rFonts w:ascii="Calibri" w:eastAsia="Calibri" w:hAnsi="Calibri" w:cs="Calibri"/>
+          <w:color w:val="000000"/>
+          <w:lang w:val="en-US" w:eastAsia="zh-CN" w:bidi="hi-IN"/>
+          <w14:ligatures w14:val="none"/>
+        </w:rPr>
+        <w:t xml:space="preserve"> to the Watch, giving it power to work again.</w:t>
+      </w:r>
+      <w:r>
+        <w:rPr>
+          <w:rFonts w:ascii="Calibri" w:eastAsia="Calibri" w:hAnsi="Calibri" w:cs="Calibri"/>
+          <w:color w:val="000000"/>
+          <w:lang w:val="en-US" w:eastAsia="zh-CN" w:bidi="hi-IN"/>
+          <w14:ligatures w14:val="none"/>
+        </w:rPr>
+        <w:t xml:space="preserve"> They could not stray from it, or their bodies would be a husk, </w:t>
+      </w:r>
+      <w:r>
+        <w:rPr>
+          <w:rFonts w:ascii="Calibri" w:eastAsia="Calibri" w:hAnsi="Calibri" w:cs="Calibri"/>
+          <w:color w:val="000000"/>
+          <w:lang w:val="en-US" w:eastAsia="zh-CN" w:bidi="hi-IN"/>
+          <w14:ligatures w14:val="none"/>
+        </w:rPr>
+        <w:t>their Soul sucked away, no control over them retained</w:t>
+      </w:r>
+      <w:r>
+        <w:rPr>
+          <w:rFonts w:ascii="Calibri" w:eastAsia="Calibri" w:hAnsi="Calibri" w:cs="Calibri"/>
+          <w:color w:val="000000"/>
+          <w:lang w:val="en-US" w:eastAsia="zh-CN" w:bidi="hi-IN"/>
+          <w14:ligatures w14:val="none"/>
+        </w:rPr>
+        <w:t>.</w:t>
+      </w:r>
+      <w:r>
+        <w:rPr>
+          <w:rFonts w:ascii="Calibri" w:eastAsia="Calibri" w:hAnsi="Calibri" w:cs="Calibri"/>
+          <w:color w:val="000000"/>
+          <w:lang w:val="en-US" w:eastAsia="zh-CN" w:bidi="hi-IN"/>
+          <w14:ligatures w14:val="none"/>
+        </w:rPr>
+        <w:t xml:space="preserve"> </w:t>
+      </w:r>
+      <w:r>
+        <w:rPr>
+          <w:rFonts w:ascii="Calibri" w:eastAsia="Calibri" w:hAnsi="Calibri" w:cs="Calibri"/>
+          <w:color w:val="EE0000"/>
+          <w:lang w:val="en-US" w:eastAsia="zh-CN" w:bidi="hi-IN"/>
+          <w14:ligatures w14:val="none"/>
+        </w:rPr>
+        <w:t>Hell</w:t>
+      </w:r>
+      <w:r>
+        <w:rPr>
+          <w:rFonts w:ascii="Calibri" w:eastAsia="Calibri" w:hAnsi="Calibri" w:cs="Calibri"/>
+          <w:color w:val="000000"/>
+          <w:lang w:val="en-US" w:eastAsia="zh-CN" w:bidi="hi-IN"/>
+          <w14:ligatures w14:val="none"/>
+        </w:rPr>
+        <w:t xml:space="preserve"> and its pains were no more, they would not be bound to that dreadful place yet again. Time there had almost torn them and their bond apart, but</w:t>
+      </w:r>
+      <w:r>
+        <w:rPr>
+          <w:rFonts w:ascii="Calibri" w:eastAsia="Calibri" w:hAnsi="Calibri" w:cs="Calibri"/>
+          <w:color w:val="000000"/>
+          <w:lang w:val="en-US" w:eastAsia="zh-CN" w:bidi="hi-IN"/>
+          <w14:ligatures w14:val="none"/>
+        </w:rPr>
+        <w:t xml:space="preserve"> </w:t>
+      </w:r>
+      <w:r>
+        <w:rPr>
+          <w:rFonts w:ascii="Calibri" w:eastAsia="Calibri" w:hAnsi="Calibri" w:cs="Calibri"/>
+          <w:color w:val="000000"/>
+          <w:lang w:val="en-US" w:eastAsia="zh-CN" w:bidi="hi-IN"/>
+          <w14:ligatures w14:val="none"/>
+        </w:rPr>
+        <w:t xml:space="preserve">they endured still. They just hoped that the world after this cycle was the same, not changed through actions, or </w:t>
+      </w:r>
+      <w:r>
+        <w:rPr>
+          <w:rFonts w:ascii="Calibri" w:eastAsia="Calibri" w:hAnsi="Calibri" w:cs="Calibri"/>
+          <w:color w:val="000000"/>
+          <w:lang w:val="en-US" w:eastAsia="zh-CN" w:bidi="hi-IN"/>
+          <w14:ligatures w14:val="none"/>
+        </w:rPr>
+        <w:t>in</w:t>
+      </w:r>
+      <w:r>
+        <w:rPr>
+          <w:rFonts w:ascii="Calibri" w:eastAsia="Calibri" w:hAnsi="Calibri" w:cs="Calibri"/>
+          <w:color w:val="000000"/>
+          <w:lang w:val="en-US" w:eastAsia="zh-CN" w:bidi="hi-IN"/>
+          <w14:ligatures w14:val="none"/>
+        </w:rPr>
+        <w:t>actions, taken by anyone that is no more</w:t>
+      </w:r>
+      <w:r>
+        <w:rPr>
+          <w:rFonts w:ascii="Calibri" w:eastAsia="Calibri" w:hAnsi="Calibri" w:cs="Calibri"/>
+          <w:color w:val="000000"/>
+          <w:lang w:val="en-US" w:eastAsia="zh-CN" w:bidi="hi-IN"/>
+          <w14:ligatures w14:val="none"/>
+        </w:rPr>
+        <w:t>, leaving behind a world vastly different from theirs</w:t>
+      </w:r>
+      <w:r>
+        <w:rPr>
+          <w:rFonts w:ascii="Calibri" w:eastAsia="Calibri" w:hAnsi="Calibri" w:cs="Calibri"/>
+          <w:color w:val="000000"/>
+          <w:lang w:val="en-US" w:eastAsia="zh-CN" w:bidi="hi-IN"/>
+          <w14:ligatures w14:val="none"/>
+        </w:rPr>
+        <w:t xml:space="preserve">. Their </w:t>
+      </w:r>
+      <w:r>
+        <w:rPr>
+          <w:rFonts w:ascii="Calibri" w:eastAsia="Calibri" w:hAnsi="Calibri" w:cs="Calibri"/>
+          <w:color w:val="000000"/>
+          <w:lang w:val="en-US" w:eastAsia="zh-CN" w:bidi="hi-IN"/>
+          <w14:ligatures w14:val="none"/>
+        </w:rPr>
+        <w:t>Souls still had that magic, could still be used, but their power was waning. As was their strength, their bodies slowly giving up. It was time.</w:t>
+      </w:r>
+    </w:p>
     <w:p>
       <w:pPr>
-        <w:rPr>
-          <w:lang w:val="en-US"/>
+        <w:widowControl w:val="0"/>
+        <w:suppressAutoHyphens/>
+        <w:spacing w:after="0" w:line="300" w:lineRule="auto"/>
+        <w:ind w:firstLine="709"/>
+        <w:jc w:val="both"/>
+        <w:rPr>
+          <w:rFonts w:ascii="Calibri" w:eastAsia="Calibri" w:hAnsi="Calibri" w:cs="Calibri"/>
+          <w:color w:val="000000"/>
+          <w:lang w:val="en-US" w:eastAsia="zh-CN" w:bidi="hi-IN"/>
+          <w14:ligatures w14:val="none"/>
         </w:rPr>
       </w:pPr>
-      <w:r>
-        <w:tab/>
-      </w:r>
-      <w:r>
-        <w:rPr>
-          <w:lang w:val="en-US"/>
-        </w:rPr>
-        <w:t>Marina gets tortured by Si</w:t>
-      </w:r>
-      <w:r>
-        <w:rPr>
-          <w:lang w:val="en-US"/>
-        </w:rPr>
-        <w:t>r Charles after he caught her. He says he will use her likeness to trick the others and get them too. Then he slits her throat with a knive of soulsteal, leaving her to die. The Soul of Klara sacrifices herself to safe Marina, healing her mortal wound.</w:t>
-      </w:r>
     </w:p>
     <w:p>
       <w:pPr>
-        <w:rPr>
-          <w:lang w:val="en-US"/>
+        <w:widowControl w:val="0"/>
+        <w:suppressAutoHyphens/>
+        <w:spacing w:after="0" w:line="300" w:lineRule="auto"/>
+        <w:ind w:firstLine="709"/>
+        <w:jc w:val="both"/>
+        <w:rPr>
+          <w:rFonts w:ascii="Calibri" w:eastAsia="Calibri" w:hAnsi="Calibri" w:cs="Calibri"/>
+          <w:color w:val="000000"/>
+          <w:lang w:val="en-US" w:eastAsia="zh-CN" w:bidi="hi-IN"/>
+          <w14:ligatures w14:val="none"/>
         </w:rPr>
       </w:pPr>
       <w:r>
         <w:rPr>
-          <w:lang w:val="en-US"/>
-        </w:rPr>
-        <w:t>Later Sir Charles comes back as Marina, wondering at hwo she had survived. He relishes thios though, as he can now torture her without her breaking easily. He starts hurting her, killing her if not ofr other souls rescuing her, before the other 4 can find Sir Charles and free Marina in a fight. Sir Charles tries to flee but Marina runs after Sir Charles up the stairs towards the ships deck.</w:t>
+          <w:rFonts w:ascii="Calibri" w:eastAsia="Calibri" w:hAnsi="Calibri" w:cs="Calibri"/>
+          <w:color w:val="000000"/>
+          <w:lang w:val="en-US" w:eastAsia="zh-CN" w:bidi="hi-IN"/>
+          <w14:ligatures w14:val="none"/>
+        </w:rPr>
+        <w:t>During this last day they barely spoke to another, not needing words to communicate. Not wanting for words to disturb the peace they felt, the connection they held.</w:t>
+      </w:r>
+      <w:r>
+        <w:rPr>
+          <w:rFonts w:ascii="Calibri" w:eastAsia="Calibri" w:hAnsi="Calibri" w:cs="Calibri"/>
+          <w:color w:val="000000"/>
+          <w:lang w:val="en-US" w:eastAsia="zh-CN" w:bidi="hi-IN"/>
+          <w14:ligatures w14:val="none"/>
+        </w:rPr>
+        <w:t xml:space="preserve"> They rode with a car, drove by a very nice young man, paid by with the last of their money. He </w:t>
+      </w:r>
+      <w:r>
+        <w:rPr>
+          <w:rFonts w:ascii="Calibri" w:eastAsia="Calibri" w:hAnsi="Calibri" w:cs="Calibri"/>
+          <w:color w:val="000000"/>
+          <w:lang w:val="en-US" w:eastAsia="zh-CN" w:bidi="hi-IN"/>
+          <w14:ligatures w14:val="none"/>
+        </w:rPr>
+        <w:t xml:space="preserve">brought </w:t>
+      </w:r>
+      <w:r>
+        <w:rPr>
+          <w:rFonts w:ascii="Calibri" w:eastAsia="Calibri" w:hAnsi="Calibri" w:cs="Calibri"/>
+          <w:color w:val="000000"/>
+          <w:lang w:val="en-US" w:eastAsia="zh-CN" w:bidi="hi-IN"/>
+          <w14:ligatures w14:val="none"/>
+        </w:rPr>
+        <w:t>them to a small village close to N</w:t>
+      </w:r>
+      <w:r>
+        <w:rPr>
+          <w:rFonts w:ascii="Calibri" w:eastAsia="Calibri" w:hAnsi="Calibri" w:cs="Calibri"/>
+          <w:color w:val="000000"/>
+          <w:lang w:val="en-US" w:eastAsia="zh-CN" w:bidi="hi-IN"/>
+          <w14:ligatures w14:val="none"/>
+        </w:rPr>
+        <w:t>uremberg</w:t>
+      </w:r>
+      <w:r>
+        <w:rPr>
+          <w:rFonts w:ascii="Calibri" w:eastAsia="Calibri" w:hAnsi="Calibri" w:cs="Calibri"/>
+          <w:color w:val="000000"/>
+          <w:lang w:val="en-US" w:eastAsia="zh-CN" w:bidi="hi-IN"/>
+          <w14:ligatures w14:val="none"/>
+        </w:rPr>
+        <w:t>, where they both had begun</w:t>
+      </w:r>
+      <w:r>
+        <w:rPr>
+          <w:rFonts w:ascii="Calibri" w:eastAsia="Calibri" w:hAnsi="Calibri" w:cs="Calibri"/>
+          <w:color w:val="000000"/>
+          <w:lang w:val="en-US" w:eastAsia="zh-CN" w:bidi="hi-IN"/>
+          <w14:ligatures w14:val="none"/>
+        </w:rPr>
+        <w:t xml:space="preserve"> their journey</w:t>
+      </w:r>
+      <w:r>
+        <w:rPr>
+          <w:rFonts w:ascii="Calibri" w:eastAsia="Calibri" w:hAnsi="Calibri" w:cs="Calibri"/>
+          <w:color w:val="000000"/>
+          <w:lang w:val="en-US" w:eastAsia="zh-CN" w:bidi="hi-IN"/>
+          <w14:ligatures w14:val="none"/>
+        </w:rPr>
+        <w:t>. They thanked him in unison, the last words they would ever speak. Then they wandered around the village, the warm sun lightening up their minds and spirits, so they could pleasantly see all the sights again. Sights they had remembered from their childhood, often forgotten but now again held by fine strings in their memory, threatening to be torn by age.  He wore his favorite</w:t>
+      </w:r>
+      <w:r>
+        <w:rPr>
+          <w:rFonts w:ascii="Calibri" w:eastAsia="Calibri" w:hAnsi="Calibri" w:cs="Calibri"/>
+          <w:color w:val="000000"/>
+          <w:lang w:val="en-US" w:eastAsia="zh-CN" w:bidi="hi-IN"/>
+          <w14:ligatures w14:val="none"/>
+        </w:rPr>
+        <w:t xml:space="preserve"> leather</w:t>
+      </w:r>
+      <w:r>
+        <w:rPr>
+          <w:rFonts w:ascii="Calibri" w:eastAsia="Calibri" w:hAnsi="Calibri" w:cs="Calibri"/>
+          <w:color w:val="000000"/>
+          <w:lang w:val="en-US" w:eastAsia="zh-CN" w:bidi="hi-IN"/>
+          <w14:ligatures w14:val="none"/>
+        </w:rPr>
+        <w:t xml:space="preserve"> </w:t>
+      </w:r>
+      <w:r>
+        <w:rPr>
+          <w:rFonts w:ascii="Calibri" w:eastAsia="Calibri" w:hAnsi="Calibri" w:cs="Calibri"/>
+          <w:color w:val="000000"/>
+          <w:lang w:val="en-US" w:eastAsia="zh-CN" w:bidi="hi-IN"/>
+          <w14:ligatures w14:val="none"/>
+        </w:rPr>
+        <w:lastRenderedPageBreak/>
+        <w:t>coat, so often mended and fixed, that it probably not held a single original piece in its texture. She had her red dress on, the one she wore as they met again after all those years in Munich</w:t>
+      </w:r>
+      <w:r>
+        <w:rPr>
+          <w:rFonts w:ascii="Calibri" w:eastAsia="Calibri" w:hAnsi="Calibri" w:cs="Calibri"/>
+          <w:color w:val="000000"/>
+          <w:lang w:val="en-US" w:eastAsia="zh-CN" w:bidi="hi-IN"/>
+          <w14:ligatures w14:val="none"/>
+        </w:rPr>
+        <w:t xml:space="preserve"> on that fateful day</w:t>
+      </w:r>
+      <w:r>
+        <w:rPr>
+          <w:rFonts w:ascii="Calibri" w:eastAsia="Calibri" w:hAnsi="Calibri" w:cs="Calibri"/>
+          <w:color w:val="000000"/>
+          <w:lang w:val="en-US" w:eastAsia="zh-CN" w:bidi="hi-IN"/>
+          <w14:ligatures w14:val="none"/>
+        </w:rPr>
+        <w:t xml:space="preserve">. They visited the old school building, </w:t>
+      </w:r>
+      <w:r>
+        <w:rPr>
+          <w:rFonts w:ascii="Calibri" w:eastAsia="Calibri" w:hAnsi="Calibri" w:cs="Calibri"/>
+          <w:color w:val="000000"/>
+          <w:lang w:val="en-US" w:eastAsia="zh-CN" w:bidi="hi-IN"/>
+          <w14:ligatures w14:val="none"/>
+        </w:rPr>
+        <w:t xml:space="preserve">then </w:t>
+      </w:r>
+      <w:r>
+        <w:rPr>
+          <w:rFonts w:ascii="Calibri" w:eastAsia="Calibri" w:hAnsi="Calibri" w:cs="Calibri"/>
+          <w:color w:val="000000"/>
+          <w:lang w:val="en-US" w:eastAsia="zh-CN" w:bidi="hi-IN"/>
+          <w14:ligatures w14:val="none"/>
+        </w:rPr>
+        <w:t>the gate house, restored again and again by craftsmen to its original form. The town hall and small fields next to it, bees buzzing around flowers, sprouting about</w:t>
+      </w:r>
+      <w:r>
+        <w:rPr>
+          <w:rFonts w:ascii="Calibri" w:eastAsia="Calibri" w:hAnsi="Calibri" w:cs="Calibri"/>
+          <w:color w:val="000000"/>
+          <w:lang w:val="en-US" w:eastAsia="zh-CN" w:bidi="hi-IN"/>
+          <w14:ligatures w14:val="none"/>
+        </w:rPr>
+        <w:t>, creating</w:t>
+      </w:r>
+      <w:r>
+        <w:rPr>
+          <w:rFonts w:ascii="Calibri" w:eastAsia="Calibri" w:hAnsi="Calibri" w:cs="Calibri"/>
+          <w:color w:val="000000"/>
+          <w:lang w:val="en-US" w:eastAsia="zh-CN" w:bidi="hi-IN"/>
+          <w14:ligatures w14:val="none"/>
+        </w:rPr>
+        <w:t xml:space="preserve"> new life. Then over to the</w:t>
+      </w:r>
+      <w:r>
+        <w:rPr>
+          <w:rFonts w:ascii="Calibri" w:eastAsia="Calibri" w:hAnsi="Calibri" w:cs="Calibri"/>
+          <w:color w:val="000000"/>
+          <w:lang w:val="en-US" w:eastAsia="zh-CN" w:bidi="hi-IN"/>
+          <w14:ligatures w14:val="none"/>
+        </w:rPr>
+        <w:t xml:space="preserve"> old protestant church and its small doctors house beside it. Their parents were in there around t</w:t>
+      </w:r>
+      <w:r>
+        <w:rPr>
+          <w:rFonts w:ascii="Calibri" w:eastAsia="Calibri" w:hAnsi="Calibri" w:cs="Calibri"/>
+          <w:color w:val="000000"/>
+          <w:lang w:val="en-US" w:eastAsia="zh-CN" w:bidi="hi-IN"/>
+          <w14:ligatures w14:val="none"/>
+        </w:rPr>
+        <w:t>he other</w:t>
+      </w:r>
+      <w:r>
+        <w:rPr>
+          <w:rFonts w:ascii="Calibri" w:eastAsia="Calibri" w:hAnsi="Calibri" w:cs="Calibri"/>
+          <w:color w:val="000000"/>
+          <w:lang w:val="en-US" w:eastAsia="zh-CN" w:bidi="hi-IN"/>
+          <w14:ligatures w14:val="none"/>
+        </w:rPr>
+        <w:t xml:space="preserve"> time</w:t>
+      </w:r>
+      <w:r>
+        <w:rPr>
+          <w:rFonts w:ascii="Calibri" w:eastAsia="Calibri" w:hAnsi="Calibri" w:cs="Calibri"/>
+          <w:color w:val="000000"/>
+          <w:lang w:val="en-US" w:eastAsia="zh-CN" w:bidi="hi-IN"/>
+          <w14:ligatures w14:val="none"/>
+        </w:rPr>
+        <w:t>, so many years ago</w:t>
+      </w:r>
+      <w:r>
+        <w:rPr>
+          <w:rFonts w:ascii="Calibri" w:eastAsia="Calibri" w:hAnsi="Calibri" w:cs="Calibri"/>
+          <w:color w:val="000000"/>
+          <w:lang w:val="en-US" w:eastAsia="zh-CN" w:bidi="hi-IN"/>
+          <w14:ligatures w14:val="none"/>
+        </w:rPr>
+        <w:t>, their mothers laboring to give birth to them. They would not interfere here, would not try to change anything if that even was possible. A ripple now could produce a storm that they would not want to start</w:t>
+      </w:r>
+      <w:r>
+        <w:rPr>
+          <w:rFonts w:ascii="Calibri" w:eastAsia="Calibri" w:hAnsi="Calibri" w:cs="Calibri"/>
+          <w:color w:val="000000"/>
+          <w:lang w:val="en-US" w:eastAsia="zh-CN" w:bidi="hi-IN"/>
+          <w14:ligatures w14:val="none"/>
+        </w:rPr>
+        <w:t>, not in this last cycle, before time would flow freely</w:t>
+      </w:r>
+      <w:r>
+        <w:rPr>
+          <w:rFonts w:ascii="Calibri" w:eastAsia="Calibri" w:hAnsi="Calibri" w:cs="Calibri"/>
+          <w:color w:val="000000"/>
+          <w:lang w:val="en-US" w:eastAsia="zh-CN" w:bidi="hi-IN"/>
+          <w14:ligatures w14:val="none"/>
+        </w:rPr>
+        <w:t>.</w:t>
       </w:r>
     </w:p>
     <w:p>
       <w:pPr>
-        <w:rPr>
-          <w:lang w:val="en-US"/>
+        <w:widowControl w:val="0"/>
+        <w:suppressAutoHyphens/>
+        <w:spacing w:after="0" w:line="300" w:lineRule="auto"/>
+        <w:ind w:firstLine="709"/>
+        <w:jc w:val="both"/>
+        <w:rPr>
+          <w:rFonts w:ascii="Calibri" w:eastAsia="Calibri" w:hAnsi="Calibri" w:cs="Calibri"/>
+          <w:color w:val="000000"/>
+          <w:lang w:val="en-US" w:eastAsia="zh-CN" w:bidi="hi-IN"/>
+          <w14:ligatures w14:val="none"/>
         </w:rPr>
       </w:pPr>
     </w:p>
     <w:p>
       <w:pPr>
-        <w:rPr>
-          <w:lang w:val="en-US"/>
+        <w:widowControl w:val="0"/>
+        <w:suppressAutoHyphens/>
+        <w:spacing w:after="0" w:line="300" w:lineRule="auto"/>
+        <w:ind w:firstLine="709"/>
+        <w:jc w:val="both"/>
+        <w:rPr>
+          <w:rFonts w:ascii="Calibri" w:eastAsia="Calibri" w:hAnsi="Calibri" w:cs="Calibri"/>
+          <w:color w:val="000000"/>
+          <w:lang w:val="en-US" w:eastAsia="zh-CN" w:bidi="hi-IN"/>
+          <w14:ligatures w14:val="none"/>
         </w:rPr>
       </w:pPr>
+      <w:r>
+        <w:rPr>
+          <w:rFonts w:ascii="Calibri" w:eastAsia="Calibri" w:hAnsi="Calibri" w:cs="Calibri"/>
+          <w:color w:val="000000"/>
+          <w:lang w:val="en-US" w:eastAsia="zh-CN" w:bidi="hi-IN"/>
+          <w14:ligatures w14:val="none"/>
+        </w:rPr>
+        <w:t xml:space="preserve">And that it would, as soon as they activated the Watch for the last time, a cycle starting anew, but one without </w:t>
+      </w:r>
+      <w:r>
+        <w:rPr>
+          <w:rFonts w:ascii="Calibri" w:eastAsia="Calibri" w:hAnsi="Calibri" w:cs="Calibri"/>
+          <w:color w:val="000000"/>
+          <w:lang w:val="en-US" w:eastAsia="zh-CN" w:bidi="hi-IN"/>
+          <w14:ligatures w14:val="none"/>
+        </w:rPr>
+        <w:t>Naitro'Nai</w:t>
+      </w:r>
+      <w:r>
+        <w:rPr>
+          <w:rFonts w:ascii="Calibri" w:eastAsia="Calibri" w:hAnsi="Calibri" w:cs="Calibri"/>
+          <w:color w:val="000000"/>
+          <w:lang w:val="en-US" w:eastAsia="zh-CN" w:bidi="hi-IN"/>
+          <w14:ligatures w14:val="none"/>
+        </w:rPr>
+        <w:t xml:space="preserve">, one without his constant mingling, never ceasing thirst for power and revenge. Of that </w:t>
+      </w:r>
+      <w:r>
+        <w:rPr>
+          <w:rFonts w:ascii="Calibri" w:eastAsia="Calibri" w:hAnsi="Calibri" w:cs="Calibri"/>
+          <w:color w:val="000000"/>
+          <w:lang w:val="en-US" w:eastAsia="zh-CN" w:bidi="hi-IN"/>
+          <w14:ligatures w14:val="none"/>
+        </w:rPr>
+        <w:t>Omofy'Olrak</w:t>
+      </w:r>
+      <w:r>
+        <w:rPr>
+          <w:rFonts w:ascii="Calibri" w:eastAsia="Calibri" w:hAnsi="Calibri" w:cs="Calibri"/>
+          <w:color w:val="000000"/>
+          <w:lang w:val="en-US" w:eastAsia="zh-CN" w:bidi="hi-IN"/>
+          <w14:ligatures w14:val="none"/>
+        </w:rPr>
+        <w:t xml:space="preserve"> was sure, his plan, running long, on and on, starting and stopping, the world turning time and time again. The cycle, designed to keep Nai trapped as a contingency had almost backfired, letting him search for his splinters, colleting all of them even, but that only halted by the two true Souls that carried him around now. Inside the object he had created and bound, which had changed shapes and holders through all streams of time.</w:t>
+      </w:r>
+      <w:r>
+        <w:rPr>
+          <w:rFonts w:ascii="Calibri" w:eastAsia="Calibri" w:hAnsi="Calibri" w:cs="Calibri"/>
+          <w:color w:val="000000"/>
+          <w:lang w:val="en-US" w:eastAsia="zh-CN" w:bidi="hi-IN"/>
+          <w14:ligatures w14:val="none"/>
+        </w:rPr>
+        <w:t xml:space="preserve"> He had laid dormant for most of his time as bound Soul, a splinter even, just like Nai’s, watching, waiting, letting go. Almost, until those two remarkable humans had delivered a final cycle, the deciding one, ending Nai. If </w:t>
+      </w:r>
+      <w:r>
+        <w:rPr>
+          <w:rFonts w:ascii="Calibri" w:eastAsia="Calibri" w:hAnsi="Calibri" w:cs="Calibri"/>
+          <w:color w:val="000000"/>
+          <w:lang w:val="en-US" w:eastAsia="zh-CN" w:bidi="hi-IN"/>
+          <w14:ligatures w14:val="none"/>
+        </w:rPr>
+        <w:t>Omofy'Olrak</w:t>
+      </w:r>
+      <w:r>
+        <w:rPr>
+          <w:rFonts w:ascii="Calibri" w:eastAsia="Calibri" w:hAnsi="Calibri" w:cs="Calibri"/>
+          <w:color w:val="000000"/>
+          <w:lang w:val="en-US" w:eastAsia="zh-CN" w:bidi="hi-IN"/>
+          <w14:ligatures w14:val="none"/>
+        </w:rPr>
+        <w:t xml:space="preserve"> could feel anything in his state it would be relieve, most likely. But his thoughts could be called those only barely</w:t>
+      </w:r>
+      <w:r>
+        <w:rPr>
+          <w:rFonts w:ascii="Calibri" w:eastAsia="Calibri" w:hAnsi="Calibri" w:cs="Calibri"/>
+          <w:color w:val="000000"/>
+          <w:lang w:val="en-US" w:eastAsia="zh-CN" w:bidi="hi-IN"/>
+          <w14:ligatures w14:val="none"/>
+        </w:rPr>
+        <w:t>, they were drifting off, his self giving away everything on his way to… Where? Did it matter? If it meant piece, no more wakefulness in the face of endlessness, then he would be happy just to receive that. Happiness, that he could make out still, a warm tingle, like an ember, holding strong in the wind. It would give away soon, letting him move on. But not before he would show an act of kindness, with the last of his strength, to give those two Souls the sendoff they had dreamt about. He had felt their longing for each other while being bound to the Watch, next to him, their presence so profound, more than anything he had felt in the last and trillions of years. He would, himself infused with their Soul’s strength, create a bubble in time, fragile and short lived, just enough for them to spend the rest of their live in it. For he was sure, that the next cycle would be vastly different with Nai gone. He was act</w:t>
+      </w:r>
+      <w:r>
+        <w:rPr>
+          <w:rFonts w:ascii="Calibri" w:eastAsia="Calibri" w:hAnsi="Calibri" w:cs="Calibri"/>
+          <w:color w:val="000000"/>
+          <w:lang w:val="en-US" w:eastAsia="zh-CN" w:bidi="hi-IN"/>
+          <w14:ligatures w14:val="none"/>
+        </w:rPr>
+        <w:t>ing</w:t>
+      </w:r>
+      <w:r>
+        <w:rPr>
+          <w:rFonts w:ascii="Calibri" w:eastAsia="Calibri" w:hAnsi="Calibri" w:cs="Calibri"/>
+          <w:color w:val="000000"/>
+          <w:lang w:val="en-US" w:eastAsia="zh-CN" w:bidi="hi-IN"/>
+          <w14:ligatures w14:val="none"/>
+        </w:rPr>
+        <w:t xml:space="preserve"> so soon </w:t>
+      </w:r>
+      <w:r>
+        <w:rPr>
+          <w:rFonts w:ascii="Calibri" w:eastAsia="Calibri" w:hAnsi="Calibri" w:cs="Calibri"/>
+          <w:color w:val="000000"/>
+          <w:lang w:val="en-US" w:eastAsia="zh-CN" w:bidi="hi-IN"/>
+          <w14:ligatures w14:val="none"/>
+        </w:rPr>
+        <w:t xml:space="preserve">after he had been divided, </w:t>
+      </w:r>
+      <w:r>
+        <w:rPr>
+          <w:rFonts w:ascii="Calibri" w:eastAsia="Calibri" w:hAnsi="Calibri" w:cs="Calibri"/>
+          <w:color w:val="000000"/>
+          <w:lang w:val="en-US" w:eastAsia="zh-CN" w:bidi="hi-IN"/>
+          <w14:ligatures w14:val="none"/>
+        </w:rPr>
+        <w:t>and would have changed so much…</w:t>
+      </w:r>
+      <w:r>
+        <w:rPr>
+          <w:rFonts w:ascii="Calibri" w:eastAsia="Calibri" w:hAnsi="Calibri" w:cs="Calibri"/>
+          <w:color w:val="000000"/>
+          <w:lang w:val="en-US" w:eastAsia="zh-CN" w:bidi="hi-IN"/>
+          <w14:ligatures w14:val="none"/>
+        </w:rPr>
+        <w:t xml:space="preserve"> </w:t>
+      </w:r>
+      <w:r>
+        <w:rPr>
+          <w:rFonts w:ascii="Calibri" w:eastAsia="Calibri" w:hAnsi="Calibri" w:cs="Calibri"/>
+          <w:color w:val="000000"/>
+          <w:lang w:val="en-US" w:eastAsia="zh-CN" w:bidi="hi-IN"/>
+          <w14:ligatures w14:val="none"/>
+        </w:rPr>
+        <w:t>Omofy'Olrak</w:t>
+      </w:r>
+      <w:r>
+        <w:rPr>
+          <w:rFonts w:ascii="Calibri" w:eastAsia="Calibri" w:hAnsi="Calibri" w:cs="Calibri"/>
+          <w:color w:val="000000"/>
+          <w:lang w:val="en-US" w:eastAsia="zh-CN" w:bidi="hi-IN"/>
+          <w14:ligatures w14:val="none"/>
+        </w:rPr>
+        <w:t xml:space="preserve"> tried to remember his own past, when he was just a simple man, not after he ascended to something other humans would call godhood. But he could not feel any sadness, his mind Soul not able to properly feel it, no remorse or despair either.</w:t>
+      </w:r>
+      <w:r>
+        <w:rPr>
+          <w:rFonts w:ascii="Calibri" w:eastAsia="Calibri" w:hAnsi="Calibri" w:cs="Calibri"/>
+          <w:color w:val="000000"/>
+          <w:lang w:val="en-US" w:eastAsia="zh-CN" w:bidi="hi-IN"/>
+          <w14:ligatures w14:val="none"/>
+        </w:rPr>
+        <w:t xml:space="preserve"> </w:t>
+      </w:r>
+      <w:r>
+        <w:rPr>
+          <w:rFonts w:ascii="Calibri" w:eastAsia="Calibri" w:hAnsi="Calibri" w:cs="Calibri"/>
+          <w:color w:val="000000"/>
+          <w:lang w:val="en-US" w:eastAsia="zh-CN" w:bidi="hi-IN"/>
+          <w14:ligatures w14:val="none"/>
+        </w:rPr>
+        <w:t xml:space="preserve">Only a form of, peace? That was wonderful, the best he could have hoped for after all this time, the endings he had seen, the ones he had imagined for himself. </w:t>
+      </w:r>
+      <w:r>
+        <w:rPr>
+          <w:rFonts w:ascii="Calibri" w:eastAsia="Calibri" w:hAnsi="Calibri" w:cs="Calibri"/>
+          <w:color w:val="000000"/>
+          <w:lang w:val="en-US" w:eastAsia="zh-CN" w:bidi="hi-IN"/>
+          <w14:ligatures w14:val="none"/>
+        </w:rPr>
+        <w:t>He felt their Souls linking, their time come to travel for a list time. And he would make sure they would reach their destination.</w:t>
+      </w:r>
     </w:p>
     <w:p>
       <w:pPr>
-        <w:rPr>
-          <w:lang w:val="en-US"/>
+        <w:widowControl w:val="0"/>
+        <w:suppressAutoHyphens/>
+        <w:spacing w:after="0" w:line="300" w:lineRule="auto"/>
+        <w:ind w:firstLine="709"/>
+        <w:jc w:val="both"/>
+        <w:rPr>
+          <w:rFonts w:ascii="Calibri" w:eastAsia="Calibri" w:hAnsi="Calibri" w:cs="Calibri"/>
+          <w:color w:val="000000"/>
+          <w:lang w:val="en-US" w:eastAsia="zh-CN" w:bidi="hi-IN"/>
+          <w14:ligatures w14:val="none"/>
         </w:rPr>
       </w:pPr>
-      <w:r>
-        <w:rPr>
-          <w:lang w:val="en-US"/>
-        </w:rPr>
-        <w:tab/>
-      </w:r>
-      <w:r>
-        <w:rPr>
-          <w:lang w:val="en-US"/>
-        </w:rPr>
-        <w:t>The door to</w:t>
-      </w:r>
-      <w:r>
-        <w:rPr>
-          <w:lang w:val="en-US"/>
-        </w:rPr>
-        <w:t xml:space="preserve"> t</w:t>
-      </w:r>
-      <w:r>
-        <w:rPr>
-          <w:lang w:val="en-US"/>
-        </w:rPr>
-        <w:t>he r</w:t>
-      </w:r>
-      <w:r>
-        <w:rPr>
-          <w:lang w:val="en-US"/>
-        </w:rPr>
-        <w:t>ear upper deck burst open, splinters and dust flying over the polished floor planks. The few surprised and terrified people there turned, ran and hid as a leopard charged through their ranks, the head formed into one of a ram. Dazed from the blow to crash through the door left Charles dazed for a second before he tried to reorientate himself again, spinning hectically around on feline paws. Were to now?</w:t>
-      </w:r>
     </w:p>
     <w:p>
       <w:pPr>
-        <w:rPr>
-          <w:lang w:val="en-US"/>
+        <w:widowControl w:val="0"/>
+        <w:suppressAutoHyphens/>
+        <w:spacing w:after="0" w:line="300" w:lineRule="auto"/>
+        <w:ind w:firstLine="709"/>
+        <w:jc w:val="both"/>
+        <w:rPr>
+          <w:rFonts w:ascii="Calibri" w:eastAsia="Calibri" w:hAnsi="Calibri" w:cs="Calibri"/>
+          <w:color w:val="000000"/>
+          <w:lang w:val="en-US" w:eastAsia="zh-CN" w:bidi="hi-IN"/>
+          <w14:ligatures w14:val="none"/>
         </w:rPr>
       </w:pPr>
       <w:r>
         <w:rPr>
-          <w:lang w:val="en-US"/>
-        </w:rPr>
-        <w:tab/>
-        <w:t>Just a moment later Marina appeared through the settling dust, her favorite dress ripped to lose rags around her, only undergarments keeping her from being exposed. Her critical injuries had been healed, the strength of the Souls inside of her waving, as they tried to heal any superficial cuts on her flesh.</w:t>
+          <w:rFonts w:ascii="Calibri" w:eastAsia="Calibri" w:hAnsi="Calibri" w:cs="Calibri"/>
+          <w:color w:val="000000"/>
+          <w:lang w:val="en-US" w:eastAsia="zh-CN" w:bidi="hi-IN"/>
+          <w14:ligatures w14:val="none"/>
+        </w:rPr>
+        <w:t xml:space="preserve">In the blink of an eye Janette and Maximilian were standing at the same place they </w:t>
+      </w:r>
+      <w:r>
+        <w:rPr>
+          <w:rFonts w:ascii="Calibri" w:eastAsia="Calibri" w:hAnsi="Calibri" w:cs="Calibri"/>
+          <w:color w:val="000000"/>
+          <w:lang w:val="en-US" w:eastAsia="zh-CN" w:bidi="hi-IN"/>
+          <w14:ligatures w14:val="none"/>
+        </w:rPr>
+        <w:lastRenderedPageBreak/>
+        <w:t>were before, the church towering over them, the same houses around them. Albeit those were looking fresh and clean, leaves on the trees, summer in the air</w:t>
+      </w:r>
+      <w:r>
+        <w:rPr>
+          <w:rFonts w:ascii="Calibri" w:eastAsia="Calibri" w:hAnsi="Calibri" w:cs="Calibri"/>
+          <w:color w:val="000000"/>
+          <w:lang w:val="en-US" w:eastAsia="zh-CN" w:bidi="hi-IN"/>
+          <w14:ligatures w14:val="none"/>
+        </w:rPr>
+        <w:t>, warmth felt around them, a scent of joy</w:t>
+      </w:r>
+      <w:r>
+        <w:rPr>
+          <w:rFonts w:ascii="Calibri" w:eastAsia="Calibri" w:hAnsi="Calibri" w:cs="Calibri"/>
+          <w:color w:val="000000"/>
+          <w:lang w:val="en-US" w:eastAsia="zh-CN" w:bidi="hi-IN"/>
+          <w14:ligatures w14:val="none"/>
+        </w:rPr>
+        <w:t>. All they could see was somehow younger, many years, plastering</w:t>
+      </w:r>
+      <w:r>
+        <w:rPr>
+          <w:rFonts w:ascii="Calibri" w:eastAsia="Calibri" w:hAnsi="Calibri" w:cs="Calibri"/>
+          <w:color w:val="000000"/>
+          <w:lang w:val="en-US" w:eastAsia="zh-CN" w:bidi="hi-IN"/>
+          <w14:ligatures w14:val="none"/>
+        </w:rPr>
+        <w:t xml:space="preserve"> on the houses</w:t>
+      </w:r>
+      <w:r>
+        <w:rPr>
+          <w:rFonts w:ascii="Calibri" w:eastAsia="Calibri" w:hAnsi="Calibri" w:cs="Calibri"/>
+          <w:color w:val="000000"/>
+          <w:lang w:val="en-US" w:eastAsia="zh-CN" w:bidi="hi-IN"/>
+          <w14:ligatures w14:val="none"/>
+        </w:rPr>
+        <w:t xml:space="preserve"> just placed, no stones chipped</w:t>
+      </w:r>
+      <w:r>
+        <w:rPr>
+          <w:rFonts w:ascii="Calibri" w:eastAsia="Calibri" w:hAnsi="Calibri" w:cs="Calibri"/>
+          <w:color w:val="000000"/>
+          <w:lang w:val="en-US" w:eastAsia="zh-CN" w:bidi="hi-IN"/>
+          <w14:ligatures w14:val="none"/>
+        </w:rPr>
+        <w:t xml:space="preserve"> on the plaza</w:t>
+      </w:r>
+      <w:r>
+        <w:rPr>
+          <w:rFonts w:ascii="Calibri" w:eastAsia="Calibri" w:hAnsi="Calibri" w:cs="Calibri"/>
+          <w:color w:val="000000"/>
+          <w:lang w:val="en-US" w:eastAsia="zh-CN" w:bidi="hi-IN"/>
+          <w14:ligatures w14:val="none"/>
+        </w:rPr>
+        <w:t>, roofs clean</w:t>
+      </w:r>
+      <w:r>
+        <w:rPr>
+          <w:rFonts w:ascii="Calibri" w:eastAsia="Calibri" w:hAnsi="Calibri" w:cs="Calibri"/>
+          <w:color w:val="000000"/>
+          <w:lang w:val="en-US" w:eastAsia="zh-CN" w:bidi="hi-IN"/>
+          <w14:ligatures w14:val="none"/>
+        </w:rPr>
+        <w:t>, free of any dirt and msudge</w:t>
+      </w:r>
+      <w:r>
+        <w:rPr>
+          <w:rFonts w:ascii="Calibri" w:eastAsia="Calibri" w:hAnsi="Calibri" w:cs="Calibri"/>
+          <w:color w:val="000000"/>
+          <w:lang w:val="en-US" w:eastAsia="zh-CN" w:bidi="hi-IN"/>
+          <w14:ligatures w14:val="none"/>
+        </w:rPr>
+        <w:t xml:space="preserve">. They had not gone anywhere, no torture, no despair, no hellish place. And this cycle was not different from any other, nothing had changed so far and their fate would not. They had made sure of that, researching and planning all the way up to this. </w:t>
+      </w:r>
+      <w:r>
+        <w:rPr>
+          <w:rFonts w:ascii="Calibri" w:eastAsia="Calibri" w:hAnsi="Calibri" w:cs="Calibri"/>
+          <w:color w:val="000000"/>
+          <w:lang w:val="en-US" w:eastAsia="zh-CN" w:bidi="hi-IN"/>
+          <w14:ligatures w14:val="none"/>
+        </w:rPr>
+        <w:t xml:space="preserve">They </w:t>
+      </w:r>
+      <w:r>
+        <w:rPr>
+          <w:rFonts w:ascii="Calibri" w:eastAsia="Calibri" w:hAnsi="Calibri" w:cs="Calibri"/>
+          <w:color w:val="000000"/>
+          <w:lang w:val="en-US" w:eastAsia="zh-CN" w:bidi="hi-IN"/>
+          <w14:ligatures w14:val="none"/>
+        </w:rPr>
+        <w:t>turned around, standing right</w:t>
+      </w:r>
+      <w:r>
+        <w:rPr>
+          <w:rFonts w:ascii="Calibri" w:eastAsia="Calibri" w:hAnsi="Calibri" w:cs="Calibri"/>
+          <w:color w:val="000000"/>
+          <w:lang w:val="en-US" w:eastAsia="zh-CN" w:bidi="hi-IN"/>
+          <w14:ligatures w14:val="none"/>
+        </w:rPr>
+        <w:t xml:space="preserve"> before the doors of the </w:t>
+      </w:r>
+      <w:r>
+        <w:rPr>
+          <w:rFonts w:ascii="Calibri" w:eastAsia="Calibri" w:hAnsi="Calibri" w:cs="Calibri"/>
+          <w:color w:val="000000"/>
+          <w:lang w:val="en-US" w:eastAsia="zh-CN" w:bidi="hi-IN"/>
+          <w14:ligatures w14:val="none"/>
+        </w:rPr>
+        <w:t xml:space="preserve">fateful </w:t>
+      </w:r>
+      <w:r>
+        <w:rPr>
+          <w:rFonts w:ascii="Calibri" w:eastAsia="Calibri" w:hAnsi="Calibri" w:cs="Calibri"/>
+          <w:color w:val="000000"/>
+          <w:lang w:val="en-US" w:eastAsia="zh-CN" w:bidi="hi-IN"/>
+          <w14:ligatures w14:val="none"/>
+        </w:rPr>
+        <w:t>house briefly,</w:t>
+      </w:r>
+      <w:r>
+        <w:rPr>
+          <w:rFonts w:ascii="Calibri" w:eastAsia="Calibri" w:hAnsi="Calibri" w:cs="Calibri"/>
+          <w:color w:val="000000"/>
+          <w:lang w:val="en-US" w:eastAsia="zh-CN" w:bidi="hi-IN"/>
+          <w14:ligatures w14:val="none"/>
+        </w:rPr>
+        <w:t xml:space="preserve"> standing in awe and reverence.</w:t>
+      </w:r>
+      <w:r>
+        <w:rPr>
+          <w:rFonts w:ascii="Calibri" w:eastAsia="Calibri" w:hAnsi="Calibri" w:cs="Calibri"/>
+          <w:color w:val="000000"/>
+          <w:lang w:val="en-US" w:eastAsia="zh-CN" w:bidi="hi-IN"/>
+          <w14:ligatures w14:val="none"/>
+        </w:rPr>
+        <w:t xml:space="preserve"> They had been born inside there, lives beginning, others ending.</w:t>
+      </w:r>
+      <w:r>
+        <w:rPr>
+          <w:rFonts w:ascii="Calibri" w:eastAsia="Calibri" w:hAnsi="Calibri" w:cs="Calibri"/>
+          <w:color w:val="000000"/>
+          <w:lang w:val="en-US" w:eastAsia="zh-CN" w:bidi="hi-IN"/>
+          <w14:ligatures w14:val="none"/>
+        </w:rPr>
+        <w:t xml:space="preserve"> </w:t>
+      </w:r>
+      <w:r>
+        <w:rPr>
+          <w:rFonts w:ascii="Calibri" w:eastAsia="Calibri" w:hAnsi="Calibri" w:cs="Calibri"/>
+          <w:color w:val="000000"/>
+          <w:lang w:val="en-US" w:eastAsia="zh-CN" w:bidi="hi-IN"/>
+          <w14:ligatures w14:val="none"/>
+        </w:rPr>
+        <w:t xml:space="preserve">After those moments </w:t>
+      </w:r>
+      <w:r>
+        <w:rPr>
+          <w:rFonts w:ascii="Calibri" w:eastAsia="Calibri" w:hAnsi="Calibri" w:cs="Calibri"/>
+          <w:color w:val="000000"/>
+          <w:lang w:val="en-US" w:eastAsia="zh-CN" w:bidi="hi-IN"/>
+          <w14:ligatures w14:val="none"/>
+        </w:rPr>
+        <w:t>they walked past the church, down to a small pond, ducks swimming in it, quacking softly, their newborns sitting on a tiny island in the middle, a small wooden house</w:t>
+      </w:r>
+      <w:r>
+        <w:rPr>
+          <w:rFonts w:ascii="Calibri" w:eastAsia="Calibri" w:hAnsi="Calibri" w:cs="Calibri"/>
+          <w:color w:val="000000"/>
+          <w:lang w:val="en-US" w:eastAsia="zh-CN" w:bidi="hi-IN"/>
+          <w14:ligatures w14:val="none"/>
+        </w:rPr>
+        <w:t xml:space="preserve"> on it as their refuge. They stood there for a time, hands intertwining, looks not breaking for what felt like lifetimes. Both felt a tuck on their hearts, their souls now far away, if it was only meters</w:t>
+      </w:r>
+      <w:r>
+        <w:rPr>
+          <w:rFonts w:ascii="Calibri" w:eastAsia="Calibri" w:hAnsi="Calibri" w:cs="Calibri"/>
+          <w:color w:val="000000"/>
+          <w:lang w:val="en-US" w:eastAsia="zh-CN" w:bidi="hi-IN"/>
+          <w14:ligatures w14:val="none"/>
+        </w:rPr>
+        <w:t>, but trying to free themselves from their flesh</w:t>
+      </w:r>
+      <w:r>
+        <w:rPr>
+          <w:rFonts w:ascii="Calibri" w:eastAsia="Calibri" w:hAnsi="Calibri" w:cs="Calibri"/>
+          <w:color w:val="000000"/>
+          <w:lang w:val="en-US" w:eastAsia="zh-CN" w:bidi="hi-IN"/>
+          <w14:ligatures w14:val="none"/>
+        </w:rPr>
+        <w:t>. They would be released from the Watch on time, finding their homes again in their original bodies as they would be born any second now. Church bells started to ring a familiar pattern, a wedding taking place right now just behind them, the vows now said and the bridal pair soon emerging. They started walking forward, gazes locked like their fingers, his right hand and her left, soon fe</w:t>
+      </w:r>
+      <w:r>
+        <w:rPr>
+          <w:rFonts w:ascii="Calibri" w:eastAsia="Calibri" w:hAnsi="Calibri" w:cs="Calibri"/>
+          <w:color w:val="000000"/>
+          <w:lang w:val="en-US" w:eastAsia="zh-CN" w:bidi="hi-IN"/>
+          <w14:ligatures w14:val="none"/>
+        </w:rPr>
+        <w:t>e</w:t>
+      </w:r>
+      <w:r>
+        <w:rPr>
+          <w:rFonts w:ascii="Calibri" w:eastAsia="Calibri" w:hAnsi="Calibri" w:cs="Calibri"/>
+          <w:color w:val="000000"/>
+          <w:lang w:val="en-US" w:eastAsia="zh-CN" w:bidi="hi-IN"/>
+          <w14:ligatures w14:val="none"/>
+        </w:rPr>
+        <w:t>ling wetness around their ankles. Hearing sounds of people cheering, and babies crying, all around happiness and joy.</w:t>
       </w:r>
     </w:p>
     <w:p>
       <w:pPr>
-        <w:rPr>
-          <w:lang w:val="en-US"/>
+        <w:widowControl w:val="0"/>
+        <w:suppressAutoHyphens/>
+        <w:spacing w:after="0" w:line="300" w:lineRule="auto"/>
+        <w:ind w:firstLine="709"/>
+        <w:jc w:val="both"/>
+        <w:rPr>
+          <w:rFonts w:ascii="Calibri" w:eastAsia="Calibri" w:hAnsi="Calibri" w:cs="Calibri"/>
+          <w:color w:val="000000"/>
+          <w:lang w:val="en-US" w:eastAsia="zh-CN" w:bidi="hi-IN"/>
+          <w14:ligatures w14:val="none"/>
         </w:rPr>
       </w:pPr>
-      <w:r>
-        <w:rPr>
-          <w:lang w:val="en-US"/>
-        </w:rPr>
-        <w:tab/>
-        <w:t>“No more, my friends,” Marina thought to them, “preserve what you have left. I</w:t>
-      </w:r>
-      <w:r>
-        <w:rPr>
-          <w:lang w:val="en-US"/>
-        </w:rPr>
-        <w:t>t</w:t>
-      </w:r>
-      <w:r>
-        <w:rPr>
-          <w:lang w:val="en-US"/>
-        </w:rPr>
-        <w:t xml:space="preserve"> is not over yet.”</w:t>
-      </w:r>
-      <w:r>
-        <w:rPr>
-          <w:lang w:val="en-US"/>
-        </w:rPr>
-        <w:t xml:space="preserve"> The healing stopped and the pain reappeared so sudden she almost fainted.</w:t>
-      </w:r>
     </w:p>
     <w:p>
       <w:pPr>
-        <w:rPr>
-          <w:lang w:val="en-US"/>
+        <w:widowControl w:val="0"/>
+        <w:suppressAutoHyphens/>
+        <w:spacing w:after="0" w:line="300" w:lineRule="auto"/>
+        <w:ind w:firstLine="709"/>
+        <w:jc w:val="both"/>
+        <w:rPr>
+          <w:rFonts w:ascii="Calibri" w:eastAsia="Calibri" w:hAnsi="Calibri" w:cs="Calibri"/>
+          <w:color w:val="000000"/>
+          <w:lang w:val="en-US" w:eastAsia="zh-CN" w:bidi="hi-IN"/>
+          <w14:ligatures w14:val="none"/>
         </w:rPr>
       </w:pPr>
       <w:r>
         <w:rPr>
-          <w:lang w:val="en-US"/>
-        </w:rPr>
-        <w:tab/>
-        <w:t xml:space="preserve">She stumbled over the last step, holding on to the railing next to her, spotting the frantic animal on deck, as its fur changed to feathers, ram head to beak and sharp eyes. Eyes full of terror. He transformed into a small </w:t>
-      </w:r>
-      <w:r>
-        <w:rPr>
-          <w:lang w:val="en-US"/>
-        </w:rPr>
-        <w:t>peregrine</w:t>
-      </w:r>
-      <w:r>
-        <w:rPr>
-          <w:lang w:val="en-US"/>
+          <w:rFonts w:ascii="Calibri" w:eastAsia="Calibri" w:hAnsi="Calibri" w:cs="Calibri"/>
+          <w:color w:val="000000"/>
+          <w:lang w:val="en-US" w:eastAsia="zh-CN" w:bidi="hi-IN"/>
+          <w14:ligatures w14:val="none"/>
+        </w:rPr>
+        <w:t>Maximilian’s father stepped out of the doctor’s house, his pipe in his mouth, sweat on his forehead. He leaned on one of the poles under the awning, taking deep breaths of tobacco, filling his lungs</w:t>
+      </w:r>
+      <w:r>
+        <w:rPr>
+          <w:rFonts w:ascii="Calibri" w:eastAsia="Calibri" w:hAnsi="Calibri" w:cs="Calibri"/>
+          <w:color w:val="000000"/>
+          <w:lang w:val="en-US" w:eastAsia="zh-CN" w:bidi="hi-IN"/>
+          <w14:ligatures w14:val="none"/>
+        </w:rPr>
+        <w:t>, watching the strung of people leaving the church, as a pair of black and white lead the procession onward</w:t>
+      </w:r>
+      <w:r>
+        <w:rPr>
+          <w:rFonts w:ascii="Calibri" w:eastAsia="Calibri" w:hAnsi="Calibri" w:cs="Calibri"/>
+          <w:color w:val="000000"/>
+          <w:lang w:val="en-US" w:eastAsia="zh-CN" w:bidi="hi-IN"/>
+          <w14:ligatures w14:val="none"/>
+        </w:rPr>
+        <w:t xml:space="preserve">. He was relieved at his wife giving birth without complications, her and the baby boy healthy and lively. </w:t>
+      </w:r>
+      <w:r>
+        <w:rPr>
+          <w:rFonts w:ascii="Calibri" w:eastAsia="Calibri" w:hAnsi="Calibri" w:cs="Calibri"/>
+          <w:color w:val="000000"/>
+          <w:lang w:val="en-US" w:eastAsia="zh-CN" w:bidi="hi-IN"/>
+          <w14:ligatures w14:val="none"/>
+        </w:rPr>
+        <w:t>Also,</w:t>
+      </w:r>
+      <w:r>
+        <w:rPr>
+          <w:rFonts w:ascii="Calibri" w:eastAsia="Calibri" w:hAnsi="Calibri" w:cs="Calibri"/>
+          <w:color w:val="000000"/>
+          <w:lang w:val="en-US" w:eastAsia="zh-CN" w:bidi="hi-IN"/>
+          <w14:ligatures w14:val="none"/>
+        </w:rPr>
+        <w:t xml:space="preserve"> the Landgraf’s next to them were done as well, a girl now born at almost the same time as their child. Truly an important occasion, maybe marking a special future for both of them.</w:t>
+      </w:r>
+      <w:r>
+        <w:rPr>
+          <w:rFonts w:ascii="Calibri" w:eastAsia="Calibri" w:hAnsi="Calibri" w:cs="Calibri"/>
+          <w:color w:val="000000"/>
+          <w:lang w:val="en-US" w:eastAsia="zh-CN" w:bidi="hi-IN"/>
+          <w14:ligatures w14:val="none"/>
+        </w:rPr>
+        <w:t xml:space="preserve"> You never knew what the future held.</w:t>
+      </w:r>
+      <w:r>
+        <w:rPr>
+          <w:rFonts w:ascii="Calibri" w:eastAsia="Calibri" w:hAnsi="Calibri" w:cs="Calibri"/>
+          <w:color w:val="000000"/>
+          <w:lang w:val="en-US" w:eastAsia="zh-CN" w:bidi="hi-IN"/>
+          <w14:ligatures w14:val="none"/>
         </w:rPr>
         <w:t xml:space="preserve"> </w:t>
       </w:r>
       <w:r>
         <w:rPr>
-          <w:lang w:val="en-US"/>
-        </w:rPr>
-        <w:t>falcon</w:t>
-      </w:r>
-      <w:r>
-        <w:rPr>
-          <w:lang w:val="en-US"/>
-        </w:rPr>
-        <w:t xml:space="preserve">, wings batting against the fresh air of the </w:t>
-      </w:r>
-      <w:r>
-        <w:rPr>
-          <w:lang w:val="en-US"/>
-        </w:rPr>
-        <w:t xml:space="preserve">dusk. Silly man, thinking this type of bird would be the fastest. Only when descending you </w:t>
-      </w:r>
-      <w:r>
-        <w:rPr>
-          <w:lang w:val="en-US"/>
-        </w:rPr>
-        <w:t>Trelos</w:t>
-      </w:r>
-      <w:r>
-        <w:rPr>
-          <w:rStyle w:val="Funotenzeichen"/>
-          <w:lang w:val="en-US"/>
-        </w:rPr>
-        <w:footnoteReference w:id="1"/>
-      </w:r>
-      <w:r>
-        <w:rPr>
-          <w:lang w:val="en-US"/>
-        </w:rPr>
-        <w:t>. Finding her focus and i</w:t>
-      </w:r>
-      <w:r>
-        <w:rPr>
-          <w:lang w:val="en-US"/>
-        </w:rPr>
-        <w:t>nner strength Marina tried to form the now familiar wings around her, made from Souls and sheer willpower. But all of them were so tired and beaten, as soon as the white shimmering image of smoke appeared it flickered back to nothingness.</w:t>
+          <w:rFonts w:ascii="Calibri" w:eastAsia="Calibri" w:hAnsi="Calibri" w:cs="Calibri"/>
+          <w:color w:val="000000"/>
+          <w:lang w:val="en-US" w:eastAsia="zh-CN" w:bidi="hi-IN"/>
+          <w14:ligatures w14:val="none"/>
+        </w:rPr>
+        <w:t>He led his left leg dangle, relaxation making itself known throughout his body, a start to something new, exciting! Then he felt a thud against his foot, looking down,</w:t>
+      </w:r>
+      <w:r>
+        <w:rPr>
+          <w:rFonts w:ascii="Calibri" w:eastAsia="Calibri" w:hAnsi="Calibri" w:cs="Calibri"/>
+          <w:color w:val="000000"/>
+          <w:lang w:val="en-US" w:eastAsia="zh-CN" w:bidi="hi-IN"/>
+          <w14:ligatures w14:val="none"/>
+        </w:rPr>
+        <w:t xml:space="preserve"> he saw the silvery gleam next to his shoe, a beautiful watch that he had stepped against</w:t>
+      </w:r>
+      <w:r>
+        <w:rPr>
+          <w:rFonts w:ascii="Calibri" w:eastAsia="Calibri" w:hAnsi="Calibri" w:cs="Calibri"/>
+          <w:color w:val="000000"/>
+          <w:lang w:val="en-US" w:eastAsia="zh-CN" w:bidi="hi-IN"/>
+          <w14:ligatures w14:val="none"/>
+        </w:rPr>
+        <w:t xml:space="preserve"> with a soft almost inaudible clink of metal</w:t>
+      </w:r>
+      <w:r>
+        <w:rPr>
+          <w:rFonts w:ascii="Calibri" w:eastAsia="Calibri" w:hAnsi="Calibri" w:cs="Calibri"/>
+          <w:color w:val="000000"/>
+          <w:lang w:val="en-US" w:eastAsia="zh-CN" w:bidi="hi-IN"/>
+          <w14:ligatures w14:val="none"/>
+        </w:rPr>
+        <w:t>. He picked it up full of wonder. Could someone have lost it here?</w:t>
+      </w:r>
+      <w:r>
+        <w:rPr>
+          <w:rFonts w:ascii="Calibri" w:eastAsia="Calibri" w:hAnsi="Calibri" w:cs="Calibri"/>
+          <w:color w:val="000000"/>
+          <w:lang w:val="en-US" w:eastAsia="zh-CN" w:bidi="hi-IN"/>
+          <w14:ligatures w14:val="none"/>
+        </w:rPr>
+        <w:t xml:space="preserve"> A wedding guest maybe?</w:t>
+      </w:r>
+      <w:r>
+        <w:rPr>
+          <w:rFonts w:ascii="Calibri" w:eastAsia="Calibri" w:hAnsi="Calibri" w:cs="Calibri"/>
+          <w:color w:val="000000"/>
+          <w:lang w:val="en-US" w:eastAsia="zh-CN" w:bidi="hi-IN"/>
+          <w14:ligatures w14:val="none"/>
+        </w:rPr>
+        <w:t xml:space="preserve"> He felt a strange pull to it, its cold</w:t>
+      </w:r>
+      <w:r>
+        <w:rPr>
+          <w:rFonts w:ascii="Calibri" w:eastAsia="Calibri" w:hAnsi="Calibri" w:cs="Calibri"/>
+          <w:color w:val="000000"/>
+          <w:lang w:val="en-US" w:eastAsia="zh-CN" w:bidi="hi-IN"/>
+          <w14:ligatures w14:val="none"/>
+        </w:rPr>
+        <w:t xml:space="preserve"> surface soothing his mood even more</w:t>
+      </w:r>
+      <w:r>
+        <w:rPr>
+          <w:rFonts w:ascii="Calibri" w:eastAsia="Calibri" w:hAnsi="Calibri" w:cs="Calibri"/>
+          <w:color w:val="000000"/>
+          <w:lang w:val="en-US" w:eastAsia="zh-CN" w:bidi="hi-IN"/>
+          <w14:ligatures w14:val="none"/>
+        </w:rPr>
+        <w:t>, its ticking rhythmic and hypnotizing, a metronome to anker one self</w:t>
+      </w:r>
+      <w:r>
+        <w:rPr>
+          <w:rFonts w:ascii="Calibri" w:eastAsia="Calibri" w:hAnsi="Calibri" w:cs="Calibri"/>
+          <w:color w:val="000000"/>
+          <w:lang w:val="en-US" w:eastAsia="zh-CN" w:bidi="hi-IN"/>
+          <w14:ligatures w14:val="none"/>
+        </w:rPr>
+        <w:t>. His father had been a clockmaker, but he had always lacked the skill, the calm</w:t>
+      </w:r>
+      <w:r>
+        <w:rPr>
+          <w:rFonts w:ascii="Calibri" w:eastAsia="Calibri" w:hAnsi="Calibri" w:cs="Calibri"/>
+          <w:color w:val="000000"/>
+          <w:lang w:val="en-US" w:eastAsia="zh-CN" w:bidi="hi-IN"/>
+          <w14:ligatures w14:val="none"/>
+        </w:rPr>
+        <w:t>ness</w:t>
+      </w:r>
+      <w:r>
+        <w:rPr>
+          <w:rFonts w:ascii="Calibri" w:eastAsia="Calibri" w:hAnsi="Calibri" w:cs="Calibri"/>
+          <w:color w:val="000000"/>
+          <w:lang w:val="en-US" w:eastAsia="zh-CN" w:bidi="hi-IN"/>
+          <w14:ligatures w14:val="none"/>
+        </w:rPr>
+        <w:t xml:space="preserve"> of mind, the ease of nimble fingers. But maybe it had been a sign from God, that it had appeared right here, right now. He put out his pipe, returning through the door to his wife, her child on her naked breast, resting after it had cried oh so </w:t>
+      </w:r>
+      <w:r>
+        <w:rPr>
+          <w:rFonts w:ascii="Calibri" w:eastAsia="Calibri" w:hAnsi="Calibri" w:cs="Calibri"/>
+          <w:color w:val="000000"/>
+          <w:lang w:val="en-US" w:eastAsia="zh-CN" w:bidi="hi-IN"/>
+          <w14:ligatures w14:val="none"/>
+        </w:rPr>
+        <w:t>loud</w:t>
+      </w:r>
+      <w:r>
+        <w:rPr>
+          <w:rFonts w:ascii="Calibri" w:eastAsia="Calibri" w:hAnsi="Calibri" w:cs="Calibri"/>
+          <w:color w:val="000000"/>
+          <w:lang w:val="en-US" w:eastAsia="zh-CN" w:bidi="hi-IN"/>
+          <w14:ligatures w14:val="none"/>
+        </w:rPr>
+        <w:t xml:space="preserve"> just minutes ago. What is that? She had asked, and he answered he did not know. But it had felt right. </w:t>
+      </w:r>
+      <w:r>
+        <w:rPr>
+          <w:rFonts w:ascii="Calibri" w:eastAsia="Calibri" w:hAnsi="Calibri" w:cs="Calibri"/>
+          <w:color w:val="000000"/>
+          <w:lang w:val="en-US" w:eastAsia="zh-CN" w:bidi="hi-IN"/>
+          <w14:ligatures w14:val="none"/>
+        </w:rPr>
+        <w:t>So,</w:t>
+      </w:r>
+      <w:r>
+        <w:rPr>
+          <w:rFonts w:ascii="Calibri" w:eastAsia="Calibri" w:hAnsi="Calibri" w:cs="Calibri"/>
+          <w:color w:val="000000"/>
+          <w:lang w:val="en-US" w:eastAsia="zh-CN" w:bidi="hi-IN"/>
+          <w14:ligatures w14:val="none"/>
+        </w:rPr>
+        <w:t xml:space="preserve"> he placed the watch in his son’s new cradle, its sheen blinding him for a second, as the sun shone on it, filling the room with a spectacle of light and shadow. Their son looked </w:t>
+      </w:r>
+      <w:r>
+        <w:rPr>
+          <w:rFonts w:ascii="Calibri" w:eastAsia="Calibri" w:hAnsi="Calibri" w:cs="Calibri"/>
+          <w:color w:val="000000"/>
+          <w:lang w:val="en-US" w:eastAsia="zh-CN" w:bidi="hi-IN"/>
+          <w14:ligatures w14:val="none"/>
+        </w:rPr>
+        <w:lastRenderedPageBreak/>
+        <w:t>up to it, giggling with uneasy sounds but a face full of delight. Outside the wedding guests now slowly dispersed completely, silence returning to the yard</w:t>
+      </w:r>
+      <w:r>
+        <w:rPr>
+          <w:rFonts w:ascii="Calibri" w:eastAsia="Calibri" w:hAnsi="Calibri" w:cs="Calibri"/>
+          <w:color w:val="000000"/>
+          <w:lang w:val="en-US" w:eastAsia="zh-CN" w:bidi="hi-IN"/>
+          <w14:ligatures w14:val="none"/>
+        </w:rPr>
+        <w:t>, they all gathering at a tavern to celebrate</w:t>
+      </w:r>
+      <w:r>
+        <w:rPr>
+          <w:rFonts w:ascii="Calibri" w:eastAsia="Calibri" w:hAnsi="Calibri" w:cs="Calibri"/>
+          <w:color w:val="000000"/>
+          <w:lang w:val="en-US" w:eastAsia="zh-CN" w:bidi="hi-IN"/>
+          <w14:ligatures w14:val="none"/>
+        </w:rPr>
+        <w:t>.</w:t>
+      </w:r>
+      <w:r>
+        <w:rPr>
+          <w:rFonts w:ascii="Calibri" w:eastAsia="Calibri" w:hAnsi="Calibri" w:cs="Calibri"/>
+          <w:color w:val="000000"/>
+          <w:lang w:val="en-US" w:eastAsia="zh-CN" w:bidi="hi-IN"/>
+          <w14:ligatures w14:val="none"/>
+        </w:rPr>
+        <w:t xml:space="preserve"> The </w:t>
+      </w:r>
+      <w:r>
+        <w:rPr>
+          <w:rFonts w:ascii="Calibri" w:eastAsia="Calibri" w:hAnsi="Calibri" w:cs="Calibri"/>
+          <w:color w:val="000000"/>
+          <w:lang w:val="en-US" w:eastAsia="zh-CN" w:bidi="hi-IN"/>
+          <w14:ligatures w14:val="none"/>
+        </w:rPr>
+        <w:t>W</w:t>
+      </w:r>
+      <w:r>
+        <w:rPr>
+          <w:rFonts w:ascii="Calibri" w:eastAsia="Calibri" w:hAnsi="Calibri" w:cs="Calibri"/>
+          <w:color w:val="000000"/>
+          <w:lang w:val="en-US" w:eastAsia="zh-CN" w:bidi="hi-IN"/>
+          <w14:ligatures w14:val="none"/>
+        </w:rPr>
+        <w:t xml:space="preserve">atch </w:t>
+      </w:r>
+      <w:r>
+        <w:rPr>
+          <w:rFonts w:ascii="Calibri" w:eastAsia="Calibri" w:hAnsi="Calibri" w:cs="Calibri"/>
+          <w:color w:val="000000"/>
+          <w:lang w:val="en-US" w:eastAsia="zh-CN" w:bidi="hi-IN"/>
+          <w14:ligatures w14:val="none"/>
+        </w:rPr>
+        <w:t>would</w:t>
+      </w:r>
+      <w:r>
+        <w:rPr>
+          <w:rFonts w:ascii="Calibri" w:eastAsia="Calibri" w:hAnsi="Calibri" w:cs="Calibri"/>
+          <w:color w:val="000000"/>
+          <w:lang w:val="en-US" w:eastAsia="zh-CN" w:bidi="hi-IN"/>
+          <w14:ligatures w14:val="none"/>
+        </w:rPr>
+        <w:t xml:space="preserve"> never work again, the last time used to travel here and now, as its powers had run out over the last decades as it was no longer needed. Only for a very last journey.</w:t>
+      </w:r>
+      <w:r>
+        <w:rPr>
+          <w:rFonts w:ascii="Calibri" w:eastAsia="Calibri" w:hAnsi="Calibri" w:cs="Calibri"/>
+          <w:color w:val="000000"/>
+          <w:lang w:val="en-US" w:eastAsia="zh-CN" w:bidi="hi-IN"/>
+          <w14:ligatures w14:val="none"/>
+        </w:rPr>
+        <w:t xml:space="preserve"> </w:t>
+      </w:r>
+      <w:r>
+        <w:rPr>
+          <w:rFonts w:ascii="Calibri" w:eastAsia="Calibri" w:hAnsi="Calibri" w:cs="Calibri"/>
+          <w:color w:val="000000"/>
+          <w:lang w:val="en-US" w:eastAsia="zh-CN" w:bidi="hi-IN"/>
+          <w14:ligatures w14:val="none"/>
+        </w:rPr>
+        <w:t xml:space="preserve">His </w:t>
+      </w:r>
+      <w:r>
+        <w:rPr>
+          <w:rFonts w:ascii="Calibri" w:eastAsia="Calibri" w:hAnsi="Calibri" w:cs="Calibri"/>
+          <w:color w:val="000000"/>
+          <w:lang w:val="en-US" w:eastAsia="zh-CN" w:bidi="hi-IN"/>
+          <w14:ligatures w14:val="none"/>
+        </w:rPr>
+        <w:t>j</w:t>
+      </w:r>
+      <w:r>
+        <w:rPr>
+          <w:rFonts w:ascii="Calibri" w:eastAsia="Calibri" w:hAnsi="Calibri" w:cs="Calibri"/>
+          <w:color w:val="000000"/>
+          <w:lang w:val="en-US" w:eastAsia="zh-CN" w:bidi="hi-IN"/>
+          <w14:ligatures w14:val="none"/>
+        </w:rPr>
+        <w:t>ourney, no over.</w:t>
       </w:r>
     </w:p>
     <w:p>
       <w:pPr>
-        <w:rPr>
-          <w:lang w:val="en-US"/>
+        <w:widowControl w:val="0"/>
+        <w:suppressAutoHyphens/>
+        <w:spacing w:after="0" w:line="300" w:lineRule="auto"/>
+        <w:ind w:firstLine="709"/>
+        <w:jc w:val="both"/>
+        <w:rPr>
+          <w:rFonts w:ascii="Calibri" w:eastAsia="Calibri" w:hAnsi="Calibri" w:cs="Calibri"/>
+          <w:color w:val="000000"/>
+          <w:lang w:val="en-US" w:eastAsia="zh-CN" w:bidi="hi-IN"/>
+          <w14:ligatures w14:val="none"/>
         </w:rPr>
       </w:pPr>
-      <w:r>
-        <w:rPr>
-          <w:lang w:val="en-US"/>
-        </w:rPr>
-        <w:tab/>
-        <w:t>“One last time! We can do it, end it here! Lend me this power, so we can rest forever.”</w:t>
-      </w:r>
     </w:p>
     <w:p>
       <w:pPr>
-        <w:rPr>
-          <w:lang w:val="en-US"/>
+        <w:widowControl w:val="0"/>
+        <w:suppressAutoHyphens/>
+        <w:spacing w:after="0" w:line="300" w:lineRule="auto"/>
+        <w:ind w:firstLine="709"/>
+        <w:jc w:val="both"/>
+        <w:rPr>
+          <w:rFonts w:ascii="Calibri" w:eastAsia="Calibri" w:hAnsi="Calibri" w:cs="Calibri"/>
+          <w:color w:val="000000"/>
+          <w:lang w:val="en-US" w:eastAsia="zh-CN" w:bidi="hi-IN"/>
+          <w14:ligatures w14:val="none"/>
         </w:rPr>
       </w:pPr>
       <w:r>
         <w:rPr>
-          <w:lang w:val="en-US"/>
-        </w:rPr>
-        <w:tab/>
-        <w:t xml:space="preserve">But it would not help. She barely heard their voices in her head. If she had not stopped them from healing her further more would have vanished. Gone somewhere she </w:t>
-      </w:r>
-      <w:r>
-        <w:rPr>
-          <w:lang w:val="en-US"/>
-        </w:rPr>
-        <w:lastRenderedPageBreak/>
-        <w:t>could not follow. Fading away to nothingness. All the anger she had held while chasing and crushing Charles was starting to turn frustration. He would not get away from her. She would find a way, right now to follow him into the air. She could see him still, not too far, in reach still if she hurried on now.</w:t>
+          <w:rFonts w:ascii="Calibri" w:eastAsia="Calibri" w:hAnsi="Calibri" w:cs="Calibri"/>
+          <w:color w:val="000000"/>
+          <w:lang w:val="en-US" w:eastAsia="zh-CN" w:bidi="hi-IN"/>
+          <w14:ligatures w14:val="none"/>
+        </w:rPr>
+        <w:t xml:space="preserve">Just </w:t>
+      </w:r>
+      <w:r>
+        <w:rPr>
+          <w:rFonts w:ascii="Calibri" w:eastAsia="Calibri" w:hAnsi="Calibri" w:cs="Calibri"/>
+          <w:color w:val="000000"/>
+          <w:lang w:val="en-US" w:eastAsia="zh-CN" w:bidi="hi-IN"/>
+          <w14:ligatures w14:val="none"/>
+        </w:rPr>
+        <w:t xml:space="preserve">meters away in the pond two bodies were floating, one in brown leather, the other in a red dress. A family of ducks was swimming past them, not disturbing their strange peace, as they slowly turned, fingers still clutched together in a cold embrace, never letting go. All of </w:t>
+      </w:r>
+      <w:r>
+        <w:rPr>
+          <w:rFonts w:ascii="Calibri" w:eastAsia="Calibri" w:hAnsi="Calibri" w:cs="Calibri"/>
+          <w:color w:val="000000"/>
+          <w:lang w:val="en-US" w:eastAsia="zh-CN" w:bidi="hi-IN"/>
+          <w14:ligatures w14:val="none"/>
+        </w:rPr>
+        <w:t>these strange occurrences</w:t>
+      </w:r>
+      <w:r>
+        <w:rPr>
+          <w:rFonts w:ascii="Calibri" w:eastAsia="Calibri" w:hAnsi="Calibri" w:cs="Calibri"/>
+          <w:color w:val="000000"/>
+          <w:lang w:val="en-US" w:eastAsia="zh-CN" w:bidi="hi-IN"/>
+          <w14:ligatures w14:val="none"/>
+        </w:rPr>
+        <w:t xml:space="preserve"> would later be talked about in the newspaper and the regular’s tables in the village, people wondering</w:t>
+      </w:r>
+      <w:r>
+        <w:rPr>
+          <w:rFonts w:ascii="Calibri" w:eastAsia="Calibri" w:hAnsi="Calibri" w:cs="Calibri"/>
+          <w:color w:val="000000"/>
+          <w:lang w:val="en-US" w:eastAsia="zh-CN" w:bidi="hi-IN"/>
+          <w14:ligatures w14:val="none"/>
+        </w:rPr>
+        <w:t xml:space="preserve"> and pondering</w:t>
+      </w:r>
+      <w:r>
+        <w:rPr>
+          <w:rFonts w:ascii="Calibri" w:eastAsia="Calibri" w:hAnsi="Calibri" w:cs="Calibri"/>
+          <w:color w:val="000000"/>
+          <w:lang w:val="en-US" w:eastAsia="zh-CN" w:bidi="hi-IN"/>
+          <w14:ligatures w14:val="none"/>
+        </w:rPr>
+        <w:t xml:space="preserve"> over </w:t>
+      </w:r>
+      <w:r>
+        <w:rPr>
+          <w:rFonts w:ascii="Calibri" w:eastAsia="Calibri" w:hAnsi="Calibri" w:cs="Calibri"/>
+          <w:color w:val="000000"/>
+          <w:lang w:val="en-US" w:eastAsia="zh-CN" w:bidi="hi-IN"/>
+          <w14:ligatures w14:val="none"/>
+        </w:rPr>
+        <w:t>all</w:t>
+      </w:r>
+      <w:r>
+        <w:rPr>
+          <w:rFonts w:ascii="Calibri" w:eastAsia="Calibri" w:hAnsi="Calibri" w:cs="Calibri"/>
+          <w:color w:val="000000"/>
+          <w:lang w:val="en-US" w:eastAsia="zh-CN" w:bidi="hi-IN"/>
+          <w14:ligatures w14:val="none"/>
+        </w:rPr>
+        <w:t xml:space="preserve"> those life defining events happening at the same place and time, displaying a perfect circle of life and death in its whole.</w:t>
+      </w:r>
+      <w:r>
+        <w:rPr>
+          <w:rFonts w:ascii="Calibri" w:eastAsia="Calibri" w:hAnsi="Calibri" w:cs="Calibri"/>
+          <w:color w:val="000000"/>
+          <w:lang w:val="en-US" w:eastAsia="zh-CN" w:bidi="hi-IN"/>
+          <w14:ligatures w14:val="none"/>
+        </w:rPr>
+        <w:t xml:space="preserve"> Birth, love, death. All happening in an instant and </w:t>
+      </w:r>
+      <w:r>
+        <w:rPr>
+          <w:rFonts w:ascii="Calibri" w:eastAsia="Calibri" w:hAnsi="Calibri" w:cs="Calibri"/>
+          <w:color w:val="000000"/>
+          <w:lang w:val="en-US" w:eastAsia="zh-CN" w:bidi="hi-IN"/>
+          <w14:ligatures w14:val="none"/>
+        </w:rPr>
+        <w:t xml:space="preserve">simultaneously </w:t>
+      </w:r>
+      <w:r>
+        <w:rPr>
+          <w:rFonts w:ascii="Calibri" w:eastAsia="Calibri" w:hAnsi="Calibri" w:cs="Calibri"/>
+          <w:color w:val="000000"/>
+          <w:lang w:val="en-US" w:eastAsia="zh-CN" w:bidi="hi-IN"/>
+          <w14:ligatures w14:val="none"/>
+        </w:rPr>
+        <w:t xml:space="preserve">over a whole lifetime. </w:t>
       </w:r>
     </w:p>
     <w:p>
       <w:pPr>
-        <w:rPr>
-          <w:lang w:val="en-US"/>
+        <w:widowControl w:val="0"/>
+        <w:suppressAutoHyphens/>
+        <w:spacing w:after="0" w:line="300" w:lineRule="auto"/>
+        <w:ind w:firstLine="709"/>
+        <w:jc w:val="both"/>
+        <w:rPr>
+          <w:rFonts w:ascii="Calibri" w:eastAsia="Calibri" w:hAnsi="Calibri" w:cs="Calibri"/>
+          <w:color w:val="000000"/>
+          <w:lang w:val="en-US" w:eastAsia="zh-CN" w:bidi="hi-IN"/>
+          <w14:ligatures w14:val="none"/>
         </w:rPr>
       </w:pPr>
-      <w:r>
-        <w:rPr>
-          <w:lang w:val="en-US"/>
-        </w:rPr>
-        <w:tab/>
-        <w:t xml:space="preserve">Then two figures stepped next to her, boots thumping on wood, a rhythm of steadiness and foundation. Solemn faces appeared next to her, Friedrich to her left, Alexander to her right. They had seen the bird too, but they were not afraid nor angry. Determination sparkled in their eyes and as they laid their hands on each of her arms all pain fled from the warmth they radiated. Souls she only had felt from afar were joining her retinue, wandering from her friends to herself. It felt so </w:t>
-      </w:r>
-      <w:r>
-        <w:rPr>
-          <w:lang w:val="en-US"/>
-        </w:rPr>
-        <w:t>grand</w:t>
-      </w:r>
-      <w:r>
-        <w:rPr>
-          <w:lang w:val="en-US"/>
-        </w:rPr>
-        <w:t>, so much power, so much</w:t>
-      </w:r>
-      <w:r>
-        <w:rPr>
-          <w:lang w:val="en-US"/>
-        </w:rPr>
-        <w:t xml:space="preserve"> ability. Inside of her a choir of voices erupted, known ones and new, chanting her on with vigorous zeal, stacking on top of each other, barely audible over the noise they made inside of her head.</w:t>
-      </w:r>
     </w:p>
     <w:p>
       <w:pPr>
-        <w:rPr>
-          <w:lang w:val="en-US"/>
+        <w:widowControl w:val="0"/>
+        <w:suppressAutoHyphens/>
+        <w:spacing w:after="0" w:line="300" w:lineRule="auto"/>
+        <w:ind w:firstLine="709"/>
+        <w:jc w:val="both"/>
+        <w:rPr>
+          <w:rFonts w:ascii="Calibri" w:eastAsia="Calibri" w:hAnsi="Calibri" w:cs="Calibri"/>
+          <w:color w:val="000000"/>
+          <w:lang w:val="en-US" w:eastAsia="zh-CN" w:bidi="hi-IN"/>
+          <w14:ligatures w14:val="none"/>
         </w:rPr>
       </w:pPr>
       <w:r>
         <w:rPr>
-          <w:lang w:val="en-US"/>
-        </w:rPr>
-        <w:tab/>
-        <w:t>“Marina!”</w:t>
+          <w:rFonts w:ascii="Calibri" w:eastAsia="Calibri" w:hAnsi="Calibri" w:cs="Calibri"/>
+          <w:color w:val="000000"/>
+          <w:lang w:val="en-US" w:eastAsia="zh-CN" w:bidi="hi-IN"/>
+          <w14:ligatures w14:val="none"/>
+        </w:rPr>
+        <w:t xml:space="preserve">What Janette and Maximilian would never recognize in person was what also happened on this day. Their souls never had been whole before. One half of each resting </w:t>
+      </w:r>
+      <w:r>
+        <w:rPr>
+          <w:rFonts w:ascii="Calibri" w:eastAsia="Calibri" w:hAnsi="Calibri" w:cs="Calibri"/>
+          <w:color w:val="000000"/>
+          <w:lang w:val="en-US" w:eastAsia="zh-CN" w:bidi="hi-IN"/>
+          <w14:ligatures w14:val="none"/>
+        </w:rPr>
+        <w:t xml:space="preserve">with </w:t>
+      </w:r>
+      <w:r>
+        <w:rPr>
+          <w:rFonts w:ascii="Calibri" w:eastAsia="Calibri" w:hAnsi="Calibri" w:cs="Calibri"/>
+          <w:color w:val="000000"/>
+          <w:lang w:val="en-US" w:eastAsia="zh-CN" w:bidi="hi-IN"/>
+          <w14:ligatures w14:val="none"/>
+        </w:rPr>
+        <w:t xml:space="preserve">the Watch, the other in their bodies. They could not have felt it, for they never had the same control over </w:t>
+      </w:r>
+      <w:r>
+        <w:rPr>
+          <w:rFonts w:ascii="Calibri" w:eastAsia="Calibri" w:hAnsi="Calibri" w:cs="Calibri"/>
+          <w:color w:val="000000"/>
+          <w:lang w:val="en-US" w:eastAsia="zh-CN" w:bidi="hi-IN"/>
+          <w14:ligatures w14:val="none"/>
+        </w:rPr>
+        <w:t>S</w:t>
+      </w:r>
+      <w:r>
+        <w:rPr>
+          <w:rFonts w:ascii="Calibri" w:eastAsia="Calibri" w:hAnsi="Calibri" w:cs="Calibri"/>
+          <w:color w:val="000000"/>
+          <w:lang w:val="en-US" w:eastAsia="zh-CN" w:bidi="hi-IN"/>
+          <w14:ligatures w14:val="none"/>
+        </w:rPr>
+        <w:t xml:space="preserve">ouls as the Alexander, Friedrich or Marina had. All this time they thought they would need to do </w:t>
+      </w:r>
+      <w:r>
+        <w:rPr>
+          <w:rFonts w:ascii="Calibri" w:eastAsia="Calibri" w:hAnsi="Calibri" w:cs="Calibri"/>
+          <w:color w:val="000000"/>
+          <w:lang w:val="en-US" w:eastAsia="zh-CN" w:bidi="hi-IN"/>
+          <w14:ligatures w14:val="none"/>
+        </w:rPr>
+        <w:t xml:space="preserve">all of </w:t>
+      </w:r>
+      <w:r>
+        <w:rPr>
+          <w:rFonts w:ascii="Calibri" w:eastAsia="Calibri" w:hAnsi="Calibri" w:cs="Calibri"/>
+          <w:color w:val="000000"/>
+          <w:lang w:val="en-US" w:eastAsia="zh-CN" w:bidi="hi-IN"/>
+          <w14:ligatures w14:val="none"/>
+        </w:rPr>
+        <w:t xml:space="preserve">this to be together, to never be apart in the chaos. But inadvertently they had mended their broken souls. For the other half, the one they had not known about, had been freed from the Watch all those years ago, what they had thought was a single strong </w:t>
+      </w:r>
+      <w:r>
+        <w:rPr>
+          <w:rFonts w:ascii="Calibri" w:eastAsia="Calibri" w:hAnsi="Calibri" w:cs="Calibri"/>
+          <w:color w:val="000000"/>
+          <w:lang w:val="en-US" w:eastAsia="zh-CN" w:bidi="hi-IN"/>
+          <w14:ligatures w14:val="none"/>
+        </w:rPr>
+        <w:t>S</w:t>
+      </w:r>
+      <w:r>
+        <w:rPr>
+          <w:rFonts w:ascii="Calibri" w:eastAsia="Calibri" w:hAnsi="Calibri" w:cs="Calibri"/>
+          <w:color w:val="000000"/>
+          <w:lang w:val="en-US" w:eastAsia="zh-CN" w:bidi="hi-IN"/>
+          <w14:ligatures w14:val="none"/>
+        </w:rPr>
+        <w:t xml:space="preserve">oul, that had ascended with the others, finding their originals again. In truth their </w:t>
+      </w:r>
+      <w:r>
+        <w:rPr>
+          <w:rFonts w:ascii="Calibri" w:eastAsia="Calibri" w:hAnsi="Calibri" w:cs="Calibri"/>
+          <w:color w:val="000000"/>
+          <w:lang w:val="en-US" w:eastAsia="zh-CN" w:bidi="hi-IN"/>
+          <w14:ligatures w14:val="none"/>
+        </w:rPr>
+        <w:t>S</w:t>
+      </w:r>
+      <w:r>
+        <w:rPr>
+          <w:rFonts w:ascii="Calibri" w:eastAsia="Calibri" w:hAnsi="Calibri" w:cs="Calibri"/>
+          <w:color w:val="000000"/>
+          <w:lang w:val="en-US" w:eastAsia="zh-CN" w:bidi="hi-IN"/>
+          <w14:ligatures w14:val="none"/>
+        </w:rPr>
+        <w:t>ouls had been intertwined for all this time,</w:t>
+      </w:r>
+      <w:r>
+        <w:rPr>
+          <w:rFonts w:ascii="Calibri" w:eastAsia="Calibri" w:hAnsi="Calibri" w:cs="Calibri"/>
+          <w:color w:val="000000"/>
+          <w:lang w:val="en-US" w:eastAsia="zh-CN" w:bidi="hi-IN"/>
+          <w14:ligatures w14:val="none"/>
+        </w:rPr>
+        <w:t xml:space="preserve"> forming a union,</w:t>
+      </w:r>
+      <w:r>
+        <w:rPr>
+          <w:rFonts w:ascii="Calibri" w:eastAsia="Calibri" w:hAnsi="Calibri" w:cs="Calibri"/>
+          <w:color w:val="000000"/>
+          <w:lang w:val="en-US" w:eastAsia="zh-CN" w:bidi="hi-IN"/>
+          <w14:ligatures w14:val="none"/>
+        </w:rPr>
+        <w:t xml:space="preserve"> </w:t>
+      </w:r>
+      <w:r>
+        <w:rPr>
+          <w:rFonts w:ascii="Calibri" w:eastAsia="Calibri" w:hAnsi="Calibri" w:cs="Calibri"/>
+          <w:color w:val="000000"/>
+          <w:lang w:val="en-US" w:eastAsia="zh-CN" w:bidi="hi-IN"/>
+          <w14:ligatures w14:val="none"/>
+        </w:rPr>
+        <w:t>waiting</w:t>
+      </w:r>
+      <w:r>
+        <w:rPr>
+          <w:rFonts w:ascii="Calibri" w:eastAsia="Calibri" w:hAnsi="Calibri" w:cs="Calibri"/>
+          <w:color w:val="000000"/>
+          <w:lang w:val="en-US" w:eastAsia="zh-CN" w:bidi="hi-IN"/>
+          <w14:ligatures w14:val="none"/>
+        </w:rPr>
+        <w:t xml:space="preserve"> to merge again in their hosts when it was time, to be truly one again. </w:t>
+      </w:r>
+      <w:r>
+        <w:rPr>
+          <w:rFonts w:ascii="Calibri" w:eastAsia="Calibri" w:hAnsi="Calibri" w:cs="Calibri"/>
+          <w:color w:val="000000"/>
+          <w:lang w:val="en-US" w:eastAsia="zh-CN" w:bidi="hi-IN"/>
+          <w14:ligatures w14:val="none"/>
+        </w:rPr>
+        <w:t>They were now bound anew,</w:t>
+      </w:r>
+      <w:r>
+        <w:rPr>
+          <w:rFonts w:ascii="Calibri" w:eastAsia="Calibri" w:hAnsi="Calibri" w:cs="Calibri"/>
+          <w:color w:val="000000"/>
+          <w:lang w:val="en-US" w:eastAsia="zh-CN" w:bidi="hi-IN"/>
+          <w14:ligatures w14:val="none"/>
+        </w:rPr>
+        <w:t xml:space="preserve"> as </w:t>
+      </w:r>
+      <w:r>
+        <w:rPr>
+          <w:rFonts w:ascii="Calibri" w:eastAsia="Calibri" w:hAnsi="Calibri" w:cs="Calibri"/>
+          <w:color w:val="000000"/>
+          <w:lang w:val="en-US" w:eastAsia="zh-CN" w:bidi="hi-IN"/>
+          <w14:ligatures w14:val="none"/>
+        </w:rPr>
+        <w:t>Janette and Maximilian</w:t>
+      </w:r>
+      <w:r>
+        <w:rPr>
+          <w:rFonts w:ascii="Calibri" w:eastAsia="Calibri" w:hAnsi="Calibri" w:cs="Calibri"/>
+          <w:color w:val="000000"/>
+          <w:lang w:val="en-US" w:eastAsia="zh-CN" w:bidi="hi-IN"/>
+          <w14:ligatures w14:val="none"/>
+        </w:rPr>
+        <w:t xml:space="preserve"> had died while they were born,</w:t>
+      </w:r>
+      <w:r>
+        <w:rPr>
+          <w:rFonts w:ascii="Calibri" w:eastAsia="Calibri" w:hAnsi="Calibri" w:cs="Calibri"/>
+          <w:color w:val="000000"/>
+          <w:lang w:val="en-US" w:eastAsia="zh-CN" w:bidi="hi-IN"/>
+          <w14:ligatures w14:val="none"/>
+        </w:rPr>
+        <w:t xml:space="preserve"> </w:t>
+      </w:r>
+      <w:r>
+        <w:rPr>
+          <w:rFonts w:ascii="Calibri" w:eastAsia="Calibri" w:hAnsi="Calibri" w:cs="Calibri"/>
+          <w:color w:val="000000"/>
+          <w:lang w:val="en-US" w:eastAsia="zh-CN" w:bidi="hi-IN"/>
+          <w14:ligatures w14:val="none"/>
+        </w:rPr>
+        <w:t>simultaneously</w:t>
+      </w:r>
+      <w:r>
+        <w:rPr>
+          <w:rFonts w:ascii="Calibri" w:eastAsia="Calibri" w:hAnsi="Calibri" w:cs="Calibri"/>
+          <w:color w:val="000000"/>
+          <w:lang w:val="en-US" w:eastAsia="zh-CN" w:bidi="hi-IN"/>
+          <w14:ligatures w14:val="none"/>
+        </w:rPr>
+        <w:t>,</w:t>
+      </w:r>
+      <w:r>
+        <w:rPr>
+          <w:rFonts w:ascii="Calibri" w:eastAsia="Calibri" w:hAnsi="Calibri" w:cs="Calibri"/>
+          <w:color w:val="000000"/>
+          <w:lang w:val="en-US" w:eastAsia="zh-CN" w:bidi="hi-IN"/>
+          <w14:ligatures w14:val="none"/>
+        </w:rPr>
+        <w:t xml:space="preserve"> their connected souls now resting again in different bodies, but still connected</w:t>
+      </w:r>
+      <w:r>
+        <w:rPr>
+          <w:rFonts w:ascii="Calibri" w:eastAsia="Calibri" w:hAnsi="Calibri" w:cs="Calibri"/>
+          <w:color w:val="000000"/>
+          <w:lang w:val="en-US" w:eastAsia="zh-CN" w:bidi="hi-IN"/>
+          <w14:ligatures w14:val="none"/>
+        </w:rPr>
+        <w:t xml:space="preserve"> by a single string</w:t>
+      </w:r>
+      <w:r>
+        <w:rPr>
+          <w:rFonts w:ascii="Calibri" w:eastAsia="Calibri" w:hAnsi="Calibri" w:cs="Calibri"/>
+          <w:color w:val="000000"/>
+          <w:lang w:val="en-US" w:eastAsia="zh-CN" w:bidi="hi-IN"/>
+          <w14:ligatures w14:val="none"/>
+        </w:rPr>
+        <w:t xml:space="preserve">. What were they connected by? The moments they had shared, they feelings the had felt, they truths they experienced. All together. The cycle was now truly over, for they had unknowingly stopped it right here and now. </w:t>
+      </w:r>
+      <w:r>
+        <w:rPr>
+          <w:rFonts w:ascii="Calibri" w:eastAsia="Calibri" w:hAnsi="Calibri" w:cs="Calibri"/>
+          <w:color w:val="000000"/>
+          <w:lang w:val="en-US" w:eastAsia="zh-CN" w:bidi="hi-IN"/>
+          <w14:ligatures w14:val="none"/>
+        </w:rPr>
+        <w:t>Their love for each other had prevailed, even when split apart, to be rebound again, intertwined like their fingers</w:t>
+      </w:r>
+      <w:r>
+        <w:rPr>
+          <w:rFonts w:ascii="Calibri" w:eastAsia="Calibri" w:hAnsi="Calibri" w:cs="Calibri"/>
+          <w:color w:val="000000"/>
+          <w:lang w:val="en-US" w:eastAsia="zh-CN" w:bidi="hi-IN"/>
+          <w14:ligatures w14:val="none"/>
+        </w:rPr>
+        <w:t>, the last touch they felt</w:t>
+      </w:r>
+      <w:r>
+        <w:rPr>
+          <w:rFonts w:ascii="Calibri" w:eastAsia="Calibri" w:hAnsi="Calibri" w:cs="Calibri"/>
+          <w:color w:val="000000"/>
+          <w:lang w:val="en-US" w:eastAsia="zh-CN" w:bidi="hi-IN"/>
+          <w14:ligatures w14:val="none"/>
+        </w:rPr>
+        <w:t>, what will be like a finely woven cloth, thread laid upon thread. Weak as a single entity, but untearable in their union. They would live out their lives again, this time truly different from the rest, new and fresh. They would love, and they would die of course, maybe not at the same time</w:t>
+      </w:r>
+      <w:r>
+        <w:rPr>
+          <w:rFonts w:ascii="Calibri" w:eastAsia="Calibri" w:hAnsi="Calibri" w:cs="Calibri"/>
+          <w:color w:val="000000"/>
+          <w:lang w:val="en-US" w:eastAsia="zh-CN" w:bidi="hi-IN"/>
+          <w14:ligatures w14:val="none"/>
+        </w:rPr>
+        <w:t>, who could know?</w:t>
+      </w:r>
+      <w:r>
+        <w:rPr>
+          <w:rFonts w:ascii="Calibri" w:eastAsia="Calibri" w:hAnsi="Calibri" w:cs="Calibri"/>
+          <w:color w:val="000000"/>
+          <w:lang w:val="en-US" w:eastAsia="zh-CN" w:bidi="hi-IN"/>
+          <w14:ligatures w14:val="none"/>
+        </w:rPr>
+        <w:t xml:space="preserve"> But they would meet again, connected as they were, to never be apart. Where was not decided yet, when was not decided yet. But it did not matter. They did not need all those experiments, rituals, tinkering and praying. They only needed their love for each other, the force that w</w:t>
+      </w:r>
+      <w:r>
+        <w:rPr>
+          <w:rFonts w:ascii="Calibri" w:eastAsia="Calibri" w:hAnsi="Calibri" w:cs="Calibri"/>
+          <w:color w:val="000000"/>
+          <w:lang w:val="en-US" w:eastAsia="zh-CN" w:bidi="hi-IN"/>
+          <w14:ligatures w14:val="none"/>
+        </w:rPr>
+        <w:t>ould</w:t>
+      </w:r>
+      <w:r>
+        <w:rPr>
+          <w:rFonts w:ascii="Calibri" w:eastAsia="Calibri" w:hAnsi="Calibri" w:cs="Calibri"/>
+          <w:color w:val="000000"/>
+          <w:lang w:val="en-US" w:eastAsia="zh-CN" w:bidi="hi-IN"/>
+          <w14:ligatures w14:val="none"/>
+        </w:rPr>
+        <w:t xml:space="preserve"> bind their </w:t>
+      </w:r>
+      <w:r>
+        <w:rPr>
+          <w:rFonts w:ascii="Calibri" w:eastAsia="Calibri" w:hAnsi="Calibri" w:cs="Calibri"/>
+          <w:color w:val="000000"/>
+          <w:lang w:val="en-US" w:eastAsia="zh-CN" w:bidi="hi-IN"/>
+          <w14:ligatures w14:val="none"/>
+        </w:rPr>
+        <w:t>S</w:t>
+      </w:r>
+      <w:r>
+        <w:rPr>
+          <w:rFonts w:ascii="Calibri" w:eastAsia="Calibri" w:hAnsi="Calibri" w:cs="Calibri"/>
+          <w:color w:val="000000"/>
+          <w:lang w:val="en-US" w:eastAsia="zh-CN" w:bidi="hi-IN"/>
+          <w14:ligatures w14:val="none"/>
+        </w:rPr>
+        <w:t xml:space="preserve">ouls together, unwavering, and unfaltering. </w:t>
       </w:r>
     </w:p>
     <w:p>
       <w:pPr>
-        <w:rPr>
-          <w:lang w:val="en-US"/>
+        <w:widowControl w:val="0"/>
+        <w:suppressAutoHyphens/>
+        <w:spacing w:after="0" w:line="300" w:lineRule="auto"/>
+        <w:ind w:firstLine="709"/>
+        <w:jc w:val="both"/>
+        <w:rPr>
+          <w:rFonts w:ascii="Calibri" w:eastAsia="Calibri" w:hAnsi="Calibri" w:cs="Calibri"/>
+          <w:color w:val="000000"/>
+          <w:lang w:val="en-US" w:eastAsia="zh-CN" w:bidi="hi-IN"/>
+          <w14:ligatures w14:val="none"/>
         </w:rPr>
       </w:pPr>
-      <w:r>
-        <w:rPr>
-          <w:lang w:val="en-US"/>
-        </w:rPr>
-        <w:tab/>
-        <w:t>“</w:t>
-      </w:r>
-      <w:r>
-        <w:rPr>
-          <w:lang w:val="en-US"/>
-        </w:rPr>
-        <w:t>Bixlmadam</w:t>
-      </w:r>
-      <w:r>
-        <w:rPr>
-          <w:rStyle w:val="Funotenzeichen"/>
-          <w:lang w:val="en-US"/>
-        </w:rPr>
-        <w:footnoteReference w:id="2"/>
-      </w:r>
-      <w:r>
-        <w:rPr>
-          <w:lang w:val="en-US"/>
-        </w:rPr>
-        <w:t>, you are not that bad. Go get him.”</w:t>
-      </w:r>
     </w:p>
     <w:p>
       <w:pPr>
-        <w:rPr>
-          <w:lang w:val="en-US"/>
+        <w:widowControl w:val="0"/>
+        <w:suppressAutoHyphens/>
+        <w:spacing w:after="0" w:line="300" w:lineRule="auto"/>
+        <w:ind w:firstLine="709"/>
+        <w:jc w:val="both"/>
+        <w:rPr>
+          <w:rFonts w:ascii="Calibri" w:eastAsia="Calibri" w:hAnsi="Calibri" w:cs="Calibri"/>
+          <w:color w:val="000000"/>
+          <w:lang w:val="en-US" w:eastAsia="zh-CN" w:bidi="hi-IN"/>
+          <w14:ligatures w14:val="none"/>
         </w:rPr>
       </w:pPr>
       <w:r>
         <w:rPr>
-          <w:lang w:val="en-US"/>
-        </w:rPr>
-        <w:tab/>
-        <w:t>“I believe in you.”</w:t>
-      </w:r>
-    </w:p>
-    <w:p>
-      <w:pPr>
-        <w:rPr>
-          <w:lang w:val="en-US"/>
-        </w:rPr>
-      </w:pPr>
-      <w:r>
-        <w:rPr>
-          <w:lang w:val="en-US"/>
-        </w:rPr>
-        <w:tab/>
-        <w:t>“Marina…”</w:t>
-      </w:r>
-    </w:p>
-    <w:p>
-      <w:pPr>
-        <w:ind w:firstLine="708"/>
-        <w:rPr>
-          <w:lang w:val="en-US"/>
-        </w:rPr>
-      </w:pPr>
-      <w:r>
-        <w:rPr>
-          <w:lang w:val="en-US"/>
-        </w:rPr>
-        <w:t>She looked over to Friedrich, who gave her a curt nod, then over to Alexander, his smile so bright. He spoke to her.</w:t>
-      </w:r>
-    </w:p>
-    <w:p>
-      <w:pPr>
-        <w:rPr>
-          <w:lang w:val="en-US"/>
-        </w:rPr>
-      </w:pPr>
-      <w:r>
-        <w:rPr>
-          <w:lang w:val="en-US"/>
-        </w:rPr>
-        <w:tab/>
-        <w:t>“End him. For your mother”</w:t>
-      </w:r>
-    </w:p>
-    <w:p>
-      <w:pPr>
-        <w:rPr>
-          <w:lang w:val="en-US"/>
-        </w:rPr>
-      </w:pPr>
-      <w:r>
-        <w:rPr>
-          <w:lang w:val="en-US"/>
-        </w:rPr>
-        <w:tab/>
-        <w:t>With that, gigantic wings formed behind Marina, ones so magnificent she had never even dreamed of. The confused passengers around them were ducking from the sight, so powerful was the Soulbinding even they could see it. Without her mental command the wings started beating, air pressure forming under them and her as other Souls started spinning next to her. Raw might, more than any one of them had even held, was focused inside of her now, together with their trust and friendship. They all had one goal at this instance of time and she would be the one to deliver it. With a final beat she jumped from the deck, the force of her push so drastic that planks below her broke and screamed.</w:t>
-      </w:r>
-      <w:r>
-        <w:rPr>
-          <w:lang w:val="en-US"/>
-        </w:rPr>
-        <w:t xml:space="preserve"> She rose into the air with unbelievable speed and joy. It was not over yet.</w:t>
-      </w:r>
-    </w:p>
-    <w:p>
-      <w:pPr>
-        <w:rPr>
-          <w:lang w:val="en-US"/>
-        </w:rPr>
-      </w:pPr>
-      <w:r>
-        <w:rPr>
-          <w:lang w:val="en-US"/>
-        </w:rPr>
-        <w:tab/>
-        <w:t xml:space="preserve">She soared through the sky, air around her slashing at her face and tearing of the rest of her red dress, only rags left of it. They tumbled through the aftershock of her ascent, before they lazily drifted towards the ship’s deck. Her eyes started to tear, the force of her acceleration too much. She tried to blink away the sensation and effects, but to no avail. Through her watery gaze she followed the lonely falcon, which tried to flee into the sunset, before it dove down towards the water, gaining incredibly momentum. So much so that Marina was not sure if she could make it, catch it. Catch him. Then incorporeal white hands </w:t>
-      </w:r>
-      <w:r>
-        <w:rPr>
-          <w:lang w:val="en-US"/>
-        </w:rPr>
-        <w:lastRenderedPageBreak/>
-        <w:t>were laid on top of each other, without her having to form a mental image. Fingers sharpened to points of knives, like spear tips, pushing aside the wind, forming a bubble of calm around her. How far could she take this journey? How far could she fly?</w:t>
-      </w:r>
-    </w:p>
-    <w:p>
-      <w:pPr>
-        <w:rPr>
-          <w:lang w:val="en-US"/>
-        </w:rPr>
-      </w:pPr>
-      <w:r>
-        <w:rPr>
-          <w:lang w:val="en-US"/>
-        </w:rPr>
-        <w:tab/>
-        <w:t>As if sensing her doubt and desperation the shape of a face started to form in her vision, so familiar, and old memory. Like a dream becoming reality, a shape you just new from touch, scent you could name after just one breath.</w:t>
-      </w:r>
-    </w:p>
-    <w:p>
-      <w:pPr>
-        <w:rPr>
-          <w:lang w:val="en-US"/>
-        </w:rPr>
-      </w:pPr>
-      <w:r>
-        <w:rPr>
-          <w:lang w:val="en-US"/>
-        </w:rPr>
-        <w:tab/>
-        <w:t>“Mother? Mitera</w:t>
-      </w:r>
-      <w:r>
-        <w:rPr>
-          <w:rStyle w:val="Funotenzeichen"/>
-          <w:lang w:val="en-US"/>
-        </w:rPr>
-        <w:footnoteReference w:id="3"/>
-      </w:r>
-      <w:r>
-        <w:rPr>
-          <w:lang w:val="en-US"/>
-        </w:rPr>
-        <w:t>? Is it you?”</w:t>
-      </w:r>
-    </w:p>
-    <w:p>
-      <w:pPr>
-        <w:rPr>
-          <w:lang w:val="en-US"/>
-        </w:rPr>
-      </w:pPr>
-      <w:r>
-        <w:rPr>
-          <w:lang w:val="en-US"/>
-        </w:rPr>
-        <w:tab/>
-        <w:t>“Yes, child. Have no fear. I will take you this last step,” answered her mother’s voice inside of her thoughts, just like she remembered.</w:t>
-      </w:r>
-      <w:r>
-        <w:rPr>
-          <w:lang w:val="en-US"/>
-        </w:rPr>
-        <w:t xml:space="preserve"> All the safety and security she had missed since then, what she had needed to fully grew to her real self. It was all her now, in just a face words.</w:t>
-      </w:r>
-    </w:p>
-    <w:p>
-      <w:pPr>
-        <w:ind w:firstLine="708"/>
-        <w:rPr>
-          <w:lang w:val="en-US"/>
-        </w:rPr>
-      </w:pPr>
-      <w:r>
-        <w:rPr>
-          <w:lang w:val="en-US"/>
-        </w:rPr>
-        <w:t>It had been this day, twenty-five years ago. The day she had lost her mother. And now she was back.</w:t>
-      </w:r>
-      <w:r>
-        <w:rPr>
-          <w:lang w:val="en-US"/>
-        </w:rPr>
-        <w:t xml:space="preserve"> Familiar hands were laid on top of Marina’s, so soft, so warm. Again, tears flew from Marina’s eyes, the wind around her still and quiet.</w:t>
-      </w:r>
-      <w:r>
-        <w:rPr>
-          <w:lang w:val="en-US"/>
-        </w:rPr>
-        <w:t xml:space="preserve"> Then her mother’s hands moved away from her, the feeling of safeness staying. They pressed together like in a prayer, piercing her canopy made of Souls, forming the furthest point of her spear. She dove after the falcon, her strength renewed still. The falcon’s trajectory arced before it hit the water, its speed growing even more without a single wing beat. Marina followed it precisely, water under her rippling, building waves. </w:t>
-      </w:r>
-      <w:r>
-        <w:rPr>
-          <w:lang w:val="en-US"/>
-        </w:rPr>
-        <w:t xml:space="preserve">The rose and rose higher into the sky, besides the clouds stars forming their familiar shapes and patterns. They were higher than they had been before the ship below them almost only a speck in the endless sea. </w:t>
-      </w:r>
-      <w:r>
-        <w:rPr>
-          <w:lang w:val="en-US"/>
-        </w:rPr>
-        <w:t xml:space="preserve">Charles must have </w:t>
-      </w:r>
-      <w:r>
-        <w:rPr>
-          <w:lang w:val="en-US"/>
-        </w:rPr>
-        <w:t>felt it, her persuid becoming so close</w:t>
-      </w:r>
-      <w:r>
-        <w:rPr>
-          <w:lang w:val="en-US"/>
-        </w:rPr>
-        <w:t>, for he turned his head to see, breaking his speed in the process</w:t>
-      </w:r>
-      <w:r>
-        <w:rPr>
-          <w:lang w:val="en-US"/>
-        </w:rPr>
-        <w:t>, starting to transform again</w:t>
-      </w:r>
-      <w:r>
-        <w:rPr>
-          <w:lang w:val="en-US"/>
-        </w:rPr>
-        <w:t>. A fatal mistake. Now sure she would catch him</w:t>
-      </w:r>
-      <w:r>
-        <w:rPr>
-          <w:lang w:val="en-US"/>
-        </w:rPr>
-        <w:t xml:space="preserve"> Marina poured every ounce of strength into speed; every Soul linked to her doing the same. Thoughts blurred, were unnecessary, only her reaching this pest, this criminal, this murderer. That was enough.</w:t>
-      </w:r>
-    </w:p>
-    <w:p>
-      <w:pPr>
-        <w:ind w:firstLine="708"/>
-        <w:rPr>
-          <w:lang w:val="en-US"/>
-        </w:rPr>
-      </w:pPr>
-      <w:r>
-        <w:rPr>
-          <w:lang w:val="en-US"/>
-        </w:rPr>
-        <w:t>A terrifying sound erupted behind her, so tremendously loud, like the shots of hundred cannons at once. He eardrums almost tore, if not for the shield around her and the healing power of her Souls. With the blink of an eye, she reached her target, vision blackening, almost giving away her consciousness.</w:t>
-      </w:r>
-    </w:p>
-    <w:p>
-      <w:pPr>
-        <w:ind w:firstLine="708"/>
-        <w:rPr>
-          <w:lang w:val="en-US"/>
-        </w:rPr>
-      </w:pPr>
-      <w:r>
-        <w:rPr>
-          <w:lang w:val="en-US"/>
-        </w:rPr>
-        <w:t>Without knowing she had come to a stop, her undergarments still fluttering in the winds in the direction she had went before until a second later they came to a stop and gently laid on her skin. All the Souls around her appeared to have vanished, even though she still floated above the water and ship, hundreds of meters in the air. Around her white angelic feathers slowly rippled through the sky. Her mother’s face appeared once more, her hands holding a pair of others, another figure that was familiar to Marina, but one she could not accurately place.</w:t>
-      </w:r>
-    </w:p>
-    <w:p>
-      <w:pPr>
-        <w:ind w:firstLine="708"/>
-        <w:rPr>
-          <w:lang w:val="en-US"/>
-        </w:rPr>
-      </w:pPr>
-      <w:r>
-        <w:rPr>
-          <w:lang w:val="en-US"/>
-        </w:rPr>
-        <w:lastRenderedPageBreak/>
-        <w:t>“I will take her with me now, Marina,” the other figure spoke, only her hands shown, “She will finally rest now, all thanks to you.”</w:t>
-      </w:r>
-    </w:p>
-    <w:p>
-      <w:pPr>
-        <w:ind w:firstLine="708"/>
-        <w:rPr>
-          <w:lang w:val="en-US"/>
-        </w:rPr>
-      </w:pPr>
-      <w:r>
-        <w:rPr>
-          <w:lang w:val="en-US"/>
-        </w:rPr>
-        <w:t>“Thank you, my child,” her mother said, so much love inside of her voice. One Marina would love to hold on forever. But she would not lose it now, it would be with her, every day. “Together we brought to an end what I had started. For you have become</w:t>
-      </w:r>
-      <w:r>
-        <w:rPr>
-          <w:lang w:val="en-US"/>
-        </w:rPr>
-        <w:t xml:space="preserve"> something more than me. I hope you will treasure my love forever. I wish I could stay, but you know as much as me that this cannot be. Tell your father I am waiting for him. And I am waiting for you too. Goodbye.</w:t>
-      </w:r>
-      <w:r>
-        <w:rPr>
-          <w:lang w:val="en-US"/>
-        </w:rPr>
-        <w:t>”</w:t>
-      </w:r>
-    </w:p>
-    <w:p>
-      <w:pPr>
-        <w:ind w:firstLine="708"/>
-        <w:rPr>
-          <w:lang w:val="en-US"/>
-        </w:rPr>
-      </w:pPr>
-      <w:r>
-        <w:rPr>
-          <w:lang w:val="en-US"/>
-        </w:rPr>
-        <w:t>“I love you mother.”</w:t>
-      </w:r>
-    </w:p>
-    <w:p>
-      <w:pPr>
-        <w:ind w:firstLine="708"/>
-        <w:rPr>
-          <w:lang w:val="en-US"/>
-        </w:rPr>
-      </w:pPr>
-      <w:r>
-        <w:rPr>
-          <w:lang w:val="en-US"/>
-        </w:rPr>
-        <w:t>And with that the last of her mother’s form vanished, the two pairs of hands raising up into space she could not see or fathom. The feathers around her turned to brown, the color of the falcon. Of Charles. Marina turned around, spotting the rest of its body, his head and shoulders having turned to a human form again, one she had not seen before, old, wrinkly, ancient. Hate was in his eyes, no repent, only sorrow and pain. Flakes fell from the its form, which in turn crumbled to dust blown away to the void. An eye stayed last, staring at her, past her, where her mother had been. Then it vanished and the sky was clear.</w:t>
-      </w:r>
-    </w:p>
-    <w:p>
-      <w:pPr>
-        <w:ind w:firstLine="708"/>
-        <w:rPr>
-          <w:lang w:val="en-US"/>
-        </w:rPr>
-      </w:pPr>
-      <w:r>
-        <w:rPr>
-          <w:lang w:val="en-US"/>
-        </w:rPr>
-        <w:t>That was the moment Marina lost consciousness.</w:t>
-      </w:r>
-    </w:p>
-    <w:p>
-      <w:pPr>
-        <w:ind w:firstLine="708"/>
-        <w:rPr>
-          <w:lang w:val="en-US"/>
-        </w:rPr>
-      </w:pPr>
-    </w:p>
-    <w:p>
-      <w:pPr>
-        <w:ind w:firstLine="708"/>
-        <w:rPr>
-          <w:lang w:val="en-US"/>
-        </w:rPr>
-      </w:pPr>
-    </w:p>
-    <w:p>
-      <w:pPr>
-        <w:ind w:firstLine="708"/>
-        <w:rPr>
-          <w:lang w:val="en-US"/>
-        </w:rPr>
-      </w:pPr>
-      <w:r>
-        <w:rPr>
-          <w:lang w:val="en-US"/>
-        </w:rPr>
-        <w:t>Marina gets caught by the other four and all the Souls they had been gathered so far. She feels their love and friendship before she drifts to well earned sleep.</w:t>
-      </w:r>
-    </w:p>
-    <w:p>
-      <w:pPr>
-        <w:ind w:firstLine="708"/>
-        <w:rPr>
-          <w:lang w:val="en-US"/>
-        </w:rPr>
-      </w:pPr>
-    </w:p>
-    <w:p>
-      <w:pPr>
-        <w:ind w:firstLine="708"/>
-        <w:rPr>
-          <w:lang w:val="en-US"/>
-        </w:rPr>
-      </w:pPr>
-    </w:p>
-    <w:p>
-      <w:pPr>
-        <w:ind w:firstLine="708"/>
-        <w:rPr>
-          <w:lang w:val="en-US"/>
-        </w:rPr>
-      </w:pPr>
-      <w:r>
-        <w:rPr>
-          <w:lang w:val="en-US"/>
-        </w:rPr>
-        <w:t>Epilouge</w:t>
-      </w:r>
-    </w:p>
-    <w:p>
-      <w:pPr>
-        <w:rPr>
-          <w:lang w:val="en-US"/>
-        </w:rPr>
-      </w:pPr>
-      <w:r>
-        <w:rPr>
-          <w:lang w:val="en-US"/>
-        </w:rPr>
-        <w:t>A man picks up a coin he found on deck, one that had fallen out of the sky. Just moments before a flashj of light ahd blinded them all up here, a vpoice telling them they owould not tell about what had happened here. Othjers semed to have forgotten, wondering at the destroyed planks and wooden door. But he did not, something stirred inside of him, a need to bring this coin somewhere to Japan, the shores of the land he could see from here.</w:t>
-      </w:r>
-    </w:p>
-    <w:p>
-      <w:pPr>
-        <w:ind w:firstLine="708"/>
-        <w:rPr>
-          <w:lang w:val="en-US"/>
-        </w:rPr>
-      </w:pPr>
-    </w:p>
-    <w:p>
-      <w:pPr>
-        <w:rPr>
-          <w:lang w:val="en-US"/>
-        </w:rPr>
-      </w:pPr>
-    </w:p>
-    <w:p>
-      <w:pPr>
-        <w:rPr>
-          <w:lang w:val="en-US"/>
-        </w:rPr>
-      </w:pPr>
+          <w:rFonts w:ascii="Calibri" w:eastAsia="Calibri" w:hAnsi="Calibri" w:cs="Calibri"/>
+          <w:color w:val="000000"/>
+          <w:lang w:val="en-US" w:eastAsia="zh-CN" w:bidi="hi-IN"/>
+          <w14:ligatures w14:val="none"/>
+        </w:rPr>
+        <w:t>For eternity.</w:t>
+      </w:r>
     </w:p>
     <w:p>
       <w:pPr>
@@ -873,202 +2437,6 @@
     </w:sectPr>
   </w:body>
 </w:document>
-</file>
-
-<file path=word/endnotes.xml><?xml version="1.0" encoding="utf-8"?>
-<w:endnotes xmlns:wpc="http://schemas.microsoft.com/office/word/2010/wordprocessingCanvas" xmlns:cx="http://schemas.microsoft.com/office/drawing/2014/chartex" xmlns:cx1="http://schemas.microsoft.com/office/drawing/2015/9/8/chartex" xmlns:cx2="http://schemas.microsoft.com/office/drawing/2015/10/21/chartex" xmlns:cx3="http://schemas.microsoft.com/office/drawing/2016/5/9/chartex" xmlns:cx4="http://schemas.microsoft.com/office/drawing/2016/5/10/chartex" xmlns:cx5="http://schemas.microsoft.com/office/drawing/2016/5/11/chartex" xmlns:cx6="http://schemas.microsoft.com/office/drawing/2016/5/12/chartex" xmlns:cx7="http://schemas.microsoft.com/office/drawing/2016/5/13/chartex" xmlns:cx8="http://schemas.microsoft.com/office/drawing/2016/5/14/chartex" xmlns:mc="http://schemas.openxmlformats.org/markup-compatibility/2006" xmlns:aink="http://schemas.microsoft.com/office/drawing/2016/ink" xmlns:am3d="http://schemas.microsoft.com/office/drawing/2017/model3d" xmlns:o="urn:schemas-microsoft-com:office:office" xmlns:oel="http://schemas.microsoft.com/office/2019/extlst" xmlns:r="http://schemas.openxmlformats.org/officeDocument/2006/relationships" xmlns:m="http://schemas.openxmlformats.org/officeDocument/2006/math" xmlns:v="urn:schemas-microsoft-com:vml" xmlns:wp14="http://schemas.microsoft.com/office/word/2010/wordprocessingDrawing" xmlns:wp="http://schemas.openxmlformats.org/drawingml/2006/wordprocessingDrawing" xmlns:w10="urn:schemas-microsoft-com:office:word" xmlns:w="http://schemas.openxmlformats.org/wordprocessingml/2006/main" xmlns:w14="http://schemas.microsoft.com/office/word/2010/wordml" xmlns:w15="http://schemas.microsoft.com/office/word/2012/wordml" xmlns:w16cex="http://schemas.microsoft.com/office/word/2018/wordml/cex" xmlns:w16cid="http://schemas.microsoft.com/office/word/2016/wordml/cid" xmlns:w16="http://schemas.microsoft.com/office/word/2018/wordml" xmlns:w16du="http://schemas.microsoft.com/office/word/2023/wordml/word16du" xmlns:w16sdtdh="http://schemas.microsoft.com/office/word/2020/wordml/sdtdatahash" xmlns:w16sdtfl="http://schemas.microsoft.com/office/word/2024/wordml/sdtformatlock" xmlns:w16se="http://schemas.microsoft.com/office/word/2015/wordml/symex" xmlns:wpg="http://schemas.microsoft.com/office/word/2010/wordprocessingGroup" xmlns:wpi="http://schemas.microsoft.com/office/word/2010/wordprocessingInk" xmlns:wne="http://schemas.microsoft.com/office/word/2006/wordml" xmlns:wps="http://schemas.microsoft.com/office/word/2010/wordprocessingShape" mc:Ignorable="w14 w15 w16se w16cid w16 w16cex w16sdtdh w16sdtfl w16du wp14">
-  <w:endnote w:type="separator" w:id="-1">
-    <w:p>
-      <w:pPr>
-        <w:spacing w:after="0" w:line="240" w:lineRule="auto"/>
-      </w:pPr>
-      <w:r>
-        <w:separator/>
-      </w:r>
-    </w:p>
-  </w:endnote>
-  <w:endnote w:type="continuationSeparator" w:id="0">
-    <w:p>
-      <w:pPr>
-        <w:spacing w:after="0" w:line="240" w:lineRule="auto"/>
-      </w:pPr>
-      <w:r>
-        <w:continuationSeparator/>
-      </w:r>
-    </w:p>
-  </w:endnote>
-</w:endnotes>
-</file>
-
-<file path=word/footnotes.xml><?xml version="1.0" encoding="utf-8"?>
-<w:footnotes xmlns:wpc="http://schemas.microsoft.com/office/word/2010/wordprocessingCanvas" xmlns:cx="http://schemas.microsoft.com/office/drawing/2014/chartex" xmlns:cx1="http://schemas.microsoft.com/office/drawing/2015/9/8/chartex" xmlns:cx2="http://schemas.microsoft.com/office/drawing/2015/10/21/chartex" xmlns:cx3="http://schemas.microsoft.com/office/drawing/2016/5/9/chartex" xmlns:cx4="http://schemas.microsoft.com/office/drawing/2016/5/10/chartex" xmlns:cx5="http://schemas.microsoft.com/office/drawing/2016/5/11/chartex" xmlns:cx6="http://schemas.microsoft.com/office/drawing/2016/5/12/chartex" xmlns:cx7="http://schemas.microsoft.com/office/drawing/2016/5/13/chartex" xmlns:cx8="http://schemas.microsoft.com/office/drawing/2016/5/14/chartex" xmlns:mc="http://schemas.openxmlformats.org/markup-compatibility/2006" xmlns:aink="http://schemas.microsoft.com/office/drawing/2016/ink" xmlns:am3d="http://schemas.microsoft.com/office/drawing/2017/model3d" xmlns:o="urn:schemas-microsoft-com:office:office" xmlns:oel="http://schemas.microsoft.com/office/2019/extlst" xmlns:r="http://schemas.openxmlformats.org/officeDocument/2006/relationships" xmlns:m="http://schemas.openxmlformats.org/officeDocument/2006/math" xmlns:v="urn:schemas-microsoft-com:vml" xmlns:wp14="http://schemas.microsoft.com/office/word/2010/wordprocessingDrawing" xmlns:wp="http://schemas.openxmlformats.org/drawingml/2006/wordprocessingDrawing" xmlns:w10="urn:schemas-microsoft-com:office:word" xmlns:w="http://schemas.openxmlformats.org/wordprocessingml/2006/main" xmlns:w14="http://schemas.microsoft.com/office/word/2010/wordml" xmlns:w15="http://schemas.microsoft.com/office/word/2012/wordml" xmlns:w16cex="http://schemas.microsoft.com/office/word/2018/wordml/cex" xmlns:w16cid="http://schemas.microsoft.com/office/word/2016/wordml/cid" xmlns:w16="http://schemas.microsoft.com/office/word/2018/wordml" xmlns:w16du="http://schemas.microsoft.com/office/word/2023/wordml/word16du" xmlns:w16sdtdh="http://schemas.microsoft.com/office/word/2020/wordml/sdtdatahash" xmlns:w16sdtfl="http://schemas.microsoft.com/office/word/2024/wordml/sdtformatlock" xmlns:w16se="http://schemas.microsoft.com/office/word/2015/wordml/symex" xmlns:wpg="http://schemas.microsoft.com/office/word/2010/wordprocessingGroup" xmlns:wpi="http://schemas.microsoft.com/office/word/2010/wordprocessingInk" xmlns:wne="http://schemas.microsoft.com/office/word/2006/wordml" xmlns:wps="http://schemas.microsoft.com/office/word/2010/wordprocessingShape" mc:Ignorable="w14 w15 w16se w16cid w16 w16cex w16sdtdh w16sdtfl w16du wp14">
-  <w:footnote w:type="separator" w:id="-1">
-    <w:p>
-      <w:pPr>
-        <w:spacing w:after="0" w:line="240" w:lineRule="auto"/>
-      </w:pPr>
-      <w:r>
-        <w:separator/>
-      </w:r>
-    </w:p>
-  </w:footnote>
-  <w:footnote w:type="continuationSeparator" w:id="0">
-    <w:p>
-      <w:pPr>
-        <w:spacing w:after="0" w:line="240" w:lineRule="auto"/>
-      </w:pPr>
-      <w:r>
-        <w:continuationSeparator/>
-      </w:r>
-    </w:p>
-  </w:footnote>
-  <w:footnote w:id="1">
-    <w:p>
-      <w:pPr>
-        <w:pStyle w:val="Funotentext"/>
-        <w:rPr>
-          <w:lang w:val="en-US"/>
-        </w:rPr>
-      </w:pPr>
-      <w:r>
-        <w:rPr>
-          <w:rStyle w:val="Funotenzeichen"/>
-        </w:rPr>
-        <w:footnoteRef/>
-      </w:r>
-      <w:r>
-        <w:rPr>
-          <w:lang w:val="en-US"/>
-        </w:rPr>
-        <w:t xml:space="preserve"> </w:t>
-      </w:r>
-      <w:r>
-        <w:rPr>
-          <w:b/>
-          <w:lang w:val="en-US"/>
-        </w:rPr>
-        <w:t>Trelos</w:t>
-      </w:r>
-      <w:r>
-        <w:rPr>
-          <w:lang w:val="en-US"/>
-        </w:rPr>
-        <w:t xml:space="preserve"> [treˈlos]: Greek, </w:t>
-      </w:r>
-      <w:r>
-        <w:rPr>
-          <w:lang w:val="en-US"/>
-        </w:rPr>
-        <w:t>‘</w:t>
-      </w:r>
-      <w:r>
-        <w:rPr>
-          <w:lang w:val="en-US"/>
-        </w:rPr>
-        <w:t>fool</w:t>
-      </w:r>
-      <w:r>
-        <w:rPr>
-          <w:lang w:val="en-US"/>
-        </w:rPr>
-        <w:t>’</w:t>
-      </w:r>
-    </w:p>
-  </w:footnote>
-  <w:footnote w:id="2">
-    <w:p>
-      <w:pPr>
-        <w:pStyle w:val="Funotentext"/>
-        <w:rPr>
-          <w:lang w:val="en-US"/>
-        </w:rPr>
-      </w:pPr>
-      <w:r>
-        <w:rPr>
-          <w:rStyle w:val="Funotenzeichen"/>
-        </w:rPr>
-        <w:footnoteRef/>
-      </w:r>
-      <w:r>
-        <w:rPr>
-          <w:lang w:val="en-US"/>
-        </w:rPr>
-        <w:t xml:space="preserve"> </w:t>
-      </w:r>
-      <w:r>
-        <w:rPr>
-          <w:b/>
-          <w:lang w:val="en-US"/>
-        </w:rPr>
-        <w:t>Bixlmadam</w:t>
-      </w:r>
-      <w:r>
-        <w:rPr>
-          <w:lang w:val="en-US"/>
-        </w:rPr>
-        <w:t xml:space="preserve"> [ˈbɪksl̩ˌmaːdam]: woman dressing rich and s</w:t>
-      </w:r>
-      <w:r>
-        <w:rPr>
-          <w:lang w:val="en-US"/>
-        </w:rPr>
-        <w:t>plendorous but is poor in</w:t>
-      </w:r>
-      <w:r>
-        <w:rPr>
-          <w:lang w:val="en-US"/>
-        </w:rPr>
-        <w:t xml:space="preserve"> </w:t>
-      </w:r>
-      <w:r>
-        <w:rPr>
-          <w:lang w:val="en-US"/>
-        </w:rPr>
-        <w:t>reality</w:t>
-      </w:r>
-    </w:p>
-  </w:footnote>
-  <w:footnote w:id="3">
-    <w:p>
-      <w:pPr>
-        <w:pStyle w:val="Funotentext"/>
-        <w:rPr>
-          <w:lang w:val="en-US"/>
-        </w:rPr>
-      </w:pPr>
-      <w:r>
-        <w:rPr>
-          <w:rStyle w:val="Funotenzeichen"/>
-        </w:rPr>
-        <w:footnoteRef/>
-      </w:r>
-      <w:r>
-        <w:rPr>
-          <w:lang w:val="en-US"/>
-        </w:rPr>
-        <w:t xml:space="preserve"> Mitera [mi.tʁa]: Greek, </w:t>
-      </w:r>
-      <w:r>
-        <w:rPr>
-          <w:lang w:val="en-US"/>
-        </w:rPr>
-        <w:t>‚M</w:t>
-      </w:r>
-      <w:r>
-        <w:rPr>
-          <w:lang w:val="en-US"/>
-        </w:rPr>
-        <w:t>other</w:t>
-      </w:r>
-      <w:r>
-        <w:rPr>
-          <w:lang w:val="en-US"/>
-        </w:rPr>
-        <w:t>‘</w:t>
-      </w:r>
-    </w:p>
-  </w:footnote>
-</w:footnotes>
 </file>
 
 <file path=word/styles.xml><?xml version="1.0" encoding="utf-8"?>
@@ -1479,7 +2847,7 @@
     <w:link w:val="berschrift1Zchn"/>
     <w:uiPriority w:val="9"/>
     <w:qFormat/>
-    <w:rsid w:val="00CD4252"/>
+    <w:rsid w:val="00DF4655"/>
     <w:pPr>
       <w:keepNext/>
       <w:keepLines/>
@@ -1499,10 +2867,9 @@
     <w:next w:val="Standard"/>
     <w:link w:val="berschrift2Zchn"/>
     <w:uiPriority w:val="9"/>
-    <w:semiHidden/>
     <w:unhideWhenUsed/>
     <w:qFormat/>
-    <w:rsid w:val="00CD4252"/>
+    <w:rsid w:val="00DF4655"/>
     <w:pPr>
       <w:keepNext/>
       <w:keepLines/>
@@ -1525,7 +2892,7 @@
     <w:semiHidden/>
     <w:unhideWhenUsed/>
     <w:qFormat/>
-    <w:rsid w:val="00CD4252"/>
+    <w:rsid w:val="00DF4655"/>
     <w:pPr>
       <w:keepNext/>
       <w:keepLines/>
@@ -1548,7 +2915,7 @@
     <w:semiHidden/>
     <w:unhideWhenUsed/>
     <w:qFormat/>
-    <w:rsid w:val="00CD4252"/>
+    <w:rsid w:val="00DF4655"/>
     <w:pPr>
       <w:keepNext/>
       <w:keepLines/>
@@ -1571,7 +2938,7 @@
     <w:semiHidden/>
     <w:unhideWhenUsed/>
     <w:qFormat/>
-    <w:rsid w:val="00CD4252"/>
+    <w:rsid w:val="00DF4655"/>
     <w:pPr>
       <w:keepNext/>
       <w:keepLines/>
@@ -1592,7 +2959,7 @@
     <w:semiHidden/>
     <w:unhideWhenUsed/>
     <w:qFormat/>
-    <w:rsid w:val="00CD4252"/>
+    <w:rsid w:val="00DF4655"/>
     <w:pPr>
       <w:keepNext/>
       <w:keepLines/>
@@ -1615,7 +2982,7 @@
     <w:semiHidden/>
     <w:unhideWhenUsed/>
     <w:qFormat/>
-    <w:rsid w:val="00CD4252"/>
+    <w:rsid w:val="00DF4655"/>
     <w:pPr>
       <w:keepNext/>
       <w:keepLines/>
@@ -1636,7 +3003,7 @@
     <w:semiHidden/>
     <w:unhideWhenUsed/>
     <w:qFormat/>
-    <w:rsid w:val="00CD4252"/>
+    <w:rsid w:val="00DF4655"/>
     <w:pPr>
       <w:keepNext/>
       <w:keepLines/>
@@ -1659,7 +3026,7 @@
     <w:semiHidden/>
     <w:unhideWhenUsed/>
     <w:qFormat/>
-    <w:rsid w:val="00CD4252"/>
+    <w:rsid w:val="00DF4655"/>
     <w:pPr>
       <w:keepNext/>
       <w:keepLines/>
@@ -1703,7 +3070,7 @@
     <w:basedOn w:val="Absatz-Standardschriftart"/>
     <w:link w:val="berschrift1"/>
     <w:uiPriority w:val="9"/>
-    <w:rsid w:val="00CD4252"/>
+    <w:rsid w:val="00DF4655"/>
     <w:rPr>
       <w:rFonts w:asciiTheme="majorHAnsi" w:eastAsiaTheme="majorEastAsia" w:hAnsiTheme="majorHAnsi" w:cstheme="majorBidi"/>
       <w:color w:val="2F5496" w:themeColor="accent1" w:themeShade="BF"/>
@@ -1716,8 +3083,7 @@
     <w:basedOn w:val="Absatz-Standardschriftart"/>
     <w:link w:val="berschrift2"/>
     <w:uiPriority w:val="9"/>
-    <w:semiHidden/>
-    <w:rsid w:val="00CD4252"/>
+    <w:rsid w:val="00DF4655"/>
     <w:rPr>
       <w:rFonts w:asciiTheme="majorHAnsi" w:eastAsiaTheme="majorEastAsia" w:hAnsiTheme="majorHAnsi" w:cstheme="majorBidi"/>
       <w:color w:val="2F5496" w:themeColor="accent1" w:themeShade="BF"/>
@@ -1731,7 +3097,7 @@
     <w:link w:val="berschrift3"/>
     <w:uiPriority w:val="9"/>
     <w:semiHidden/>
-    <w:rsid w:val="00CD4252"/>
+    <w:rsid w:val="00DF4655"/>
     <w:rPr>
       <w:rFonts w:eastAsiaTheme="majorEastAsia" w:cstheme="majorBidi"/>
       <w:color w:val="2F5496" w:themeColor="accent1" w:themeShade="BF"/>
@@ -1745,7 +3111,7 @@
     <w:link w:val="berschrift4"/>
     <w:uiPriority w:val="9"/>
     <w:semiHidden/>
-    <w:rsid w:val="00CD4252"/>
+    <w:rsid w:val="00DF4655"/>
     <w:rPr>
       <w:rFonts w:eastAsiaTheme="majorEastAsia" w:cstheme="majorBidi"/>
       <w:i/>
@@ -1759,7 +3125,7 @@
     <w:link w:val="berschrift5"/>
     <w:uiPriority w:val="9"/>
     <w:semiHidden/>
-    <w:rsid w:val="00CD4252"/>
+    <w:rsid w:val="00DF4655"/>
     <w:rPr>
       <w:rFonts w:eastAsiaTheme="majorEastAsia" w:cstheme="majorBidi"/>
       <w:color w:val="2F5496" w:themeColor="accent1" w:themeShade="BF"/>
@@ -1771,7 +3137,7 @@
     <w:link w:val="berschrift6"/>
     <w:uiPriority w:val="9"/>
     <w:semiHidden/>
-    <w:rsid w:val="00CD4252"/>
+    <w:rsid w:val="00DF4655"/>
     <w:rPr>
       <w:rFonts w:eastAsiaTheme="majorEastAsia" w:cstheme="majorBidi"/>
       <w:i/>
@@ -1785,7 +3151,7 @@
     <w:link w:val="berschrift7"/>
     <w:uiPriority w:val="9"/>
     <w:semiHidden/>
-    <w:rsid w:val="00CD4252"/>
+    <w:rsid w:val="00DF4655"/>
     <w:rPr>
       <w:rFonts w:eastAsiaTheme="majorEastAsia" w:cstheme="majorBidi"/>
       <w:color w:val="595959" w:themeColor="text1" w:themeTint="A6"/>
@@ -1797,7 +3163,7 @@
     <w:link w:val="berschrift8"/>
     <w:uiPriority w:val="9"/>
     <w:semiHidden/>
-    <w:rsid w:val="00CD4252"/>
+    <w:rsid w:val="00DF4655"/>
     <w:rPr>
       <w:rFonts w:eastAsiaTheme="majorEastAsia" w:cstheme="majorBidi"/>
       <w:i/>
@@ -1811,7 +3177,7 @@
     <w:link w:val="berschrift9"/>
     <w:uiPriority w:val="9"/>
     <w:semiHidden/>
-    <w:rsid w:val="00CD4252"/>
+    <w:rsid w:val="00DF4655"/>
     <w:rPr>
       <w:rFonts w:eastAsiaTheme="majorEastAsia" w:cstheme="majorBidi"/>
       <w:color w:val="272727" w:themeColor="text1" w:themeTint="D8"/>
@@ -1824,7 +3190,7 @@
     <w:link w:val="TitelZchn"/>
     <w:uiPriority w:val="10"/>
     <w:qFormat/>
-    <w:rsid w:val="00CD4252"/>
+    <w:rsid w:val="00DF4655"/>
     <w:pPr>
       <w:spacing w:after="80" w:line="240" w:lineRule="auto"/>
       <w:contextualSpacing/>
@@ -1842,7 +3208,7 @@
     <w:basedOn w:val="Absatz-Standardschriftart"/>
     <w:link w:val="Titel"/>
     <w:uiPriority w:val="10"/>
-    <w:rsid w:val="00CD4252"/>
+    <w:rsid w:val="00DF4655"/>
     <w:rPr>
       <w:rFonts w:asciiTheme="majorHAnsi" w:eastAsiaTheme="majorEastAsia" w:hAnsiTheme="majorHAnsi" w:cstheme="majorBidi"/>
       <w:spacing w:val="-10"/>
@@ -1858,7 +3224,7 @@
     <w:link w:val="UntertitelZchn"/>
     <w:uiPriority w:val="11"/>
     <w:qFormat/>
-    <w:rsid w:val="00CD4252"/>
+    <w:rsid w:val="00DF4655"/>
     <w:pPr>
       <w:numPr>
         <w:ilvl w:val="1"/>
@@ -1877,7 +3243,7 @@
     <w:basedOn w:val="Absatz-Standardschriftart"/>
     <w:link w:val="Untertitel"/>
     <w:uiPriority w:val="11"/>
-    <w:rsid w:val="00CD4252"/>
+    <w:rsid w:val="00DF4655"/>
     <w:rPr>
       <w:rFonts w:eastAsiaTheme="majorEastAsia" w:cstheme="majorBidi"/>
       <w:color w:val="595959" w:themeColor="text1" w:themeTint="A6"/>
@@ -1893,7 +3259,7 @@
     <w:link w:val="ZitatZchn"/>
     <w:uiPriority w:val="29"/>
     <w:qFormat/>
-    <w:rsid w:val="00CD4252"/>
+    <w:rsid w:val="00DF4655"/>
     <w:pPr>
       <w:spacing w:before="160"/>
       <w:jc w:val="center"/>
@@ -1909,7 +3275,7 @@
     <w:basedOn w:val="Absatz-Standardschriftart"/>
     <w:link w:val="Zitat"/>
     <w:uiPriority w:val="29"/>
-    <w:rsid w:val="00CD4252"/>
+    <w:rsid w:val="00DF4655"/>
     <w:rPr>
       <w:i/>
       <w:iCs/>
@@ -1921,7 +3287,7 @@
     <w:basedOn w:val="Standard"/>
     <w:uiPriority w:val="34"/>
     <w:qFormat/>
-    <w:rsid w:val="00CD4252"/>
+    <w:rsid w:val="00DF4655"/>
     <w:pPr>
       <w:ind w:left="720"/>
       <w:contextualSpacing/>
@@ -1932,7 +3298,7 @@
     <w:basedOn w:val="Absatz-Standardschriftart"/>
     <w:uiPriority w:val="21"/>
     <w:qFormat/>
-    <w:rsid w:val="00CD4252"/>
+    <w:rsid w:val="00DF4655"/>
     <w:rPr>
       <w:i/>
       <w:iCs/>
@@ -1946,7 +3312,7 @@
     <w:link w:val="IntensivesZitatZchn"/>
     <w:uiPriority w:val="30"/>
     <w:qFormat/>
-    <w:rsid w:val="00CD4252"/>
+    <w:rsid w:val="00DF4655"/>
     <w:pPr>
       <w:pBdr>
         <w:top w:val="single" w:sz="4" w:space="10" w:color="2F5496" w:themeColor="accent1" w:themeShade="BF"/>
@@ -1967,7 +3333,7 @@
     <w:basedOn w:val="Absatz-Standardschriftart"/>
     <w:link w:val="IntensivesZitat"/>
     <w:uiPriority w:val="30"/>
-    <w:rsid w:val="00CD4252"/>
+    <w:rsid w:val="00DF4655"/>
     <w:rPr>
       <w:i/>
       <w:iCs/>
@@ -1979,52 +3345,13 @@
     <w:basedOn w:val="Absatz-Standardschriftart"/>
     <w:uiPriority w:val="32"/>
     <w:qFormat/>
-    <w:rsid w:val="00CD4252"/>
+    <w:rsid w:val="00DF4655"/>
     <w:rPr>
       <w:b/>
       <w:bCs/>
       <w:smallCaps/>
       <w:color w:val="2F5496" w:themeColor="accent1" w:themeShade="BF"/>
       <w:spacing w:val="5"/>
-    </w:rPr>
-  </w:style>
-  <w:style w:type="paragraph" w:styleId="Funotentext">
-    <w:name w:val="footnote text"/>
-    <w:basedOn w:val="Standard"/>
-    <w:link w:val="FunotentextZchn"/>
-    <w:uiPriority w:val="99"/>
-    <w:semiHidden/>
-    <w:unhideWhenUsed/>
-    <w:rsid w:val="00EF0EBA"/>
-    <w:pPr>
-      <w:spacing w:after="0" w:line="240" w:lineRule="auto"/>
-    </w:pPr>
-    <w:rPr>
-      <w:sz w:val="20"/>
-      <w:szCs w:val="20"/>
-    </w:rPr>
-  </w:style>
-  <w:style w:type="character" w:customStyle="1" w:styleId="FunotentextZchn">
-    <w:name w:val="Fußnotentext Zchn"/>
-    <w:basedOn w:val="Absatz-Standardschriftart"/>
-    <w:link w:val="Funotentext"/>
-    <w:uiPriority w:val="99"/>
-    <w:semiHidden/>
-    <w:rsid w:val="00EF0EBA"/>
-    <w:rPr>
-      <w:sz w:val="20"/>
-      <w:szCs w:val="20"/>
-    </w:rPr>
-  </w:style>
-  <w:style w:type="character" w:styleId="Funotenzeichen">
-    <w:name w:val="footnote reference"/>
-    <w:basedOn w:val="Absatz-Standardschriftart"/>
-    <w:uiPriority w:val="99"/>
-    <w:semiHidden/>
-    <w:unhideWhenUsed/>
-    <w:rsid w:val="00EF0EBA"/>
-    <w:rPr>
-      <w:vertAlign w:val="superscript"/>
     </w:rPr>
   </w:style>
 </w:styles>
@@ -2323,16 +3650,4 @@
     </a:ext>
   </a:extLst>
 </a:theme>
-</file>
-
-<file path=customXml/item1.xml><?xml version="1.0" encoding="utf-8"?>
-<b:Sources xmlns:b="http://schemas.openxmlformats.org/officeDocument/2006/bibliography" xmlns="http://schemas.openxmlformats.org/officeDocument/2006/bibliography" SelectedStyle="\APASixthEditionOfficeOnline.xsl" StyleName="APA" Version="6"/>
-</file>
-
-<file path=customXml/itemProps1.xml><?xml version="1.0" encoding="utf-8"?>
-<ds:datastoreItem xmlns:ds="http://schemas.openxmlformats.org/officeDocument/2006/customXml" ds:itemID="{F14B07AD-116B-4E02-9A47-C108605D32FB}">
-  <ds:schemaRefs>
-    <ds:schemaRef ds:uri="http://schemas.openxmlformats.org/officeDocument/2006/bibliography"/>
-  </ds:schemaRefs>
-</ds:datastoreItem>
 </file>